--- a/Dashboard/hibrit-video-arama-sistemi-oneri-raporu.docx
+++ b/Dashboard/hibrit-video-arama-sistemi-oneri-raporu.docx
@@ -5,7 +5,7 @@
     <w:p>
       <w:pPr>
         <w:pStyle w:val="Normal"/>
-        <w:spacing w:before="2000" w:after="200"/>
+        <w:spacing w:before="1800" w:after="200"/>
         <w:jc w:val="center"/>
         <w:rPr/>
       </w:pPr>
@@ -24,7 +24,7 @@
     <w:p>
       <w:pPr>
         <w:pStyle w:val="Normal"/>
-        <w:spacing w:before="0" w:after="600"/>
+        <w:spacing w:before="0" w:after="200"/>
         <w:jc w:val="center"/>
         <w:rPr/>
       </w:pPr>
@@ -113,25 +113,16 @@
           <w:sz w:val="22"/>
           <w:szCs w:val="22"/>
         </w:rPr>
-        <w:t>Doğal dil sorgusuna karşılık video kimliği ve zaman aralığı listesi</w:t>
+        <w:t>Doğal dil sorgusuna karşılık video kimliği ve zaman aralığı listesi.</w:t>
+      </w:r>
+      <w:r>
+        <w:br w:type="page"/>
       </w:r>
     </w:p>
     <w:p>
       <w:pPr>
         <w:pStyle w:val="Normal"/>
-        <w:rPr/>
-      </w:pPr>
-      <w:r>
-        <w:rPr/>
-        <w:br/>
-      </w:r>
-      <w:r>
-        <w:br w:type="page"/>
-      </w:r>
-    </w:p>
-    <w:p>
-      <w:pPr>
-        <w:pStyle w:val="Normal"/>
+        <w:spacing w:before="0" w:after="0"/>
         <w:rPr/>
       </w:pPr>
       <w:r>
@@ -162,7 +153,42 @@
           <w:sz w:val="22"/>
           <w:szCs w:val="22"/>
         </w:rPr>
-        <w:t>Mevcut sistem, videoları saniyede bir kare CLIP embedding'iyle temsil etmekte ve tüm sorgu yükünü tek bir semantik vektör katmanına yüklemektedir. Önerilen hibrit sistem üç temel değişiklik getirmektedir: kare yerine 8 saniyelik klip embedding'i (video-native model, InternVideo2), telemetriden otomatik türetilen deterministik filtre kolonları (hız, güneş açısı, deniz/kara, irtifa, sensör tipi vb.) ve sorguyu bu iki katmana paylaştıran bir LLM ayrıştırıcı.</w:t>
+        <w:t>Mevcut sistem, videoları saniyede bir kare CLIP embedding'iyle temsil etmekte ve tüm sorgu yükünü tek bir semantik vektör katmanına yüklemektedir. Önerilen hibrit sistem üç temel değişiklik getirmektedir: kare yerine 8 saniyelik klip embedding'i (temporal modelleme eklenmiş açık model, X-CLIP), telemetriden otomatik türetilen deterministik filtre kolonları (hız, güneş açısı, deniz/kara, irtifa, sensör tipi vb.) ve sorguyu bu iki katmana paylaştıran bir LLM ayrıştırıcı.</w:t>
+      </w:r>
+    </w:p>
+    <w:p>
+      <w:pPr>
+        <w:pStyle w:val="Normal"/>
+        <w:pBdr>
+          <w:left w:val="single" w:sz="18" w:space="8" w:color="2E6E85"/>
+        </w:pBdr>
+        <w:shd w:val="clear" w:fill="F2F6F8"/>
+        <w:spacing w:lineRule="exact" w:line="280" w:before="0" w:after="160"/>
+        <w:ind w:left="120"/>
+        <w:jc w:val="both"/>
+        <w:rPr/>
+      </w:pPr>
+      <w:r>
+        <w:rPr>
+          <w:rFonts w:eastAsia="Calibri" w:cs="Calibri"/>
+          <w:b/>
+          <w:bCs/>
+          <w:i/>
+          <w:iCs/>
+          <w:sz w:val="20"/>
+          <w:szCs w:val="20"/>
+        </w:rPr>
+        <w:t xml:space="preserve">Terminoloji notu: </w:t>
+      </w:r>
+      <w:r>
+        <w:rPr>
+          <w:rFonts w:eastAsia="Calibri" w:cs="Calibri"/>
+          <w:i/>
+          <w:iCs/>
+          <w:sz w:val="20"/>
+          <w:szCs w:val="20"/>
+        </w:rPr>
+        <w:t>Mevcut sistemin kullandığı düz kare-bazlı CLIP ile önerilen sistemin kullandığı X-CLIP aynı davranmaz. X-CLIP, CLIP'in görüntü-metin temsiline çapraz-kare dikkat (cross-frame attention) katmanı ekleyerek kareler arasındaki zamansal ilişkiyi (hareket, yön değişimi) modelleyebilir; düz kare-bazlı CLIP bunu yapamaz, her kareyi birbirinden bağımsız değerlendirir. İsim benzerliği bir uygulama tuzağı da barındırır: HuggingFace'teki "microsoft/xclip" modeli Kinetics video sınıflandırması için eğitilmiştir ve retrieval için tasarlanmamıştır; önerilen model, Ma vd. (2022) tarafından tanımlanan ve retrieval'a özel çoklu-granülerlik kontrastif mimariyi (AOSM modülü) kullanan orijinal X-CLIP'tir (MIT lisanslı, github.com/xuguohai/X-CLIP).</w:t>
       </w:r>
     </w:p>
     <w:p>
@@ -178,7 +204,7 @@
           <w:sz w:val="22"/>
           <w:szCs w:val="22"/>
         </w:rPr>
-        <w:t>Sayısal özet: sıcak arama katmanı 1.875 GB'den 499 GB'ye iner (3,8 kat), bileşik sorgularda beklenen isabet (precision@10) %30-50 bandından %80-95 bandına çıkar, sayısal/eşikli sorgular ("200 km/s üstü", "500 m altı") ilk kez cevaplanabilir hale gelir. Bedeli, tek seferlik ingest maliyetinde ~%30 artış ve işletilecek bileşen sayısında artıştır. Sıkıştırma uygulandığında hibrit sistemin sıcak RAM ihtiyacı ~33 GB'a kadar düşerken doğruluk garantilerinin ana taşıyıcısı (SQL filtreleri) kayıpsız kaldığı için isabet kaybı yalnızca semantik artık katmanında ve %1-3 düzeyinde kalır; mevcut sistemde ise aynı sıkıştırma, doğruluğun tamamını taşıyan tek katmanı inceltir.</w:t>
+        <w:t>Sayısal özet: sıcak arama katmanı 1.875 GB'den ~343 GB'ye iner (yaklaşık 5,5 kat; X-CLIP'in 512 boyutlu vektörü sayesinde önceki tahminden de küçük), bileşik sorgularda beklenen isabet mevcut sistemin %30-50 bandına göre yapısal olarak üstün kalır, sayısal/eşikli sorgular ("200 km/s üstü", "500 m altı") ilk kez cevaplanabilir hale gelir. Bedeli, tek seferlik ingest maliyetinde artış ve işletilecek bileşen sayısında artıştır. Sıkıştırma uygulandığında hibrit sistemin sıcak RAM ihtiyacı ~17 GB'a kadar düşerken doğruluk garantilerinin ana taşıyıcısı (SQL filtreleri) kayıpsız kaldığı için isabet kaybı yalnızca semantik artık katmanında kalır; mevcut sistemde ise aynı sıkıştırma, doğruluğun tamamını taşıyan tek katmanı inceltir.</w:t>
       </w:r>
     </w:p>
     <w:p>
@@ -194,7 +220,7 @@
           <w:sz w:val="22"/>
           <w:szCs w:val="22"/>
         </w:rPr>
-        <w:t>Öneri: iki modelin altın set üzerinde karşılaştırmalı ölçümüyle başlayan, çift kolonlu kademeli geçiş (2-4 hafta backfill, 16-32 GPU) sonunda mevcut CLIP katmanının emekli edilmesidir.</w:t>
+        <w:t>Öneri: X-CLIP'in kendi altın setinizle doğrulanmasıyla başlayan, çift kolonlu kademeli geçiş sonunda mevcut CLIP katmanının emekli edilmesidir. Bu sürümdeki model değişikliğinin kendisi, raporun önerdiği doğrulama disiplininin (altın set gate) neden atlanmaması gerektiğinin somut bir kanıtıdır.</w:t>
       </w:r>
     </w:p>
     <w:p>
@@ -205,11 +231,7 @@
       </w:pPr>
       <w:r>
         <w:rPr/>
-        <w:t xml:space="preserve">2. Önerilen Sistemin Baştan Sona </w:t>
-      </w:r>
-      <w:r>
-        <w:rPr/>
-        <w:t>Çalışması</w:t>
+        <w:t>2. Önerilen Sistemin Baştan Sona Çalışışı</w:t>
       </w:r>
     </w:p>
     <w:p>
@@ -262,23 +284,7 @@
           <w:sz w:val="22"/>
           <w:szCs w:val="22"/>
         </w:rPr>
-        <w:t xml:space="preserve">Orijinal video bir kez okunarak 240-360p HEVC "model proxy'si" üretilir. </w:t>
-      </w:r>
-      <w:r>
-        <w:rPr>
-          <w:rFonts w:eastAsia="Calibri" w:cs="Calibri"/>
-          <w:sz w:val="22"/>
-          <w:szCs w:val="22"/>
-        </w:rPr>
-        <w:t>Bu kopya</w:t>
-      </w:r>
-      <w:r>
-        <w:rPr>
-          <w:rFonts w:eastAsia="Calibri" w:cs="Calibri"/>
-          <w:sz w:val="22"/>
-          <w:szCs w:val="22"/>
-        </w:rPr>
-        <w:t xml:space="preserve"> model tüketimi (embedding, detektör, rerank) ve gelecekteki backfill'lerin ~10 kat ucuz decode'u içindir. Kalıcı tutulması opsiyoneldir (bkz. Bölüm 5.3).</w:t>
+        <w:t>Orijinal video bir kez okunarak 240-360p HEVC "model proxy'si" üretilir. Bu kopya insan izlemesi için değil, model tüketimi (embedding, detektör, rerank) ve gelecekteki backfill'lerin ~10 kat ucuz decode'u içindir. Kalıcı tutulması opsiyoneldir (bkz. Bölüm 5.3).</w:t>
       </w:r>
     </w:p>
     <w:p>
@@ -304,7 +310,7 @@
           <w:sz w:val="22"/>
           <w:szCs w:val="22"/>
         </w:rPr>
-        <w:t>Uçuş logu ayrıştırılır; video 8 sn pencere / 4 sn kaydırma ile klip pencerelerine bölünür ve her pencere için türetilmiş alanlar otomatik hesaplanır: ortalama hız, yerden yükseklik, güneş yükseklik açısı (astronomik hesap; "gece/günbatımı" kavramlarının kesin karşılığı), deniz/kara durumu (point-in-polygon), sensör tipi. Ham telemetri özeti (lat/lon, heading, gimbal) de satıra yazılır, gelecekte öngörülmeyen filtrelerin videoya dokunmadan türetilebilmesi için sigortadır. Hiçbir alan elle girilmez.</w:t>
+        <w:t>Uçuş logu ayrıştırılır; video 8 sn pencere / 4 sn kaydırma ile klip pencerelerine bölünür ve her pencere için türetilmiş alanlar otomatik hesaplanır: ortalama hız, yerden yükseklik, güneş yükseklik açısı, deniz/kara durumu, sensör tipi. Ham telemetri özeti de satıra yazılır. Hiçbir alan elle girilmez.</w:t>
       </w:r>
     </w:p>
     <w:p>
@@ -322,7 +328,7 @@
           <w:sz w:val="22"/>
           <w:szCs w:val="22"/>
         </w:rPr>
-        <w:t xml:space="preserve">Aktivite 3: Klip embedding (InternVideo2, Triton): </w:t>
+        <w:t xml:space="preserve">Aktivite 3: Klip embedding (X-CLIP, Triton üzerinde): </w:t>
       </w:r>
       <w:r>
         <w:rPr>
@@ -330,7 +336,7 @@
           <w:sz w:val="22"/>
           <w:szCs w:val="22"/>
         </w:rPr>
-        <w:t>Her 8 sn'lik pencere, video-native modelden geçirilerek 768 boyutlu tek vektöre dönüştürülür. Model, metin ve videoyu aynı uzaya gömer; "takip eden", "alçalan", "hızla ilerleyen" gibi hareket kavramlarını temsil edebilmesi, kare bazlı CLIP'e karşı temel üstünlüğüdür.</w:t>
+        <w:t>Her 8 sn'lik pencereden örneklenen kareler, çapraz-kare dikkat katmanından geçirilerek 512 boyutlu tek vektöre dönüştürülür. Metin ve video aynı uzaya gömülür; "takip eden", "alçalan" gibi hareket kavramlarının kısmen temsil edilebilmesi, düz kare-bazlı CLIP'e karşı temel farktır. Triton, embedding modelini (autoregressive olmayan, ileri-beslemeli bir kodlayıcı) servisler; bu görev vLLM/SGLang'ın alanına girmez, onlar metin üretimi yapan LLM/VLM'ler için kullanılır (bkz. Bölüm 3.3.3).</w:t>
       </w:r>
     </w:p>
     <w:p>
@@ -348,17 +354,7 @@
           <w:sz w:val="22"/>
           <w:szCs w:val="22"/>
         </w:rPr>
-        <w:t xml:space="preserve">(Opsiyonel) </w:t>
-      </w:r>
-      <w:r>
-        <w:rPr>
-          <w:rFonts w:eastAsia="Calibri" w:cs="Calibri"/>
-          <w:b/>
-          <w:bCs/>
-          <w:sz w:val="22"/>
-          <w:szCs w:val="22"/>
-        </w:rPr>
-        <w:t xml:space="preserve">Aktivite 3.5: Terfi etmiş görsel alanlar (YOLOv8, IR fine-tune): </w:t>
+        <w:t xml:space="preserve">(Opsiyonel) Aktivite 3.5: Terfi etmiş görsel alanlar (YOLO26, IR fine-tune): </w:t>
       </w:r>
       <w:r>
         <w:rPr>
@@ -418,7 +414,7 @@
           <w:sz w:val="22"/>
           <w:szCs w:val="22"/>
         </w:rPr>
-        <w:t>Tüm alanlar tek satır halinde ClickHouse clips tablosuna girer: (video_id, t_start, t_end, embedding, sensor_type, avg_speed_kmh, sun_elevation, over_sea, agl_m, vehicle_count, caption, ham telemetri...). Vektör üzerinde HNSW (vector_similarity) indeksi bulunur. PostgreSQL'de ingest durumu kapatılır. Tek video için uçtan uca süre ~15 dk; 8 GPU'lu bir node günde ~7.500 saat video sindirebilir.</w:t>
+        <w:t>Tüm alanlar tek satır halinde ClickHouse clips tablosuna girer: (video_id, t_start, t_end, embedding, sensor_type, avg_speed_kmh, sun_elevation, over_sea, agl_m, vehicle_count, caption, ham telemetri...). Vektör üzerinde HNSW (vector_similarity) indeksi bulunur. PostgreSQL'de ingest durumu kapatılır.</w:t>
       </w:r>
     </w:p>
     <w:p>
@@ -475,7 +471,7 @@
           <w:sz w:val="22"/>
           <w:szCs w:val="22"/>
         </w:rPr>
-        <w:t xml:space="preserve">Adım 1: LLM ayrıştırma (Qwen 14B + xgrammar şema zorlama, ~300 ms): </w:t>
+        <w:t xml:space="preserve">Adım 1: LLM ayrıştırma (Qwen 14B + xgrammar şema zorlama): </w:t>
       </w:r>
       <w:r>
         <w:rPr>
@@ -483,7 +479,7 @@
           <w:sz w:val="22"/>
           <w:szCs w:val="22"/>
         </w:rPr>
-        <w:t>Sorgu, alan kataloğunu içeren prompt ile yapısal filtrelere ve semantik artığa ayrılır: sensor_type='IR', sun_elevation &lt; -12, agl_m &lt; 500, vehicle_count &gt;= 3 + serbest metin. Katalogda karşılığı olmayan kavramlar hata üretmez; olduğu gibi semantik aramaya düşer, filtreler bir optimizasyon ve kesinlik katmanıdır, zorunluluk değildir.</w:t>
+        <w:t>Sorgu, alan kataloğunu içeren prompt ile yapısal filtrelere ve semantik artığa ayrılır. Katalogda karşılığı olmayan kavramlar hata üretmez; olduğu gibi semantik aramaya düşer, filtreler bir optimizasyon ve kesinlik katmanıdır, zorunluluk değildir.</w:t>
       </w:r>
     </w:p>
     <w:p>
@@ -501,7 +497,7 @@
           <w:sz w:val="22"/>
           <w:szCs w:val="22"/>
         </w:rPr>
-        <w:t xml:space="preserve">Adım 2: Hibrit arama (ClickHouse, tek sorgu, ~200-400 ms): </w:t>
+        <w:t xml:space="preserve">Adım 2: Hibrit arama (ClickHouse, tek sorgu): </w:t>
       </w:r>
       <w:r>
         <w:rPr>
@@ -509,7 +505,7 @@
           <w:sz w:val="22"/>
           <w:szCs w:val="22"/>
         </w:rPr>
-        <w:t>Filtreler skip index'lerle 270 milyon klibi ~35 bin adaya indirir; ANN/kesin vektör karşılaştırması bu küçük kümede koşar; caption'da anahtar kelime eşleşmesi hafif skor bonusu verir. Vektör ile filtre kolonları aynı satırda yaşadığı için ayrı vektör veritabanlarındaki pre-filter/post-filter ikilemi oluşmaz.</w:t>
+        <w:t>Filtreler skip index'lerle 270 milyon klibi küçük bir aday kümesine indirir; ANN/kesin vektör karşılaştırması bu küçük kümede koşar; caption'da anahtar kelime eşleşmesi hafif skor bonusu verir. Vektör ile filtre kolonları aynı satırda yaşadığı için ayrı vektör veritabanlarındaki pre-filter/post-filter ikilemi oluşmaz.</w:t>
       </w:r>
     </w:p>
     <w:p>
@@ -535,7 +531,7 @@
           <w:sz w:val="22"/>
           <w:szCs w:val="22"/>
         </w:rPr>
-        <w:t>Eşleşen ardışık pencereler, ≤10 sn boşluk toleransıyla sürekli zaman aralıklarına birleştirilir; 1-2 pencerelik yalnız eşleşmeler gürültü olarak elenir. Çıktı doğrudan istenen formattır: akinci_gorev_7702  0:52:32–0:54:48  (skor 0.93).</w:t>
+        <w:t>Eşleşen ardışık pencereler, ≤10 sn boşluk toleransıyla sürekli zaman aralıklarına birleştirilir. Çıktı doğrudan istenen formattır: akinci_gorev_7702  0:52:32–0:54:48  (skor 0.93).</w:t>
       </w:r>
     </w:p>
     <w:p>
@@ -553,7 +549,7 @@
           <w:sz w:val="22"/>
           <w:szCs w:val="22"/>
         </w:rPr>
-        <w:t xml:space="preserve">Adım 4: Opsiyonel rerank (Qwen2.5-VL, ~8-10 sn): </w:t>
+        <w:t xml:space="preserve">Adım 4: Opsiyonel rerank (Qwen2.5-VL): </w:t>
       </w:r>
       <w:r>
         <w:rPr>
@@ -561,7 +557,7 @@
           <w:sz w:val="22"/>
           <w:szCs w:val="22"/>
         </w:rPr>
-        <w:t>Yüksek kesinlik istendiğinde top 10-20 adayın klipleri VLM'e doğrulatılır; embedding'in görsel benzerlik yanılgıları (örn. park halindeki araçları "konvoy" sanması) bu adımda ayıklanır.</w:t>
+        <w:t>Yüksek kesinlik istendiğinde top 10-20 adayın klipleri VLM'e doğrulatılır; embedding'in görsel benzerlik yanılgıları bu adımda ayıklanır. X-CLIP'in ham semantik kalitesi InternVideo2 varsayımına göre daha temkinli olduğundan (bkz. Bölüm 3.1), rerank adımının önemi bu sürümde arttı.</w:t>
       </w:r>
     </w:p>
     <w:p>
@@ -577,7 +573,7 @@
           <w:sz w:val="22"/>
           <w:szCs w:val="22"/>
         </w:rPr>
-        <w:t>Sorgu hattının hiçbir adımı video dosyalarına dokunmaz; arama tamamen ~500 GB'lik sayısal katman üzerinde döner. Orijinal 1,5 PB bu sayede bütünüyle soğuk/arşiv depolama sınıfına taşınabilir.</w:t>
+        <w:t>Sorgu hattının hiçbir adımı video dosyalarına dokunmaz; arama tamamen sayısal katman üzerinde döner. Orijinal 1,5 PB bu sayede bütünüyle soğuk/arşiv depolama sınıfına taşınabilir.</w:t>
       </w:r>
     </w:p>
     <w:p>
@@ -589,6 +585,17 @@
       <w:r>
         <w:rPr/>
         <w:t>3. Teknoloji Yığını</w:t>
+      </w:r>
+    </w:p>
+    <w:p>
+      <w:pPr>
+        <w:pStyle w:val="Heading2"/>
+        <w:spacing w:before="280" w:after="120"/>
+        <w:rPr/>
+      </w:pPr>
+      <w:r>
+        <w:rPr/>
+        <w:t>3.1 Ana teknoloji tablosu</w:t>
       </w:r>
     </w:p>
     <w:p>
@@ -604,7 +611,7 @@
           <w:sz w:val="22"/>
           <w:szCs w:val="22"/>
         </w:rPr>
-        <w:t>Sistem, İHA görüntüsünün hassasiyeti gözetilerek uçtan uca on-prem çalışabilen açık model ve bileşenlerle tasarlanmıştır. Aşağıdaki tablo her bileşenin görevini ve seçim gerekçesini özetler.</w:t>
+        <w:t>Sistem, İHA görüntüsünün hassasiyeti gözetilerek uçtan uca on-prem çalışabilen açık model ve bileşenlerle tasarlanmıştır.</w:t>
       </w:r>
     </w:p>
     <w:tbl>
@@ -1009,7 +1016,7 @@
                 <w:sz w:val="18"/>
                 <w:szCs w:val="18"/>
               </w:rPr>
-              <w:t>Checkpoint + heartbeat ile çöken iş kaldığı pencereden devam eder; petabayt backfill'inde haftalar kazandırır</w:t>
+              <w:t>Checkpoint + heartbeat ile çöken iş kaldığı pencereden devam eder</w:t>
             </w:r>
           </w:p>
         </w:tc>
@@ -1076,7 +1083,7 @@
                 <w:sz w:val="18"/>
                 <w:szCs w:val="18"/>
               </w:rPr>
-              <w:t>InternVideo2 (alternatif: LanguageBind; statik yedek: SigLIP 2)</w:t>
+              <w:t>X-CLIP (MIT lisans, retrieval-özel AOSM varyantı)</w:t>
             </w:r>
           </w:p>
         </w:tc>
@@ -1108,7 +1115,7 @@
                 <w:sz w:val="18"/>
                 <w:szCs w:val="18"/>
               </w:rPr>
-              <w:t>Açık modeller içinde metin→video retrieval'da en güçlülerden; hareket kavramlarını temsil eder</w:t>
+              <w:t>Bağımsız testte en iyi self-hosted seçenek; 512 boyutlu vektör, çapraz-kare dikkatle temel hareket temsili</w:t>
             </w:r>
           </w:p>
         </w:tc>
@@ -1207,7 +1214,7 @@
                 <w:sz w:val="18"/>
                 <w:szCs w:val="18"/>
               </w:rPr>
-              <w:t>Otomatik batch'leme; 270M klipte %20-30 throughput farkı haftalar demektir</w:t>
+              <w:t>Otomatik batch'leme; encoder-tipi modeller için (LLM değil) doğru araç</w:t>
             </w:r>
           </w:p>
         </w:tc>
@@ -1306,7 +1313,7 @@
                 <w:sz w:val="18"/>
                 <w:szCs w:val="18"/>
               </w:rPr>
-              <w:t>Açık VLM'lerde video anlama ve çok dilli performans; on-prem yüksek throughput</w:t>
+              <w:t>Açık VLM'lerde video anlama ve çok dilli performans</w:t>
             </w:r>
           </w:p>
         </w:tc>
@@ -1373,7 +1380,7 @@
                 <w:sz w:val="18"/>
                 <w:szCs w:val="18"/>
               </w:rPr>
-              <w:t>Qwen 14B + xgrammar yapısal çıktı</w:t>
+              <w:t>Qwen 14B + xgrammar yapısal çıktı, SGLang üzerinde</w:t>
             </w:r>
           </w:p>
         </w:tc>
@@ -1405,7 +1412,7 @@
                 <w:sz w:val="18"/>
                 <w:szCs w:val="18"/>
               </w:rPr>
-              <w:t>Dar görev (sorgu→JSON) için küçük model yeterli; şema zorlama bozuk çıktıyı imkânsızlaştırır</w:t>
+              <w:t>Dar görev için küçük model yeterli; tekrarlayan sistem promptu SGLang'ın RadixAttention'ından fayda görür (bkz. 3.3.3)</w:t>
             </w:r>
           </w:p>
         </w:tc>
@@ -1472,7 +1479,7 @@
                 <w:sz w:val="18"/>
                 <w:szCs w:val="18"/>
               </w:rPr>
-              <w:t>YOLOv8 (IR için fine-tune)</w:t>
+              <w:t>YOLO26 (IR için fine-tune)</w:t>
             </w:r>
           </w:p>
         </w:tc>
@@ -1504,7 +1511,7 @@
                 <w:sz w:val="18"/>
                 <w:szCs w:val="18"/>
               </w:rPr>
-              <w:t>Terfi mekanizması: sık sorulan görsel kavramları kesin sayısal kolona çevirir</w:t>
+              <w:t>Güncel nesil (Ocak 2026); NMS-free, küçük nesne doğruluğu iyileştirilmiş — uzak/küçük araç-gemi tespiti için uygun</w:t>
             </w:r>
           </w:p>
         </w:tc>
@@ -1638,17 +1645,7 @@
                 <w:sz w:val="18"/>
                 <w:szCs w:val="18"/>
               </w:rPr>
-              <w:t>*</w:t>
-            </w:r>
-            <w:r>
-              <w:rPr>
-                <w:rFonts w:eastAsia="Calibri" w:cs="Calibri"/>
-                <w:b w:val="false"/>
-                <w:bCs w:val="false"/>
-                <w:sz w:val="18"/>
-                <w:szCs w:val="18"/>
-              </w:rPr>
-              <w:t>Güneş açısı hesabı</w:t>
+              <w:t>*Güneş açısı hesabı</w:t>
             </w:r>
           </w:p>
         </w:tc>
@@ -1712,7 +1709,7 @@
                 <w:sz w:val="18"/>
                 <w:szCs w:val="18"/>
               </w:rPr>
-              <w:t>"Gece/günbatımı" kavramlarının deterministik karşılığı; saf astronomik hesap</w:t>
+              <w:t>Saf astronomik hesap, kütüphane olgun</w:t>
             </w:r>
           </w:p>
         </w:tc>
@@ -1747,17 +1744,7 @@
                 <w:sz w:val="18"/>
                 <w:szCs w:val="18"/>
               </w:rPr>
-              <w:t>*</w:t>
-            </w:r>
-            <w:r>
-              <w:rPr>
-                <w:rFonts w:eastAsia="Calibri" w:cs="Calibri"/>
-                <w:b w:val="false"/>
-                <w:bCs w:val="false"/>
-                <w:sz w:val="18"/>
-                <w:szCs w:val="18"/>
-              </w:rPr>
-              <w:t>Deniz/kara geofence</w:t>
+              <w:t>*Deniz/kara geofence</w:t>
             </w:r>
           </w:p>
         </w:tc>
@@ -1920,7 +1907,7 @@
                 <w:sz w:val="18"/>
                 <w:szCs w:val="18"/>
               </w:rPr>
-              <w:t>ANN ve SQL filtresi tek sorguda; ayrı vektör DB'nin senkronizasyon ve operasyon yükü yok</w:t>
+              <w:t>ANN ve SQL filtresi tek sorguda; ayrı vektör DB'nin senkronizasyon yükü yok (alternatif değerlendirmesi: 3.3.1)</w:t>
             </w:r>
           </w:p>
         </w:tc>
@@ -2416,6 +2403,833 @@
                 <w:szCs w:val="18"/>
               </w:rPr>
               <w:t>İngest throughput, telemetri kapsaması, sorgu logları (terfi sinyali)</w:t>
+            </w:r>
+          </w:p>
+        </w:tc>
+      </w:tr>
+    </w:tbl>
+    <w:p>
+      <w:pPr>
+        <w:pStyle w:val="Heading2"/>
+        <w:spacing w:before="280" w:after="120"/>
+        <w:rPr/>
+      </w:pPr>
+      <w:r>
+        <w:rPr/>
+        <w:t>3.2 Diğer teknolojiler için karşılaştırma</w:t>
+      </w:r>
+    </w:p>
+    <w:p>
+      <w:pPr>
+        <w:pStyle w:val="Normal"/>
+        <w:spacing w:lineRule="exact" w:line="300" w:before="0" w:after="160"/>
+        <w:jc w:val="both"/>
+        <w:rPr/>
+      </w:pPr>
+      <w:r>
+        <w:rPr>
+          <w:rFonts w:eastAsia="Calibri" w:cs="Calibri"/>
+          <w:sz w:val="22"/>
+          <w:szCs w:val="22"/>
+        </w:rPr>
+        <w:t>Aşağıda yığındaki dört bileşen kategorisi güncel kaynaklarla doğrulanmış karşılaştırmalarla, geri kalanı mimari akıl yürütmeyle değerlendirilmiştir.</w:t>
+      </w:r>
+    </w:p>
+    <w:p>
+      <w:pPr>
+        <w:pStyle w:val="Heading3"/>
+        <w:spacing w:before="220" w:after="100"/>
+        <w:rPr/>
+      </w:pPr>
+      <w:r>
+        <w:rPr/>
+        <w:t>3.2.1 Vektör + filtre arama katmanı</w:t>
+      </w:r>
+    </w:p>
+    <w:tbl>
+      <w:tblPr>
+        <w:tblW w:w="9000" w:type="dxa"/>
+        <w:jc w:val="left"/>
+        <w:tblInd w:w="0" w:type="dxa"/>
+        <w:tblLayout w:type="fixed"/>
+        <w:tblCellMar>
+          <w:top w:w="60" w:type="dxa"/>
+          <w:left w:w="100" w:type="dxa"/>
+          <w:bottom w:w="60" w:type="dxa"/>
+          <w:right w:w="100" w:type="dxa"/>
+        </w:tblCellMar>
+      </w:tblPr>
+      <w:tblGrid>
+        <w:gridCol w:w="2199"/>
+        <w:gridCol w:w="2400"/>
+        <w:gridCol w:w="2201"/>
+        <w:gridCol w:w="2199"/>
+      </w:tblGrid>
+      <w:tr>
+        <w:trPr>
+          <w:tblHeader w:val="true"/>
+        </w:trPr>
+        <w:tc>
+          <w:tcPr>
+            <w:tcW w:w="2199" w:type="dxa"/>
+            <w:tcBorders>
+              <w:top w:val="single" w:sz="4" w:space="0" w:color="BFBFBF"/>
+              <w:left w:val="single" w:sz="4" w:space="0" w:color="BFBFBF"/>
+              <w:bottom w:val="single" w:sz="4" w:space="0" w:color="BFBFBF"/>
+              <w:right w:val="single" w:sz="4" w:space="0" w:color="BFBFBF"/>
+            </w:tcBorders>
+            <w:shd w:fill="DDE8ED" w:val="clear"/>
+          </w:tcPr>
+          <w:p>
+            <w:pPr>
+              <w:pStyle w:val="Normal"/>
+              <w:spacing w:before="40" w:after="40"/>
+              <w:rPr/>
+            </w:pPr>
+            <w:r>
+              <w:rPr/>
+            </w:r>
+          </w:p>
+        </w:tc>
+        <w:tc>
+          <w:tcPr>
+            <w:tcW w:w="2400" w:type="dxa"/>
+            <w:tcBorders>
+              <w:top w:val="single" w:sz="4" w:space="0" w:color="BFBFBF"/>
+              <w:left w:val="single" w:sz="4" w:space="0" w:color="BFBFBF"/>
+              <w:bottom w:val="single" w:sz="4" w:space="0" w:color="BFBFBF"/>
+              <w:right w:val="single" w:sz="4" w:space="0" w:color="BFBFBF"/>
+            </w:tcBorders>
+            <w:shd w:fill="DDE8ED" w:val="clear"/>
+          </w:tcPr>
+          <w:p>
+            <w:pPr>
+              <w:pStyle w:val="Normal"/>
+              <w:spacing w:before="40" w:after="40"/>
+              <w:rPr/>
+            </w:pPr>
+            <w:r>
+              <w:rPr>
+                <w:rFonts w:eastAsia="Calibri" w:cs="Calibri"/>
+                <w:b/>
+                <w:bCs/>
+                <w:sz w:val="18"/>
+                <w:szCs w:val="18"/>
+              </w:rPr>
+              <w:t>ClickHouse (seçili)</w:t>
+            </w:r>
+          </w:p>
+        </w:tc>
+        <w:tc>
+          <w:tcPr>
+            <w:tcW w:w="2201" w:type="dxa"/>
+            <w:tcBorders>
+              <w:top w:val="single" w:sz="4" w:space="0" w:color="BFBFBF"/>
+              <w:left w:val="single" w:sz="4" w:space="0" w:color="BFBFBF"/>
+              <w:bottom w:val="single" w:sz="4" w:space="0" w:color="BFBFBF"/>
+              <w:right w:val="single" w:sz="4" w:space="0" w:color="BFBFBF"/>
+            </w:tcBorders>
+            <w:shd w:fill="DDE8ED" w:val="clear"/>
+          </w:tcPr>
+          <w:p>
+            <w:pPr>
+              <w:pStyle w:val="Normal"/>
+              <w:spacing w:before="40" w:after="40"/>
+              <w:rPr/>
+            </w:pPr>
+            <w:r>
+              <w:rPr>
+                <w:rFonts w:eastAsia="Calibri" w:cs="Calibri"/>
+                <w:b/>
+                <w:bCs/>
+                <w:sz w:val="18"/>
+                <w:szCs w:val="18"/>
+              </w:rPr>
+              <w:t>Qdrant</w:t>
+            </w:r>
+          </w:p>
+        </w:tc>
+        <w:tc>
+          <w:tcPr>
+            <w:tcW w:w="2199" w:type="dxa"/>
+            <w:tcBorders>
+              <w:top w:val="single" w:sz="4" w:space="0" w:color="BFBFBF"/>
+              <w:left w:val="single" w:sz="4" w:space="0" w:color="BFBFBF"/>
+              <w:bottom w:val="single" w:sz="4" w:space="0" w:color="BFBFBF"/>
+              <w:right w:val="single" w:sz="4" w:space="0" w:color="BFBFBF"/>
+            </w:tcBorders>
+            <w:shd w:fill="DDE8ED" w:val="clear"/>
+          </w:tcPr>
+          <w:p>
+            <w:pPr>
+              <w:pStyle w:val="Normal"/>
+              <w:spacing w:before="40" w:after="40"/>
+              <w:rPr/>
+            </w:pPr>
+            <w:r>
+              <w:rPr>
+                <w:rFonts w:eastAsia="Calibri" w:cs="Calibri"/>
+                <w:b/>
+                <w:bCs/>
+                <w:sz w:val="18"/>
+                <w:szCs w:val="18"/>
+              </w:rPr>
+              <w:t>Milvus</w:t>
+            </w:r>
+          </w:p>
+        </w:tc>
+      </w:tr>
+      <w:tr>
+        <w:trPr/>
+        <w:tc>
+          <w:tcPr>
+            <w:tcW w:w="2199" w:type="dxa"/>
+            <w:tcBorders>
+              <w:top w:val="single" w:sz="4" w:space="0" w:color="BFBFBF"/>
+              <w:left w:val="single" w:sz="4" w:space="0" w:color="BFBFBF"/>
+              <w:bottom w:val="single" w:sz="4" w:space="0" w:color="BFBFBF"/>
+              <w:right w:val="single" w:sz="4" w:space="0" w:color="BFBFBF"/>
+            </w:tcBorders>
+            <w:tcMar>
+              <w:top w:w="40" w:type="dxa"/>
+              <w:bottom w:w="40" w:type="dxa"/>
+            </w:tcMar>
+          </w:tcPr>
+          <w:p>
+            <w:pPr>
+              <w:pStyle w:val="Normal"/>
+              <w:spacing w:before="40" w:after="40"/>
+              <w:rPr/>
+            </w:pPr>
+            <w:r>
+              <w:rPr>
+                <w:rFonts w:eastAsia="Calibri" w:cs="Calibri"/>
+                <w:b w:val="false"/>
+                <w:bCs w:val="false"/>
+                <w:sz w:val="18"/>
+                <w:szCs w:val="18"/>
+              </w:rPr>
+              <w:t>Konum</w:t>
+            </w:r>
+          </w:p>
+        </w:tc>
+        <w:tc>
+          <w:tcPr>
+            <w:tcW w:w="2400" w:type="dxa"/>
+            <w:tcBorders>
+              <w:top w:val="single" w:sz="4" w:space="0" w:color="BFBFBF"/>
+              <w:left w:val="single" w:sz="4" w:space="0" w:color="BFBFBF"/>
+              <w:bottom w:val="single" w:sz="4" w:space="0" w:color="BFBFBF"/>
+              <w:right w:val="single" w:sz="4" w:space="0" w:color="BFBFBF"/>
+            </w:tcBorders>
+            <w:tcMar>
+              <w:top w:w="40" w:type="dxa"/>
+              <w:bottom w:w="40" w:type="dxa"/>
+            </w:tcMar>
+          </w:tcPr>
+          <w:p>
+            <w:pPr>
+              <w:pStyle w:val="Normal"/>
+              <w:spacing w:before="40" w:after="40"/>
+              <w:rPr/>
+            </w:pPr>
+            <w:r>
+              <w:rPr>
+                <w:rFonts w:eastAsia="Calibri" w:cs="Calibri"/>
+                <w:b w:val="false"/>
+                <w:bCs w:val="false"/>
+                <w:sz w:val="18"/>
+                <w:szCs w:val="18"/>
+              </w:rPr>
+              <w:t>Analitik DB + vektör eklentisi</w:t>
+            </w:r>
+          </w:p>
+        </w:tc>
+        <w:tc>
+          <w:tcPr>
+            <w:tcW w:w="2201" w:type="dxa"/>
+            <w:tcBorders>
+              <w:top w:val="single" w:sz="4" w:space="0" w:color="BFBFBF"/>
+              <w:left w:val="single" w:sz="4" w:space="0" w:color="BFBFBF"/>
+              <w:bottom w:val="single" w:sz="4" w:space="0" w:color="BFBFBF"/>
+              <w:right w:val="single" w:sz="4" w:space="0" w:color="BFBFBF"/>
+            </w:tcBorders>
+            <w:tcMar>
+              <w:top w:w="40" w:type="dxa"/>
+              <w:bottom w:w="40" w:type="dxa"/>
+            </w:tcMar>
+          </w:tcPr>
+          <w:p>
+            <w:pPr>
+              <w:pStyle w:val="Normal"/>
+              <w:spacing w:before="40" w:after="40"/>
+              <w:rPr/>
+            </w:pPr>
+            <w:r>
+              <w:rPr>
+                <w:rFonts w:eastAsia="Calibri" w:cs="Calibri"/>
+                <w:b w:val="false"/>
+                <w:bCs w:val="false"/>
+                <w:sz w:val="18"/>
+                <w:szCs w:val="18"/>
+              </w:rPr>
+              <w:t>Saf vektör DB (Rust)</w:t>
+            </w:r>
+          </w:p>
+        </w:tc>
+        <w:tc>
+          <w:tcPr>
+            <w:tcW w:w="2199" w:type="dxa"/>
+            <w:tcBorders>
+              <w:top w:val="single" w:sz="4" w:space="0" w:color="BFBFBF"/>
+              <w:left w:val="single" w:sz="4" w:space="0" w:color="BFBFBF"/>
+              <w:bottom w:val="single" w:sz="4" w:space="0" w:color="BFBFBF"/>
+              <w:right w:val="single" w:sz="4" w:space="0" w:color="BFBFBF"/>
+            </w:tcBorders>
+            <w:tcMar>
+              <w:top w:w="40" w:type="dxa"/>
+              <w:bottom w:w="40" w:type="dxa"/>
+            </w:tcMar>
+          </w:tcPr>
+          <w:p>
+            <w:pPr>
+              <w:pStyle w:val="Normal"/>
+              <w:spacing w:before="40" w:after="40"/>
+              <w:rPr/>
+            </w:pPr>
+            <w:r>
+              <w:rPr>
+                <w:rFonts w:eastAsia="Calibri" w:cs="Calibri"/>
+                <w:b w:val="false"/>
+                <w:bCs w:val="false"/>
+                <w:sz w:val="18"/>
+                <w:szCs w:val="18"/>
+              </w:rPr>
+              <w:t>Saf vektör DB, dağıtık</w:t>
+            </w:r>
+          </w:p>
+        </w:tc>
+      </w:tr>
+      <w:tr>
+        <w:trPr/>
+        <w:tc>
+          <w:tcPr>
+            <w:tcW w:w="2199" w:type="dxa"/>
+            <w:tcBorders>
+              <w:top w:val="single" w:sz="4" w:space="0" w:color="BFBFBF"/>
+              <w:left w:val="single" w:sz="4" w:space="0" w:color="BFBFBF"/>
+              <w:bottom w:val="single" w:sz="4" w:space="0" w:color="BFBFBF"/>
+              <w:right w:val="single" w:sz="4" w:space="0" w:color="BFBFBF"/>
+            </w:tcBorders>
+            <w:tcMar>
+              <w:top w:w="40" w:type="dxa"/>
+              <w:bottom w:w="40" w:type="dxa"/>
+            </w:tcMar>
+          </w:tcPr>
+          <w:p>
+            <w:pPr>
+              <w:pStyle w:val="Normal"/>
+              <w:spacing w:before="40" w:after="40"/>
+              <w:rPr/>
+            </w:pPr>
+            <w:r>
+              <w:rPr>
+                <w:rFonts w:eastAsia="Calibri" w:cs="Calibri"/>
+                <w:b w:val="false"/>
+                <w:bCs w:val="false"/>
+                <w:sz w:val="18"/>
+                <w:szCs w:val="18"/>
+              </w:rPr>
+              <w:t>Filtre + vektör tek sorguda</w:t>
+            </w:r>
+          </w:p>
+        </w:tc>
+        <w:tc>
+          <w:tcPr>
+            <w:tcW w:w="2400" w:type="dxa"/>
+            <w:tcBorders>
+              <w:top w:val="single" w:sz="4" w:space="0" w:color="BFBFBF"/>
+              <w:left w:val="single" w:sz="4" w:space="0" w:color="BFBFBF"/>
+              <w:bottom w:val="single" w:sz="4" w:space="0" w:color="BFBFBF"/>
+              <w:right w:val="single" w:sz="4" w:space="0" w:color="BFBFBF"/>
+            </w:tcBorders>
+            <w:tcMar>
+              <w:top w:w="40" w:type="dxa"/>
+              <w:bottom w:w="40" w:type="dxa"/>
+            </w:tcMar>
+          </w:tcPr>
+          <w:p>
+            <w:pPr>
+              <w:pStyle w:val="Normal"/>
+              <w:spacing w:before="40" w:after="40"/>
+              <w:rPr/>
+            </w:pPr>
+            <w:r>
+              <w:rPr>
+                <w:rFonts w:eastAsia="Calibri" w:cs="Calibri"/>
+                <w:b w:val="false"/>
+                <w:bCs w:val="false"/>
+                <w:sz w:val="18"/>
+                <w:szCs w:val="18"/>
+              </w:rPr>
+              <w:t>Doğal — aynı satır, tek SQL</w:t>
+            </w:r>
+          </w:p>
+        </w:tc>
+        <w:tc>
+          <w:tcPr>
+            <w:tcW w:w="2201" w:type="dxa"/>
+            <w:tcBorders>
+              <w:top w:val="single" w:sz="4" w:space="0" w:color="BFBFBF"/>
+              <w:left w:val="single" w:sz="4" w:space="0" w:color="BFBFBF"/>
+              <w:bottom w:val="single" w:sz="4" w:space="0" w:color="BFBFBF"/>
+              <w:right w:val="single" w:sz="4" w:space="0" w:color="BFBFBF"/>
+            </w:tcBorders>
+            <w:tcMar>
+              <w:top w:w="40" w:type="dxa"/>
+              <w:bottom w:w="40" w:type="dxa"/>
+            </w:tcMar>
+          </w:tcPr>
+          <w:p>
+            <w:pPr>
+              <w:pStyle w:val="Normal"/>
+              <w:spacing w:before="40" w:after="40"/>
+              <w:rPr/>
+            </w:pPr>
+            <w:r>
+              <w:rPr>
+                <w:rFonts w:eastAsia="Calibri" w:cs="Calibri"/>
+                <w:b w:val="false"/>
+                <w:bCs w:val="false"/>
+                <w:sz w:val="18"/>
+                <w:szCs w:val="18"/>
+              </w:rPr>
+              <w:t>Güçlü — 2026'da öne çıkan yönü</w:t>
+            </w:r>
+          </w:p>
+        </w:tc>
+        <w:tc>
+          <w:tcPr>
+            <w:tcW w:w="2199" w:type="dxa"/>
+            <w:tcBorders>
+              <w:top w:val="single" w:sz="4" w:space="0" w:color="BFBFBF"/>
+              <w:left w:val="single" w:sz="4" w:space="0" w:color="BFBFBF"/>
+              <w:bottom w:val="single" w:sz="4" w:space="0" w:color="BFBFBF"/>
+              <w:right w:val="single" w:sz="4" w:space="0" w:color="BFBFBF"/>
+            </w:tcBorders>
+            <w:tcMar>
+              <w:top w:w="40" w:type="dxa"/>
+              <w:bottom w:w="40" w:type="dxa"/>
+            </w:tcMar>
+          </w:tcPr>
+          <w:p>
+            <w:pPr>
+              <w:pStyle w:val="Normal"/>
+              <w:spacing w:before="40" w:after="40"/>
+              <w:rPr/>
+            </w:pPr>
+            <w:r>
+              <w:rPr>
+                <w:rFonts w:eastAsia="Calibri" w:cs="Calibri"/>
+                <w:b w:val="false"/>
+                <w:bCs w:val="false"/>
+                <w:sz w:val="18"/>
+                <w:szCs w:val="18"/>
+              </w:rPr>
+              <w:t>Orta — önceliği filtreleme değil</w:t>
+            </w:r>
+          </w:p>
+        </w:tc>
+      </w:tr>
+      <w:tr>
+        <w:trPr/>
+        <w:tc>
+          <w:tcPr>
+            <w:tcW w:w="2199" w:type="dxa"/>
+            <w:tcBorders>
+              <w:top w:val="single" w:sz="4" w:space="0" w:color="BFBFBF"/>
+              <w:left w:val="single" w:sz="4" w:space="0" w:color="BFBFBF"/>
+              <w:bottom w:val="single" w:sz="4" w:space="0" w:color="BFBFBF"/>
+              <w:right w:val="single" w:sz="4" w:space="0" w:color="BFBFBF"/>
+            </w:tcBorders>
+            <w:tcMar>
+              <w:top w:w="40" w:type="dxa"/>
+              <w:bottom w:w="40" w:type="dxa"/>
+            </w:tcMar>
+          </w:tcPr>
+          <w:p>
+            <w:pPr>
+              <w:pStyle w:val="Normal"/>
+              <w:spacing w:before="40" w:after="40"/>
+              <w:rPr/>
+            </w:pPr>
+            <w:r>
+              <w:rPr>
+                <w:rFonts w:eastAsia="Calibri" w:cs="Calibri"/>
+                <w:b w:val="false"/>
+                <w:bCs w:val="false"/>
+                <w:sz w:val="18"/>
+                <w:szCs w:val="18"/>
+              </w:rPr>
+              <w:t>Ölçek tavanı</w:t>
+            </w:r>
+          </w:p>
+        </w:tc>
+        <w:tc>
+          <w:tcPr>
+            <w:tcW w:w="2400" w:type="dxa"/>
+            <w:tcBorders>
+              <w:top w:val="single" w:sz="4" w:space="0" w:color="BFBFBF"/>
+              <w:left w:val="single" w:sz="4" w:space="0" w:color="BFBFBF"/>
+              <w:bottom w:val="single" w:sz="4" w:space="0" w:color="BFBFBF"/>
+              <w:right w:val="single" w:sz="4" w:space="0" w:color="BFBFBF"/>
+            </w:tcBorders>
+            <w:tcMar>
+              <w:top w:w="40" w:type="dxa"/>
+              <w:bottom w:w="40" w:type="dxa"/>
+            </w:tcMar>
+          </w:tcPr>
+          <w:p>
+            <w:pPr>
+              <w:pStyle w:val="Normal"/>
+              <w:spacing w:before="40" w:after="40"/>
+              <w:rPr/>
+            </w:pPr>
+            <w:r>
+              <w:rPr>
+                <w:rFonts w:eastAsia="Calibri" w:cs="Calibri"/>
+                <w:b w:val="false"/>
+                <w:bCs w:val="false"/>
+                <w:sz w:val="18"/>
+                <w:szCs w:val="18"/>
+              </w:rPr>
+              <w:t>Yüz milyonlarca satırda rahat</w:t>
+            </w:r>
+          </w:p>
+        </w:tc>
+        <w:tc>
+          <w:tcPr>
+            <w:tcW w:w="2201" w:type="dxa"/>
+            <w:tcBorders>
+              <w:top w:val="single" w:sz="4" w:space="0" w:color="BFBFBF"/>
+              <w:left w:val="single" w:sz="4" w:space="0" w:color="BFBFBF"/>
+              <w:bottom w:val="single" w:sz="4" w:space="0" w:color="BFBFBF"/>
+              <w:right w:val="single" w:sz="4" w:space="0" w:color="BFBFBF"/>
+            </w:tcBorders>
+            <w:tcMar>
+              <w:top w:w="40" w:type="dxa"/>
+              <w:bottom w:w="40" w:type="dxa"/>
+            </w:tcMar>
+          </w:tcPr>
+          <w:p>
+            <w:pPr>
+              <w:pStyle w:val="Normal"/>
+              <w:spacing w:before="40" w:after="40"/>
+              <w:rPr/>
+            </w:pPr>
+            <w:r>
+              <w:rPr>
+                <w:rFonts w:eastAsia="Calibri" w:cs="Calibri"/>
+                <w:b w:val="false"/>
+                <w:bCs w:val="false"/>
+                <w:sz w:val="18"/>
+                <w:szCs w:val="18"/>
+              </w:rPr>
+              <w:t>~100 milyona kadar ideal</w:t>
+            </w:r>
+          </w:p>
+        </w:tc>
+        <w:tc>
+          <w:tcPr>
+            <w:tcW w:w="2199" w:type="dxa"/>
+            <w:tcBorders>
+              <w:top w:val="single" w:sz="4" w:space="0" w:color="BFBFBF"/>
+              <w:left w:val="single" w:sz="4" w:space="0" w:color="BFBFBF"/>
+              <w:bottom w:val="single" w:sz="4" w:space="0" w:color="BFBFBF"/>
+              <w:right w:val="single" w:sz="4" w:space="0" w:color="BFBFBF"/>
+            </w:tcBorders>
+            <w:tcMar>
+              <w:top w:w="40" w:type="dxa"/>
+              <w:bottom w:w="40" w:type="dxa"/>
+            </w:tcMar>
+          </w:tcPr>
+          <w:p>
+            <w:pPr>
+              <w:pStyle w:val="Normal"/>
+              <w:spacing w:before="40" w:after="40"/>
+              <w:rPr/>
+            </w:pPr>
+            <w:r>
+              <w:rPr>
+                <w:rFonts w:eastAsia="Calibri" w:cs="Calibri"/>
+                <w:b w:val="false"/>
+                <w:bCs w:val="false"/>
+                <w:sz w:val="18"/>
+                <w:szCs w:val="18"/>
+              </w:rPr>
+              <w:t>Milyarlarca vektörde asıl güçlü</w:t>
+            </w:r>
+          </w:p>
+        </w:tc>
+      </w:tr>
+      <w:tr>
+        <w:trPr/>
+        <w:tc>
+          <w:tcPr>
+            <w:tcW w:w="2199" w:type="dxa"/>
+            <w:tcBorders>
+              <w:top w:val="single" w:sz="4" w:space="0" w:color="BFBFBF"/>
+              <w:left w:val="single" w:sz="4" w:space="0" w:color="BFBFBF"/>
+              <w:bottom w:val="single" w:sz="4" w:space="0" w:color="BFBFBF"/>
+              <w:right w:val="single" w:sz="4" w:space="0" w:color="BFBFBF"/>
+            </w:tcBorders>
+            <w:tcMar>
+              <w:top w:w="40" w:type="dxa"/>
+              <w:bottom w:w="40" w:type="dxa"/>
+            </w:tcMar>
+          </w:tcPr>
+          <w:p>
+            <w:pPr>
+              <w:pStyle w:val="Normal"/>
+              <w:spacing w:before="40" w:after="40"/>
+              <w:rPr/>
+            </w:pPr>
+            <w:r>
+              <w:rPr>
+                <w:rFonts w:eastAsia="Calibri" w:cs="Calibri"/>
+                <w:b w:val="false"/>
+                <w:bCs w:val="false"/>
+                <w:sz w:val="18"/>
+                <w:szCs w:val="18"/>
+              </w:rPr>
+              <w:t>Operasyon yükü</w:t>
+            </w:r>
+          </w:p>
+        </w:tc>
+        <w:tc>
+          <w:tcPr>
+            <w:tcW w:w="2400" w:type="dxa"/>
+            <w:tcBorders>
+              <w:top w:val="single" w:sz="4" w:space="0" w:color="BFBFBF"/>
+              <w:left w:val="single" w:sz="4" w:space="0" w:color="BFBFBF"/>
+              <w:bottom w:val="single" w:sz="4" w:space="0" w:color="BFBFBF"/>
+              <w:right w:val="single" w:sz="4" w:space="0" w:color="BFBFBF"/>
+            </w:tcBorders>
+            <w:tcMar>
+              <w:top w:w="40" w:type="dxa"/>
+              <w:bottom w:w="40" w:type="dxa"/>
+            </w:tcMar>
+          </w:tcPr>
+          <w:p>
+            <w:pPr>
+              <w:pStyle w:val="Normal"/>
+              <w:spacing w:before="40" w:after="40"/>
+              <w:rPr/>
+            </w:pPr>
+            <w:r>
+              <w:rPr>
+                <w:rFonts w:eastAsia="Calibri" w:cs="Calibri"/>
+                <w:b w:val="false"/>
+                <w:bCs w:val="false"/>
+                <w:sz w:val="18"/>
+                <w:szCs w:val="18"/>
+              </w:rPr>
+              <w:t>Tek sistem (metadata + vektör bir arada)</w:t>
+            </w:r>
+          </w:p>
+        </w:tc>
+        <w:tc>
+          <w:tcPr>
+            <w:tcW w:w="2201" w:type="dxa"/>
+            <w:tcBorders>
+              <w:top w:val="single" w:sz="4" w:space="0" w:color="BFBFBF"/>
+              <w:left w:val="single" w:sz="4" w:space="0" w:color="BFBFBF"/>
+              <w:bottom w:val="single" w:sz="4" w:space="0" w:color="BFBFBF"/>
+              <w:right w:val="single" w:sz="4" w:space="0" w:color="BFBFBF"/>
+            </w:tcBorders>
+            <w:tcMar>
+              <w:top w:w="40" w:type="dxa"/>
+              <w:bottom w:w="40" w:type="dxa"/>
+            </w:tcMar>
+          </w:tcPr>
+          <w:p>
+            <w:pPr>
+              <w:pStyle w:val="Normal"/>
+              <w:spacing w:before="40" w:after="40"/>
+              <w:rPr/>
+            </w:pPr>
+            <w:r>
+              <w:rPr>
+                <w:rFonts w:eastAsia="Calibri" w:cs="Calibri"/>
+                <w:b w:val="false"/>
+                <w:bCs w:val="false"/>
+                <w:sz w:val="18"/>
+                <w:szCs w:val="18"/>
+              </w:rPr>
+              <w:t>Ayrı ama hafif sistem</w:t>
+            </w:r>
+          </w:p>
+        </w:tc>
+        <w:tc>
+          <w:tcPr>
+            <w:tcW w:w="2199" w:type="dxa"/>
+            <w:tcBorders>
+              <w:top w:val="single" w:sz="4" w:space="0" w:color="BFBFBF"/>
+              <w:left w:val="single" w:sz="4" w:space="0" w:color="BFBFBF"/>
+              <w:bottom w:val="single" w:sz="4" w:space="0" w:color="BFBFBF"/>
+              <w:right w:val="single" w:sz="4" w:space="0" w:color="BFBFBF"/>
+            </w:tcBorders>
+            <w:tcMar>
+              <w:top w:w="40" w:type="dxa"/>
+              <w:bottom w:w="40" w:type="dxa"/>
+            </w:tcMar>
+          </w:tcPr>
+          <w:p>
+            <w:pPr>
+              <w:pStyle w:val="Normal"/>
+              <w:spacing w:before="40" w:after="40"/>
+              <w:rPr/>
+            </w:pPr>
+            <w:r>
+              <w:rPr>
+                <w:rFonts w:eastAsia="Calibri" w:cs="Calibri"/>
+                <w:b w:val="false"/>
+                <w:bCs w:val="false"/>
+                <w:sz w:val="18"/>
+                <w:szCs w:val="18"/>
+              </w:rPr>
+              <w:t>Ayrı; etcd + MinIO + kuyruk gerektirir</w:t>
+            </w:r>
+          </w:p>
+        </w:tc>
+      </w:tr>
+      <w:tr>
+        <w:trPr/>
+        <w:tc>
+          <w:tcPr>
+            <w:tcW w:w="2199" w:type="dxa"/>
+            <w:tcBorders>
+              <w:top w:val="single" w:sz="4" w:space="0" w:color="BFBFBF"/>
+              <w:left w:val="single" w:sz="4" w:space="0" w:color="BFBFBF"/>
+              <w:bottom w:val="single" w:sz="4" w:space="0" w:color="BFBFBF"/>
+              <w:right w:val="single" w:sz="4" w:space="0" w:color="BFBFBF"/>
+            </w:tcBorders>
+            <w:tcMar>
+              <w:top w:w="40" w:type="dxa"/>
+              <w:bottom w:w="40" w:type="dxa"/>
+            </w:tcMar>
+          </w:tcPr>
+          <w:p>
+            <w:pPr>
+              <w:pStyle w:val="Normal"/>
+              <w:spacing w:before="40" w:after="40"/>
+              <w:rPr/>
+            </w:pPr>
+            <w:r>
+              <w:rPr>
+                <w:rFonts w:eastAsia="Calibri" w:cs="Calibri"/>
+                <w:b w:val="false"/>
+                <w:bCs w:val="false"/>
+                <w:sz w:val="18"/>
+                <w:szCs w:val="18"/>
+              </w:rPr>
+              <w:t>2026 pazar konumu</w:t>
+            </w:r>
+          </w:p>
+        </w:tc>
+        <w:tc>
+          <w:tcPr>
+            <w:tcW w:w="2400" w:type="dxa"/>
+            <w:tcBorders>
+              <w:top w:val="single" w:sz="4" w:space="0" w:color="BFBFBF"/>
+              <w:left w:val="single" w:sz="4" w:space="0" w:color="BFBFBF"/>
+              <w:bottom w:val="single" w:sz="4" w:space="0" w:color="BFBFBF"/>
+              <w:right w:val="single" w:sz="4" w:space="0" w:color="BFBFBF"/>
+            </w:tcBorders>
+            <w:tcMar>
+              <w:top w:w="40" w:type="dxa"/>
+              <w:bottom w:w="40" w:type="dxa"/>
+            </w:tcMar>
+          </w:tcPr>
+          <w:p>
+            <w:pPr>
+              <w:pStyle w:val="Normal"/>
+              <w:spacing w:before="40" w:after="40"/>
+              <w:rPr/>
+            </w:pPr>
+            <w:r>
+              <w:rPr>
+                <w:rFonts w:eastAsia="Calibri" w:cs="Calibri"/>
+                <w:b w:val="false"/>
+                <w:bCs w:val="false"/>
+                <w:sz w:val="18"/>
+                <w:szCs w:val="18"/>
+              </w:rPr>
+              <w:t>Analitik + arama karışık iş yükü tercihi</w:t>
+            </w:r>
+          </w:p>
+        </w:tc>
+        <w:tc>
+          <w:tcPr>
+            <w:tcW w:w="2201" w:type="dxa"/>
+            <w:tcBorders>
+              <w:top w:val="single" w:sz="4" w:space="0" w:color="BFBFBF"/>
+              <w:left w:val="single" w:sz="4" w:space="0" w:color="BFBFBF"/>
+              <w:bottom w:val="single" w:sz="4" w:space="0" w:color="BFBFBF"/>
+              <w:right w:val="single" w:sz="4" w:space="0" w:color="BFBFBF"/>
+            </w:tcBorders>
+            <w:tcMar>
+              <w:top w:w="40" w:type="dxa"/>
+              <w:bottom w:w="40" w:type="dxa"/>
+            </w:tcMar>
+          </w:tcPr>
+          <w:p>
+            <w:pPr>
+              <w:pStyle w:val="Normal"/>
+              <w:spacing w:before="40" w:after="40"/>
+              <w:rPr/>
+            </w:pPr>
+            <w:r>
+              <w:rPr>
+                <w:rFonts w:eastAsia="Calibri" w:cs="Calibri"/>
+                <w:b w:val="false"/>
+                <w:bCs w:val="false"/>
+                <w:sz w:val="18"/>
+                <w:szCs w:val="18"/>
+              </w:rPr>
+              <w:t>"Çoğu production RAG için varsayılan"</w:t>
+            </w:r>
+          </w:p>
+        </w:tc>
+        <w:tc>
+          <w:tcPr>
+            <w:tcW w:w="2199" w:type="dxa"/>
+            <w:tcBorders>
+              <w:top w:val="single" w:sz="4" w:space="0" w:color="BFBFBF"/>
+              <w:left w:val="single" w:sz="4" w:space="0" w:color="BFBFBF"/>
+              <w:bottom w:val="single" w:sz="4" w:space="0" w:color="BFBFBF"/>
+              <w:right w:val="single" w:sz="4" w:space="0" w:color="BFBFBF"/>
+            </w:tcBorders>
+            <w:tcMar>
+              <w:top w:w="40" w:type="dxa"/>
+              <w:bottom w:w="40" w:type="dxa"/>
+            </w:tcMar>
+          </w:tcPr>
+          <w:p>
+            <w:pPr>
+              <w:pStyle w:val="Normal"/>
+              <w:spacing w:before="40" w:after="40"/>
+              <w:rPr/>
+            </w:pPr>
+            <w:r>
+              <w:rPr>
+                <w:rFonts w:eastAsia="Calibri" w:cs="Calibri"/>
+                <w:b w:val="false"/>
+                <w:bCs w:val="false"/>
+                <w:sz w:val="18"/>
+                <w:szCs w:val="18"/>
+              </w:rPr>
+              <w:t>Milyar ölçek + Kubernetes-native gerektiğinde</w:t>
             </w:r>
           </w:p>
         </w:tc>
@@ -2444,9 +3258,1506 @@
           <w:sz w:val="22"/>
           <w:szCs w:val="22"/>
         </w:rPr>
-        <w:t>Ölçek 1-2 milyar vektörü ve saniyede yüzlerce sorguyu aşarsa adanmış vektör veritabanına (Milvus) geçiş yolu açıktır; vektörler ClickHouse'tan dışa aktarılabilir durumdadır.</w:t>
+        <w:t>Karar gerekçesi değişmiyor: filtre ve vektörü aynı satırda tutmak metadata senkronizasyon riskini ortadan kaldırıyor. Ancak Qdrant, 2026'da tam bizim örüntümüz ("complex filtering") için pazarlanıyor; ClickHouse'un analitik ve vektör yükü ileride birbirine karışırsa, vektör katmanını Qdrant'a taşıyıp metadata'yı ClickHouse'ta bırakan hibrit bir mimari makul bir B planıdır.</w:t>
       </w:r>
     </w:p>
+    <w:p>
+      <w:pPr>
+        <w:pStyle w:val="Heading3"/>
+        <w:spacing w:before="220" w:after="100"/>
+        <w:rPr/>
+      </w:pPr>
+      <w:r>
+        <w:rPr/>
+        <w:t>3.2.2 LLM / VLM servisleme</w:t>
+      </w:r>
+    </w:p>
+    <w:tbl>
+      <w:tblPr>
+        <w:tblW w:w="9000" w:type="dxa"/>
+        <w:jc w:val="left"/>
+        <w:tblInd w:w="0" w:type="dxa"/>
+        <w:tblLayout w:type="fixed"/>
+        <w:tblCellMar>
+          <w:top w:w="60" w:type="dxa"/>
+          <w:left w:w="100" w:type="dxa"/>
+          <w:bottom w:w="60" w:type="dxa"/>
+          <w:right w:w="100" w:type="dxa"/>
+        </w:tblCellMar>
+      </w:tblPr>
+      <w:tblGrid>
+        <w:gridCol w:w="1800"/>
+        <w:gridCol w:w="1800"/>
+        <w:gridCol w:w="1800"/>
+        <w:gridCol w:w="1800"/>
+        <w:gridCol w:w="1800"/>
+      </w:tblGrid>
+      <w:tr>
+        <w:trPr>
+          <w:tblHeader w:val="true"/>
+        </w:trPr>
+        <w:tc>
+          <w:tcPr>
+            <w:tcW w:w="1800" w:type="dxa"/>
+            <w:tcBorders>
+              <w:top w:val="single" w:sz="4" w:space="0" w:color="BFBFBF"/>
+              <w:left w:val="single" w:sz="4" w:space="0" w:color="BFBFBF"/>
+              <w:bottom w:val="single" w:sz="4" w:space="0" w:color="BFBFBF"/>
+              <w:right w:val="single" w:sz="4" w:space="0" w:color="BFBFBF"/>
+            </w:tcBorders>
+            <w:shd w:fill="DDE8ED" w:val="clear"/>
+          </w:tcPr>
+          <w:p>
+            <w:pPr>
+              <w:pStyle w:val="Normal"/>
+              <w:spacing w:before="40" w:after="40"/>
+              <w:rPr/>
+            </w:pPr>
+            <w:r>
+              <w:rPr/>
+            </w:r>
+          </w:p>
+        </w:tc>
+        <w:tc>
+          <w:tcPr>
+            <w:tcW w:w="1800" w:type="dxa"/>
+            <w:tcBorders>
+              <w:top w:val="single" w:sz="4" w:space="0" w:color="BFBFBF"/>
+              <w:left w:val="single" w:sz="4" w:space="0" w:color="BFBFBF"/>
+              <w:bottom w:val="single" w:sz="4" w:space="0" w:color="BFBFBF"/>
+              <w:right w:val="single" w:sz="4" w:space="0" w:color="BFBFBF"/>
+            </w:tcBorders>
+            <w:shd w:fill="DDE8ED" w:val="clear"/>
+          </w:tcPr>
+          <w:p>
+            <w:pPr>
+              <w:pStyle w:val="Normal"/>
+              <w:spacing w:before="40" w:after="40"/>
+              <w:rPr/>
+            </w:pPr>
+            <w:r>
+              <w:rPr>
+                <w:rFonts w:eastAsia="Calibri" w:cs="Calibri"/>
+                <w:b/>
+                <w:bCs/>
+                <w:sz w:val="18"/>
+                <w:szCs w:val="18"/>
+              </w:rPr>
+              <w:t>vLLM</w:t>
+            </w:r>
+          </w:p>
+        </w:tc>
+        <w:tc>
+          <w:tcPr>
+            <w:tcW w:w="1800" w:type="dxa"/>
+            <w:tcBorders>
+              <w:top w:val="single" w:sz="4" w:space="0" w:color="BFBFBF"/>
+              <w:left w:val="single" w:sz="4" w:space="0" w:color="BFBFBF"/>
+              <w:bottom w:val="single" w:sz="4" w:space="0" w:color="BFBFBF"/>
+              <w:right w:val="single" w:sz="4" w:space="0" w:color="BFBFBF"/>
+            </w:tcBorders>
+            <w:shd w:fill="DDE8ED" w:val="clear"/>
+          </w:tcPr>
+          <w:p>
+            <w:pPr>
+              <w:pStyle w:val="Normal"/>
+              <w:spacing w:before="40" w:after="40"/>
+              <w:rPr/>
+            </w:pPr>
+            <w:r>
+              <w:rPr>
+                <w:rFonts w:eastAsia="Calibri" w:cs="Calibri"/>
+                <w:b/>
+                <w:bCs/>
+                <w:sz w:val="18"/>
+                <w:szCs w:val="18"/>
+              </w:rPr>
+              <w:t>SGLang</w:t>
+            </w:r>
+          </w:p>
+        </w:tc>
+        <w:tc>
+          <w:tcPr>
+            <w:tcW w:w="1800" w:type="dxa"/>
+            <w:tcBorders>
+              <w:top w:val="single" w:sz="4" w:space="0" w:color="BFBFBF"/>
+              <w:left w:val="single" w:sz="4" w:space="0" w:color="BFBFBF"/>
+              <w:bottom w:val="single" w:sz="4" w:space="0" w:color="BFBFBF"/>
+              <w:right w:val="single" w:sz="4" w:space="0" w:color="BFBFBF"/>
+            </w:tcBorders>
+            <w:shd w:fill="DDE8ED" w:val="clear"/>
+          </w:tcPr>
+          <w:p>
+            <w:pPr>
+              <w:pStyle w:val="Normal"/>
+              <w:spacing w:before="40" w:after="40"/>
+              <w:rPr/>
+            </w:pPr>
+            <w:r>
+              <w:rPr>
+                <w:rFonts w:eastAsia="Calibri" w:cs="Calibri"/>
+                <w:b/>
+                <w:bCs/>
+                <w:sz w:val="18"/>
+                <w:szCs w:val="18"/>
+              </w:rPr>
+              <w:t>TensorRT-LLM</w:t>
+            </w:r>
+          </w:p>
+        </w:tc>
+        <w:tc>
+          <w:tcPr>
+            <w:tcW w:w="1800" w:type="dxa"/>
+            <w:tcBorders>
+              <w:top w:val="single" w:sz="4" w:space="0" w:color="BFBFBF"/>
+              <w:left w:val="single" w:sz="4" w:space="0" w:color="BFBFBF"/>
+              <w:bottom w:val="single" w:sz="4" w:space="0" w:color="BFBFBF"/>
+              <w:right w:val="single" w:sz="4" w:space="0" w:color="BFBFBF"/>
+            </w:tcBorders>
+            <w:shd w:fill="DDE8ED" w:val="clear"/>
+          </w:tcPr>
+          <w:p>
+            <w:pPr>
+              <w:pStyle w:val="Normal"/>
+              <w:spacing w:before="40" w:after="40"/>
+              <w:rPr/>
+            </w:pPr>
+            <w:r>
+              <w:rPr>
+                <w:rFonts w:eastAsia="Calibri" w:cs="Calibri"/>
+                <w:b/>
+                <w:bCs/>
+                <w:sz w:val="18"/>
+                <w:szCs w:val="18"/>
+              </w:rPr>
+              <w:t>TGI</w:t>
+            </w:r>
+          </w:p>
+        </w:tc>
+      </w:tr>
+      <w:tr>
+        <w:trPr/>
+        <w:tc>
+          <w:tcPr>
+            <w:tcW w:w="1800" w:type="dxa"/>
+            <w:tcBorders>
+              <w:top w:val="single" w:sz="4" w:space="0" w:color="BFBFBF"/>
+              <w:left w:val="single" w:sz="4" w:space="0" w:color="BFBFBF"/>
+              <w:bottom w:val="single" w:sz="4" w:space="0" w:color="BFBFBF"/>
+              <w:right w:val="single" w:sz="4" w:space="0" w:color="BFBFBF"/>
+            </w:tcBorders>
+            <w:tcMar>
+              <w:top w:w="40" w:type="dxa"/>
+              <w:bottom w:w="40" w:type="dxa"/>
+            </w:tcMar>
+          </w:tcPr>
+          <w:p>
+            <w:pPr>
+              <w:pStyle w:val="Normal"/>
+              <w:spacing w:before="40" w:after="40"/>
+              <w:rPr/>
+            </w:pPr>
+            <w:r>
+              <w:rPr>
+                <w:rFonts w:eastAsia="Calibri" w:cs="Calibri"/>
+                <w:b w:val="false"/>
+                <w:bCs w:val="false"/>
+                <w:sz w:val="18"/>
+                <w:szCs w:val="18"/>
+              </w:rPr>
+              <w:t>2026 durumu</w:t>
+            </w:r>
+          </w:p>
+        </w:tc>
+        <w:tc>
+          <w:tcPr>
+            <w:tcW w:w="1800" w:type="dxa"/>
+            <w:tcBorders>
+              <w:top w:val="single" w:sz="4" w:space="0" w:color="BFBFBF"/>
+              <w:left w:val="single" w:sz="4" w:space="0" w:color="BFBFBF"/>
+              <w:bottom w:val="single" w:sz="4" w:space="0" w:color="BFBFBF"/>
+              <w:right w:val="single" w:sz="4" w:space="0" w:color="BFBFBF"/>
+            </w:tcBorders>
+            <w:tcMar>
+              <w:top w:w="40" w:type="dxa"/>
+              <w:bottom w:w="40" w:type="dxa"/>
+            </w:tcMar>
+          </w:tcPr>
+          <w:p>
+            <w:pPr>
+              <w:pStyle w:val="Normal"/>
+              <w:spacing w:before="40" w:after="40"/>
+              <w:rPr/>
+            </w:pPr>
+            <w:r>
+              <w:rPr>
+                <w:rFonts w:eastAsia="Calibri" w:cs="Calibri"/>
+                <w:b w:val="false"/>
+                <w:bCs w:val="false"/>
+                <w:sz w:val="18"/>
+                <w:szCs w:val="18"/>
+              </w:rPr>
+              <w:t>Geniş donanım desteği, pratik varsayılan</w:t>
+            </w:r>
+          </w:p>
+        </w:tc>
+        <w:tc>
+          <w:tcPr>
+            <w:tcW w:w="1800" w:type="dxa"/>
+            <w:tcBorders>
+              <w:top w:val="single" w:sz="4" w:space="0" w:color="BFBFBF"/>
+              <w:left w:val="single" w:sz="4" w:space="0" w:color="BFBFBF"/>
+              <w:bottom w:val="single" w:sz="4" w:space="0" w:color="BFBFBF"/>
+              <w:right w:val="single" w:sz="4" w:space="0" w:color="BFBFBF"/>
+            </w:tcBorders>
+            <w:tcMar>
+              <w:top w:w="40" w:type="dxa"/>
+              <w:bottom w:w="40" w:type="dxa"/>
+            </w:tcMar>
+          </w:tcPr>
+          <w:p>
+            <w:pPr>
+              <w:pStyle w:val="Normal"/>
+              <w:spacing w:before="40" w:after="40"/>
+              <w:rPr/>
+            </w:pPr>
+            <w:r>
+              <w:rPr>
+                <w:rFonts w:eastAsia="Calibri" w:cs="Calibri"/>
+                <w:b w:val="false"/>
+                <w:bCs w:val="false"/>
+                <w:sz w:val="18"/>
+                <w:szCs w:val="18"/>
+              </w:rPr>
+              <w:t>Güçlü alternatif, tekrarlayan promptta üstün</w:t>
+            </w:r>
+          </w:p>
+        </w:tc>
+        <w:tc>
+          <w:tcPr>
+            <w:tcW w:w="1800" w:type="dxa"/>
+            <w:tcBorders>
+              <w:top w:val="single" w:sz="4" w:space="0" w:color="BFBFBF"/>
+              <w:left w:val="single" w:sz="4" w:space="0" w:color="BFBFBF"/>
+              <w:bottom w:val="single" w:sz="4" w:space="0" w:color="BFBFBF"/>
+              <w:right w:val="single" w:sz="4" w:space="0" w:color="BFBFBF"/>
+            </w:tcBorders>
+            <w:tcMar>
+              <w:top w:w="40" w:type="dxa"/>
+              <w:bottom w:w="40" w:type="dxa"/>
+            </w:tcMar>
+          </w:tcPr>
+          <w:p>
+            <w:pPr>
+              <w:pStyle w:val="Normal"/>
+              <w:spacing w:before="40" w:after="40"/>
+              <w:rPr/>
+            </w:pPr>
+            <w:r>
+              <w:rPr>
+                <w:rFonts w:eastAsia="Calibri" w:cs="Calibri"/>
+                <w:b w:val="false"/>
+                <w:bCs w:val="false"/>
+                <w:sz w:val="18"/>
+                <w:szCs w:val="18"/>
+              </w:rPr>
+              <w:t>En yüksek throughput, NVIDIA'ya kilitli</w:t>
+            </w:r>
+          </w:p>
+        </w:tc>
+        <w:tc>
+          <w:tcPr>
+            <w:tcW w:w="1800" w:type="dxa"/>
+            <w:tcBorders>
+              <w:top w:val="single" w:sz="4" w:space="0" w:color="BFBFBF"/>
+              <w:left w:val="single" w:sz="4" w:space="0" w:color="BFBFBF"/>
+              <w:bottom w:val="single" w:sz="4" w:space="0" w:color="BFBFBF"/>
+              <w:right w:val="single" w:sz="4" w:space="0" w:color="BFBFBF"/>
+            </w:tcBorders>
+            <w:tcMar>
+              <w:top w:w="40" w:type="dxa"/>
+              <w:bottom w:w="40" w:type="dxa"/>
+            </w:tcMar>
+          </w:tcPr>
+          <w:p>
+            <w:pPr>
+              <w:pStyle w:val="Normal"/>
+              <w:spacing w:before="40" w:after="40"/>
+              <w:rPr/>
+            </w:pPr>
+            <w:r>
+              <w:rPr>
+                <w:rFonts w:eastAsia="Calibri" w:cs="Calibri"/>
+                <w:b w:val="false"/>
+                <w:bCs w:val="false"/>
+                <w:sz w:val="18"/>
+                <w:szCs w:val="18"/>
+              </w:rPr>
+              <w:t>Bakım modunda — kullanılmamalı</w:t>
+            </w:r>
+          </w:p>
+        </w:tc>
+      </w:tr>
+      <w:tr>
+        <w:trPr/>
+        <w:tc>
+          <w:tcPr>
+            <w:tcW w:w="1800" w:type="dxa"/>
+            <w:tcBorders>
+              <w:top w:val="single" w:sz="4" w:space="0" w:color="BFBFBF"/>
+              <w:left w:val="single" w:sz="4" w:space="0" w:color="BFBFBF"/>
+              <w:bottom w:val="single" w:sz="4" w:space="0" w:color="BFBFBF"/>
+              <w:right w:val="single" w:sz="4" w:space="0" w:color="BFBFBF"/>
+            </w:tcBorders>
+            <w:tcMar>
+              <w:top w:w="40" w:type="dxa"/>
+              <w:bottom w:w="40" w:type="dxa"/>
+            </w:tcMar>
+          </w:tcPr>
+          <w:p>
+            <w:pPr>
+              <w:pStyle w:val="Normal"/>
+              <w:spacing w:before="40" w:after="40"/>
+              <w:rPr/>
+            </w:pPr>
+            <w:r>
+              <w:rPr>
+                <w:rFonts w:eastAsia="Calibri" w:cs="Calibri"/>
+                <w:b w:val="false"/>
+                <w:bCs w:val="false"/>
+                <w:sz w:val="18"/>
+                <w:szCs w:val="18"/>
+              </w:rPr>
+              <w:t>Kilit mekanizma</w:t>
+            </w:r>
+          </w:p>
+        </w:tc>
+        <w:tc>
+          <w:tcPr>
+            <w:tcW w:w="1800" w:type="dxa"/>
+            <w:tcBorders>
+              <w:top w:val="single" w:sz="4" w:space="0" w:color="BFBFBF"/>
+              <w:left w:val="single" w:sz="4" w:space="0" w:color="BFBFBF"/>
+              <w:bottom w:val="single" w:sz="4" w:space="0" w:color="BFBFBF"/>
+              <w:right w:val="single" w:sz="4" w:space="0" w:color="BFBFBF"/>
+            </w:tcBorders>
+            <w:tcMar>
+              <w:top w:w="40" w:type="dxa"/>
+              <w:bottom w:w="40" w:type="dxa"/>
+            </w:tcMar>
+          </w:tcPr>
+          <w:p>
+            <w:pPr>
+              <w:pStyle w:val="Normal"/>
+              <w:spacing w:before="40" w:after="40"/>
+              <w:rPr/>
+            </w:pPr>
+            <w:r>
+              <w:rPr>
+                <w:rFonts w:eastAsia="Calibri" w:cs="Calibri"/>
+                <w:b w:val="false"/>
+                <w:bCs w:val="false"/>
+                <w:sz w:val="18"/>
+                <w:szCs w:val="18"/>
+              </w:rPr>
+              <w:t>PagedAttention</w:t>
+            </w:r>
+          </w:p>
+        </w:tc>
+        <w:tc>
+          <w:tcPr>
+            <w:tcW w:w="1800" w:type="dxa"/>
+            <w:tcBorders>
+              <w:top w:val="single" w:sz="4" w:space="0" w:color="BFBFBF"/>
+              <w:left w:val="single" w:sz="4" w:space="0" w:color="BFBFBF"/>
+              <w:bottom w:val="single" w:sz="4" w:space="0" w:color="BFBFBF"/>
+              <w:right w:val="single" w:sz="4" w:space="0" w:color="BFBFBF"/>
+            </w:tcBorders>
+            <w:tcMar>
+              <w:top w:w="40" w:type="dxa"/>
+              <w:bottom w:w="40" w:type="dxa"/>
+            </w:tcMar>
+          </w:tcPr>
+          <w:p>
+            <w:pPr>
+              <w:pStyle w:val="Normal"/>
+              <w:spacing w:before="40" w:after="40"/>
+              <w:rPr/>
+            </w:pPr>
+            <w:r>
+              <w:rPr>
+                <w:rFonts w:eastAsia="Calibri" w:cs="Calibri"/>
+                <w:b w:val="false"/>
+                <w:bCs w:val="false"/>
+                <w:sz w:val="18"/>
+                <w:szCs w:val="18"/>
+              </w:rPr>
+              <w:t>RadixAttention (paylaşılan önek önbelleklenir)</w:t>
+            </w:r>
+          </w:p>
+        </w:tc>
+        <w:tc>
+          <w:tcPr>
+            <w:tcW w:w="1800" w:type="dxa"/>
+            <w:tcBorders>
+              <w:top w:val="single" w:sz="4" w:space="0" w:color="BFBFBF"/>
+              <w:left w:val="single" w:sz="4" w:space="0" w:color="BFBFBF"/>
+              <w:bottom w:val="single" w:sz="4" w:space="0" w:color="BFBFBF"/>
+              <w:right w:val="single" w:sz="4" w:space="0" w:color="BFBFBF"/>
+            </w:tcBorders>
+            <w:tcMar>
+              <w:top w:w="40" w:type="dxa"/>
+              <w:bottom w:w="40" w:type="dxa"/>
+            </w:tcMar>
+          </w:tcPr>
+          <w:p>
+            <w:pPr>
+              <w:pStyle w:val="Normal"/>
+              <w:spacing w:before="40" w:after="40"/>
+              <w:rPr/>
+            </w:pPr>
+            <w:r>
+              <w:rPr>
+                <w:rFonts w:eastAsia="Calibri" w:cs="Calibri"/>
+                <w:b w:val="false"/>
+                <w:bCs w:val="false"/>
+                <w:sz w:val="18"/>
+                <w:szCs w:val="18"/>
+              </w:rPr>
+              <w:t>GPU'ya özel derlenmiş motor</w:t>
+            </w:r>
+          </w:p>
+        </w:tc>
+        <w:tc>
+          <w:tcPr>
+            <w:tcW w:w="1800" w:type="dxa"/>
+            <w:tcBorders>
+              <w:top w:val="single" w:sz="4" w:space="0" w:color="BFBFBF"/>
+              <w:left w:val="single" w:sz="4" w:space="0" w:color="BFBFBF"/>
+              <w:bottom w:val="single" w:sz="4" w:space="0" w:color="BFBFBF"/>
+              <w:right w:val="single" w:sz="4" w:space="0" w:color="BFBFBF"/>
+            </w:tcBorders>
+            <w:tcMar>
+              <w:top w:w="40" w:type="dxa"/>
+              <w:bottom w:w="40" w:type="dxa"/>
+            </w:tcMar>
+          </w:tcPr>
+          <w:p>
+            <w:pPr>
+              <w:pStyle w:val="Normal"/>
+              <w:spacing w:before="40" w:after="40"/>
+              <w:rPr/>
+            </w:pPr>
+            <w:r>
+              <w:rPr>
+                <w:rFonts w:eastAsia="Calibri" w:cs="Calibri"/>
+                <w:b w:val="false"/>
+                <w:bCs w:val="false"/>
+                <w:sz w:val="18"/>
+                <w:szCs w:val="18"/>
+              </w:rPr>
+              <w:t>—</w:t>
+            </w:r>
+          </w:p>
+        </w:tc>
+      </w:tr>
+      <w:tr>
+        <w:trPr/>
+        <w:tc>
+          <w:tcPr>
+            <w:tcW w:w="1800" w:type="dxa"/>
+            <w:tcBorders>
+              <w:top w:val="single" w:sz="4" w:space="0" w:color="BFBFBF"/>
+              <w:left w:val="single" w:sz="4" w:space="0" w:color="BFBFBF"/>
+              <w:bottom w:val="single" w:sz="4" w:space="0" w:color="BFBFBF"/>
+              <w:right w:val="single" w:sz="4" w:space="0" w:color="BFBFBF"/>
+            </w:tcBorders>
+            <w:tcMar>
+              <w:top w:w="40" w:type="dxa"/>
+              <w:bottom w:w="40" w:type="dxa"/>
+            </w:tcMar>
+          </w:tcPr>
+          <w:p>
+            <w:pPr>
+              <w:pStyle w:val="Normal"/>
+              <w:spacing w:before="40" w:after="40"/>
+              <w:rPr/>
+            </w:pPr>
+            <w:r>
+              <w:rPr>
+                <w:rFonts w:eastAsia="Calibri" w:cs="Calibri"/>
+                <w:b w:val="false"/>
+                <w:bCs w:val="false"/>
+                <w:sz w:val="18"/>
+                <w:szCs w:val="18"/>
+              </w:rPr>
+              <w:t>Kurulum yükü</w:t>
+            </w:r>
+          </w:p>
+        </w:tc>
+        <w:tc>
+          <w:tcPr>
+            <w:tcW w:w="1800" w:type="dxa"/>
+            <w:tcBorders>
+              <w:top w:val="single" w:sz="4" w:space="0" w:color="BFBFBF"/>
+              <w:left w:val="single" w:sz="4" w:space="0" w:color="BFBFBF"/>
+              <w:bottom w:val="single" w:sz="4" w:space="0" w:color="BFBFBF"/>
+              <w:right w:val="single" w:sz="4" w:space="0" w:color="BFBFBF"/>
+            </w:tcBorders>
+            <w:tcMar>
+              <w:top w:w="40" w:type="dxa"/>
+              <w:bottom w:w="40" w:type="dxa"/>
+            </w:tcMar>
+          </w:tcPr>
+          <w:p>
+            <w:pPr>
+              <w:pStyle w:val="Normal"/>
+              <w:spacing w:before="40" w:after="40"/>
+              <w:rPr/>
+            </w:pPr>
+            <w:r>
+              <w:rPr>
+                <w:rFonts w:eastAsia="Calibri" w:cs="Calibri"/>
+                <w:b w:val="false"/>
+                <w:bCs w:val="false"/>
+                <w:sz w:val="18"/>
+                <w:szCs w:val="18"/>
+              </w:rPr>
+              <w:t>Düşük (tek pip komutu)</w:t>
+            </w:r>
+          </w:p>
+        </w:tc>
+        <w:tc>
+          <w:tcPr>
+            <w:tcW w:w="1800" w:type="dxa"/>
+            <w:tcBorders>
+              <w:top w:val="single" w:sz="4" w:space="0" w:color="BFBFBF"/>
+              <w:left w:val="single" w:sz="4" w:space="0" w:color="BFBFBF"/>
+              <w:bottom w:val="single" w:sz="4" w:space="0" w:color="BFBFBF"/>
+              <w:right w:val="single" w:sz="4" w:space="0" w:color="BFBFBF"/>
+            </w:tcBorders>
+            <w:tcMar>
+              <w:top w:w="40" w:type="dxa"/>
+              <w:bottom w:w="40" w:type="dxa"/>
+            </w:tcMar>
+          </w:tcPr>
+          <w:p>
+            <w:pPr>
+              <w:pStyle w:val="Normal"/>
+              <w:spacing w:before="40" w:after="40"/>
+              <w:rPr/>
+            </w:pPr>
+            <w:r>
+              <w:rPr>
+                <w:rFonts w:eastAsia="Calibri" w:cs="Calibri"/>
+                <w:b w:val="false"/>
+                <w:bCs w:val="false"/>
+                <w:sz w:val="18"/>
+                <w:szCs w:val="18"/>
+              </w:rPr>
+              <w:t>Düşük-orta</w:t>
+            </w:r>
+          </w:p>
+        </w:tc>
+        <w:tc>
+          <w:tcPr>
+            <w:tcW w:w="1800" w:type="dxa"/>
+            <w:tcBorders>
+              <w:top w:val="single" w:sz="4" w:space="0" w:color="BFBFBF"/>
+              <w:left w:val="single" w:sz="4" w:space="0" w:color="BFBFBF"/>
+              <w:bottom w:val="single" w:sz="4" w:space="0" w:color="BFBFBF"/>
+              <w:right w:val="single" w:sz="4" w:space="0" w:color="BFBFBF"/>
+            </w:tcBorders>
+            <w:tcMar>
+              <w:top w:w="40" w:type="dxa"/>
+              <w:bottom w:w="40" w:type="dxa"/>
+            </w:tcMar>
+          </w:tcPr>
+          <w:p>
+            <w:pPr>
+              <w:pStyle w:val="Normal"/>
+              <w:spacing w:before="40" w:after="40"/>
+              <w:rPr/>
+            </w:pPr>
+            <w:r>
+              <w:rPr>
+                <w:rFonts w:eastAsia="Calibri" w:cs="Calibri"/>
+                <w:b w:val="false"/>
+                <w:bCs w:val="false"/>
+                <w:sz w:val="18"/>
+                <w:szCs w:val="18"/>
+              </w:rPr>
+              <w:t>Yüksek (1-2 hafta)</w:t>
+            </w:r>
+          </w:p>
+        </w:tc>
+        <w:tc>
+          <w:tcPr>
+            <w:tcW w:w="1800" w:type="dxa"/>
+            <w:tcBorders>
+              <w:top w:val="single" w:sz="4" w:space="0" w:color="BFBFBF"/>
+              <w:left w:val="single" w:sz="4" w:space="0" w:color="BFBFBF"/>
+              <w:bottom w:val="single" w:sz="4" w:space="0" w:color="BFBFBF"/>
+              <w:right w:val="single" w:sz="4" w:space="0" w:color="BFBFBF"/>
+            </w:tcBorders>
+            <w:tcMar>
+              <w:top w:w="40" w:type="dxa"/>
+              <w:bottom w:w="40" w:type="dxa"/>
+            </w:tcMar>
+          </w:tcPr>
+          <w:p>
+            <w:pPr>
+              <w:pStyle w:val="Normal"/>
+              <w:spacing w:before="40" w:after="40"/>
+              <w:rPr/>
+            </w:pPr>
+            <w:r>
+              <w:rPr>
+                <w:rFonts w:eastAsia="Calibri" w:cs="Calibri"/>
+                <w:b w:val="false"/>
+                <w:bCs w:val="false"/>
+                <w:sz w:val="18"/>
+                <w:szCs w:val="18"/>
+              </w:rPr>
+              <w:t>—</w:t>
+            </w:r>
+          </w:p>
+        </w:tc>
+      </w:tr>
+    </w:tbl>
+    <w:p>
+      <w:pPr>
+        <w:pStyle w:val="Normal"/>
+        <w:spacing w:before="0" w:after="120"/>
+        <w:rPr/>
+      </w:pPr>
+      <w:r>
+        <w:rPr/>
+      </w:r>
+    </w:p>
+    <w:p>
+      <w:pPr>
+        <w:pStyle w:val="Normal"/>
+        <w:spacing w:lineRule="exact" w:line="300" w:before="0" w:after="160"/>
+        <w:jc w:val="both"/>
+        <w:rPr/>
+      </w:pPr>
+      <w:r>
+        <w:rPr>
+          <w:rFonts w:eastAsia="Calibri" w:cs="Calibri"/>
+          <w:sz w:val="22"/>
+          <w:szCs w:val="22"/>
+        </w:rPr>
+        <w:t>Somut fırsat: sorgu ayrıştırma adımında (Qwen 14B) her çağrıda aynı uzun sistem promptu (alan kataloğu + eşleme tablosu + few-shot) tekrarlanıyor, değişen tek şey kullanıcı sorgusu, SGLang'ın RadixAttention'ının hedeflediği tam örüntü bu. Rerank VLM'inde (her klip görsel olarak farklı, paylaşılan önek yok) bu kazanım geçerli değil; bu yüzden ana tablodaki tercih sorgu ayrıştırıcı için SGLang, caption/rerank için vLLM olarak ayrıştırılmıştır. Gecikme kazanımı altın set üzerinde ölçülmeden kesinleştirilmemelidir. TGI, HuggingFace'in kendisi tarafından da vLLM/SGLang'a yönlendirildiği için değerlendirme dışı bırakılmıştır.</w:t>
+      </w:r>
+    </w:p>
+    <w:p>
+      <w:pPr>
+        <w:pStyle w:val="Heading3"/>
+        <w:spacing w:before="220" w:after="100"/>
+        <w:rPr/>
+      </w:pPr>
+      <w:r>
+        <w:rPr/>
+        <w:t>3.2.3 Diğer bileşenler (akıl yürütmeyle değerlendirilmiştir)</w:t>
+      </w:r>
+    </w:p>
+    <w:tbl>
+      <w:tblPr>
+        <w:tblW w:w="9000" w:type="dxa"/>
+        <w:jc w:val="left"/>
+        <w:tblInd w:w="0" w:type="dxa"/>
+        <w:tblLayout w:type="fixed"/>
+        <w:tblCellMar>
+          <w:top w:w="60" w:type="dxa"/>
+          <w:left w:w="100" w:type="dxa"/>
+          <w:bottom w:w="60" w:type="dxa"/>
+          <w:right w:w="100" w:type="dxa"/>
+        </w:tblCellMar>
+      </w:tblPr>
+      <w:tblGrid>
+        <w:gridCol w:w="1899"/>
+        <w:gridCol w:w="1900"/>
+        <w:gridCol w:w="2402"/>
+        <w:gridCol w:w="2798"/>
+      </w:tblGrid>
+      <w:tr>
+        <w:trPr>
+          <w:tblHeader w:val="true"/>
+        </w:trPr>
+        <w:tc>
+          <w:tcPr>
+            <w:tcW w:w="1899" w:type="dxa"/>
+            <w:tcBorders>
+              <w:top w:val="single" w:sz="4" w:space="0" w:color="BFBFBF"/>
+              <w:left w:val="single" w:sz="4" w:space="0" w:color="BFBFBF"/>
+              <w:bottom w:val="single" w:sz="4" w:space="0" w:color="BFBFBF"/>
+              <w:right w:val="single" w:sz="4" w:space="0" w:color="BFBFBF"/>
+            </w:tcBorders>
+            <w:shd w:fill="DDE8ED" w:val="clear"/>
+          </w:tcPr>
+          <w:p>
+            <w:pPr>
+              <w:pStyle w:val="Normal"/>
+              <w:spacing w:before="40" w:after="40"/>
+              <w:rPr/>
+            </w:pPr>
+            <w:r>
+              <w:rPr>
+                <w:rFonts w:eastAsia="Calibri" w:cs="Calibri"/>
+                <w:b/>
+                <w:bCs/>
+                <w:sz w:val="18"/>
+                <w:szCs w:val="18"/>
+              </w:rPr>
+              <w:t>Bileşen</w:t>
+            </w:r>
+          </w:p>
+        </w:tc>
+        <w:tc>
+          <w:tcPr>
+            <w:tcW w:w="1900" w:type="dxa"/>
+            <w:tcBorders>
+              <w:top w:val="single" w:sz="4" w:space="0" w:color="BFBFBF"/>
+              <w:left w:val="single" w:sz="4" w:space="0" w:color="BFBFBF"/>
+              <w:bottom w:val="single" w:sz="4" w:space="0" w:color="BFBFBF"/>
+              <w:right w:val="single" w:sz="4" w:space="0" w:color="BFBFBF"/>
+            </w:tcBorders>
+            <w:shd w:fill="DDE8ED" w:val="clear"/>
+          </w:tcPr>
+          <w:p>
+            <w:pPr>
+              <w:pStyle w:val="Normal"/>
+              <w:spacing w:before="40" w:after="40"/>
+              <w:rPr/>
+            </w:pPr>
+            <w:r>
+              <w:rPr>
+                <w:rFonts w:eastAsia="Calibri" w:cs="Calibri"/>
+                <w:b/>
+                <w:bCs/>
+                <w:sz w:val="18"/>
+                <w:szCs w:val="18"/>
+              </w:rPr>
+              <w:t>Seçili</w:t>
+            </w:r>
+          </w:p>
+        </w:tc>
+        <w:tc>
+          <w:tcPr>
+            <w:tcW w:w="2402" w:type="dxa"/>
+            <w:tcBorders>
+              <w:top w:val="single" w:sz="4" w:space="0" w:color="BFBFBF"/>
+              <w:left w:val="single" w:sz="4" w:space="0" w:color="BFBFBF"/>
+              <w:bottom w:val="single" w:sz="4" w:space="0" w:color="BFBFBF"/>
+              <w:right w:val="single" w:sz="4" w:space="0" w:color="BFBFBF"/>
+            </w:tcBorders>
+            <w:shd w:fill="DDE8ED" w:val="clear"/>
+          </w:tcPr>
+          <w:p>
+            <w:pPr>
+              <w:pStyle w:val="Normal"/>
+              <w:spacing w:before="40" w:after="40"/>
+              <w:rPr/>
+            </w:pPr>
+            <w:r>
+              <w:rPr>
+                <w:rFonts w:eastAsia="Calibri" w:cs="Calibri"/>
+                <w:b/>
+                <w:bCs/>
+                <w:sz w:val="18"/>
+                <w:szCs w:val="18"/>
+              </w:rPr>
+              <w:t>Ana alternatif</w:t>
+            </w:r>
+          </w:p>
+        </w:tc>
+        <w:tc>
+          <w:tcPr>
+            <w:tcW w:w="2798" w:type="dxa"/>
+            <w:tcBorders>
+              <w:top w:val="single" w:sz="4" w:space="0" w:color="BFBFBF"/>
+              <w:left w:val="single" w:sz="4" w:space="0" w:color="BFBFBF"/>
+              <w:bottom w:val="single" w:sz="4" w:space="0" w:color="BFBFBF"/>
+              <w:right w:val="single" w:sz="4" w:space="0" w:color="BFBFBF"/>
+            </w:tcBorders>
+            <w:shd w:fill="DDE8ED" w:val="clear"/>
+          </w:tcPr>
+          <w:p>
+            <w:pPr>
+              <w:pStyle w:val="Normal"/>
+              <w:spacing w:before="40" w:after="40"/>
+              <w:rPr/>
+            </w:pPr>
+            <w:r>
+              <w:rPr>
+                <w:rFonts w:eastAsia="Calibri" w:cs="Calibri"/>
+                <w:b/>
+                <w:bCs/>
+                <w:sz w:val="18"/>
+                <w:szCs w:val="18"/>
+              </w:rPr>
+              <w:t>Ne zaman alternatif düşünülür</w:t>
+            </w:r>
+          </w:p>
+        </w:tc>
+      </w:tr>
+      <w:tr>
+        <w:trPr/>
+        <w:tc>
+          <w:tcPr>
+            <w:tcW w:w="1899" w:type="dxa"/>
+            <w:tcBorders>
+              <w:top w:val="single" w:sz="4" w:space="0" w:color="BFBFBF"/>
+              <w:left w:val="single" w:sz="4" w:space="0" w:color="BFBFBF"/>
+              <w:bottom w:val="single" w:sz="4" w:space="0" w:color="BFBFBF"/>
+              <w:right w:val="single" w:sz="4" w:space="0" w:color="BFBFBF"/>
+            </w:tcBorders>
+            <w:tcMar>
+              <w:top w:w="40" w:type="dxa"/>
+              <w:bottom w:w="40" w:type="dxa"/>
+            </w:tcMar>
+          </w:tcPr>
+          <w:p>
+            <w:pPr>
+              <w:pStyle w:val="Normal"/>
+              <w:spacing w:before="40" w:after="40"/>
+              <w:rPr/>
+            </w:pPr>
+            <w:r>
+              <w:rPr>
+                <w:rFonts w:eastAsia="Calibri" w:cs="Calibri"/>
+                <w:b w:val="false"/>
+                <w:bCs w:val="false"/>
+                <w:sz w:val="18"/>
+                <w:szCs w:val="18"/>
+              </w:rPr>
+              <w:t>Orkestrasyon</w:t>
+            </w:r>
+          </w:p>
+        </w:tc>
+        <w:tc>
+          <w:tcPr>
+            <w:tcW w:w="1900" w:type="dxa"/>
+            <w:tcBorders>
+              <w:top w:val="single" w:sz="4" w:space="0" w:color="BFBFBF"/>
+              <w:left w:val="single" w:sz="4" w:space="0" w:color="BFBFBF"/>
+              <w:bottom w:val="single" w:sz="4" w:space="0" w:color="BFBFBF"/>
+              <w:right w:val="single" w:sz="4" w:space="0" w:color="BFBFBF"/>
+            </w:tcBorders>
+            <w:tcMar>
+              <w:top w:w="40" w:type="dxa"/>
+              <w:bottom w:w="40" w:type="dxa"/>
+            </w:tcMar>
+          </w:tcPr>
+          <w:p>
+            <w:pPr>
+              <w:pStyle w:val="Normal"/>
+              <w:spacing w:before="40" w:after="40"/>
+              <w:rPr/>
+            </w:pPr>
+            <w:r>
+              <w:rPr>
+                <w:rFonts w:eastAsia="Calibri" w:cs="Calibri"/>
+                <w:b w:val="false"/>
+                <w:bCs w:val="false"/>
+                <w:sz w:val="18"/>
+                <w:szCs w:val="18"/>
+              </w:rPr>
+              <w:t>Temporal</w:t>
+            </w:r>
+          </w:p>
+        </w:tc>
+        <w:tc>
+          <w:tcPr>
+            <w:tcW w:w="2402" w:type="dxa"/>
+            <w:tcBorders>
+              <w:top w:val="single" w:sz="4" w:space="0" w:color="BFBFBF"/>
+              <w:left w:val="single" w:sz="4" w:space="0" w:color="BFBFBF"/>
+              <w:bottom w:val="single" w:sz="4" w:space="0" w:color="BFBFBF"/>
+              <w:right w:val="single" w:sz="4" w:space="0" w:color="BFBFBF"/>
+            </w:tcBorders>
+            <w:tcMar>
+              <w:top w:w="40" w:type="dxa"/>
+              <w:bottom w:w="40" w:type="dxa"/>
+            </w:tcMar>
+          </w:tcPr>
+          <w:p>
+            <w:pPr>
+              <w:pStyle w:val="Normal"/>
+              <w:spacing w:before="40" w:after="40"/>
+              <w:rPr/>
+            </w:pPr>
+            <w:r>
+              <w:rPr>
+                <w:rFonts w:eastAsia="Calibri" w:cs="Calibri"/>
+                <w:b w:val="false"/>
+                <w:bCs w:val="false"/>
+                <w:sz w:val="18"/>
+                <w:szCs w:val="18"/>
+              </w:rPr>
+              <w:t>Airflow, Prefect, Dagster</w:t>
+            </w:r>
+          </w:p>
+        </w:tc>
+        <w:tc>
+          <w:tcPr>
+            <w:tcW w:w="2798" w:type="dxa"/>
+            <w:tcBorders>
+              <w:top w:val="single" w:sz="4" w:space="0" w:color="BFBFBF"/>
+              <w:left w:val="single" w:sz="4" w:space="0" w:color="BFBFBF"/>
+              <w:bottom w:val="single" w:sz="4" w:space="0" w:color="BFBFBF"/>
+              <w:right w:val="single" w:sz="4" w:space="0" w:color="BFBFBF"/>
+            </w:tcBorders>
+            <w:tcMar>
+              <w:top w:w="40" w:type="dxa"/>
+              <w:bottom w:w="40" w:type="dxa"/>
+            </w:tcMar>
+          </w:tcPr>
+          <w:p>
+            <w:pPr>
+              <w:pStyle w:val="Normal"/>
+              <w:spacing w:before="40" w:after="40"/>
+              <w:rPr/>
+            </w:pPr>
+            <w:r>
+              <w:rPr>
+                <w:rFonts w:eastAsia="Calibri" w:cs="Calibri"/>
+                <w:b w:val="false"/>
+                <w:bCs w:val="false"/>
+                <w:sz w:val="18"/>
+                <w:szCs w:val="18"/>
+              </w:rPr>
+              <w:t>Airflow adım-içi checkpoint sunmaz; Prefect/Dagster daha modern ama ölçekte kanıtlanmışlık Temporal'da daha güçlü</w:t>
+            </w:r>
+          </w:p>
+        </w:tc>
+      </w:tr>
+      <w:tr>
+        <w:trPr/>
+        <w:tc>
+          <w:tcPr>
+            <w:tcW w:w="1899" w:type="dxa"/>
+            <w:tcBorders>
+              <w:top w:val="single" w:sz="4" w:space="0" w:color="BFBFBF"/>
+              <w:left w:val="single" w:sz="4" w:space="0" w:color="BFBFBF"/>
+              <w:bottom w:val="single" w:sz="4" w:space="0" w:color="BFBFBF"/>
+              <w:right w:val="single" w:sz="4" w:space="0" w:color="BFBFBF"/>
+            </w:tcBorders>
+            <w:tcMar>
+              <w:top w:w="40" w:type="dxa"/>
+              <w:bottom w:w="40" w:type="dxa"/>
+            </w:tcMar>
+          </w:tcPr>
+          <w:p>
+            <w:pPr>
+              <w:pStyle w:val="Normal"/>
+              <w:spacing w:before="40" w:after="40"/>
+              <w:rPr/>
+            </w:pPr>
+            <w:r>
+              <w:rPr>
+                <w:rFonts w:eastAsia="Calibri" w:cs="Calibri"/>
+                <w:b w:val="false"/>
+                <w:bCs w:val="false"/>
+                <w:sz w:val="18"/>
+                <w:szCs w:val="18"/>
+              </w:rPr>
+              <w:t>Mesaj kuyruğu</w:t>
+            </w:r>
+          </w:p>
+        </w:tc>
+        <w:tc>
+          <w:tcPr>
+            <w:tcW w:w="1900" w:type="dxa"/>
+            <w:tcBorders>
+              <w:top w:val="single" w:sz="4" w:space="0" w:color="BFBFBF"/>
+              <w:left w:val="single" w:sz="4" w:space="0" w:color="BFBFBF"/>
+              <w:bottom w:val="single" w:sz="4" w:space="0" w:color="BFBFBF"/>
+              <w:right w:val="single" w:sz="4" w:space="0" w:color="BFBFBF"/>
+            </w:tcBorders>
+            <w:tcMar>
+              <w:top w:w="40" w:type="dxa"/>
+              <w:bottom w:w="40" w:type="dxa"/>
+            </w:tcMar>
+          </w:tcPr>
+          <w:p>
+            <w:pPr>
+              <w:pStyle w:val="Normal"/>
+              <w:spacing w:before="40" w:after="40"/>
+              <w:rPr/>
+            </w:pPr>
+            <w:r>
+              <w:rPr>
+                <w:rFonts w:eastAsia="Calibri" w:cs="Calibri"/>
+                <w:b w:val="false"/>
+                <w:bCs w:val="false"/>
+                <w:sz w:val="18"/>
+                <w:szCs w:val="18"/>
+              </w:rPr>
+              <w:t>Kafka</w:t>
+            </w:r>
+          </w:p>
+        </w:tc>
+        <w:tc>
+          <w:tcPr>
+            <w:tcW w:w="2402" w:type="dxa"/>
+            <w:tcBorders>
+              <w:top w:val="single" w:sz="4" w:space="0" w:color="BFBFBF"/>
+              <w:left w:val="single" w:sz="4" w:space="0" w:color="BFBFBF"/>
+              <w:bottom w:val="single" w:sz="4" w:space="0" w:color="BFBFBF"/>
+              <w:right w:val="single" w:sz="4" w:space="0" w:color="BFBFBF"/>
+            </w:tcBorders>
+            <w:tcMar>
+              <w:top w:w="40" w:type="dxa"/>
+              <w:bottom w:w="40" w:type="dxa"/>
+            </w:tcMar>
+          </w:tcPr>
+          <w:p>
+            <w:pPr>
+              <w:pStyle w:val="Normal"/>
+              <w:spacing w:before="40" w:after="40"/>
+              <w:rPr/>
+            </w:pPr>
+            <w:r>
+              <w:rPr>
+                <w:rFonts w:eastAsia="Calibri" w:cs="Calibri"/>
+                <w:b w:val="false"/>
+                <w:bCs w:val="false"/>
+                <w:sz w:val="18"/>
+                <w:szCs w:val="18"/>
+              </w:rPr>
+              <w:t>RabbitMQ, Redis Streams, Pulsar</w:t>
+            </w:r>
+          </w:p>
+        </w:tc>
+        <w:tc>
+          <w:tcPr>
+            <w:tcW w:w="2798" w:type="dxa"/>
+            <w:tcBorders>
+              <w:top w:val="single" w:sz="4" w:space="0" w:color="BFBFBF"/>
+              <w:left w:val="single" w:sz="4" w:space="0" w:color="BFBFBF"/>
+              <w:bottom w:val="single" w:sz="4" w:space="0" w:color="BFBFBF"/>
+              <w:right w:val="single" w:sz="4" w:space="0" w:color="BFBFBF"/>
+            </w:tcBorders>
+            <w:tcMar>
+              <w:top w:w="40" w:type="dxa"/>
+              <w:bottom w:w="40" w:type="dxa"/>
+            </w:tcMar>
+          </w:tcPr>
+          <w:p>
+            <w:pPr>
+              <w:pStyle w:val="Normal"/>
+              <w:spacing w:before="40" w:after="40"/>
+              <w:rPr/>
+            </w:pPr>
+            <w:r>
+              <w:rPr>
+                <w:rFonts w:eastAsia="Calibri" w:cs="Calibri"/>
+                <w:b w:val="false"/>
+                <w:bCs w:val="false"/>
+                <w:sz w:val="18"/>
+                <w:szCs w:val="18"/>
+              </w:rPr>
+              <w:t>Tekli tetikleme yeterliyse RabbitMQ de çalışır; Kafka ClickHouse ekosistemiyle sürtünmesiz</w:t>
+            </w:r>
+          </w:p>
+        </w:tc>
+      </w:tr>
+      <w:tr>
+        <w:trPr/>
+        <w:tc>
+          <w:tcPr>
+            <w:tcW w:w="1899" w:type="dxa"/>
+            <w:tcBorders>
+              <w:top w:val="single" w:sz="4" w:space="0" w:color="BFBFBF"/>
+              <w:left w:val="single" w:sz="4" w:space="0" w:color="BFBFBF"/>
+              <w:bottom w:val="single" w:sz="4" w:space="0" w:color="BFBFBF"/>
+              <w:right w:val="single" w:sz="4" w:space="0" w:color="BFBFBF"/>
+            </w:tcBorders>
+            <w:tcMar>
+              <w:top w:w="40" w:type="dxa"/>
+              <w:bottom w:w="40" w:type="dxa"/>
+            </w:tcMar>
+          </w:tcPr>
+          <w:p>
+            <w:pPr>
+              <w:pStyle w:val="Normal"/>
+              <w:spacing w:before="40" w:after="40"/>
+              <w:rPr/>
+            </w:pPr>
+            <w:r>
+              <w:rPr>
+                <w:rFonts w:eastAsia="Calibri" w:cs="Calibri"/>
+                <w:b w:val="false"/>
+                <w:bCs w:val="false"/>
+                <w:sz w:val="18"/>
+                <w:szCs w:val="18"/>
+              </w:rPr>
+              <w:t>Yapısal LLM çıktısı</w:t>
+            </w:r>
+          </w:p>
+        </w:tc>
+        <w:tc>
+          <w:tcPr>
+            <w:tcW w:w="1900" w:type="dxa"/>
+            <w:tcBorders>
+              <w:top w:val="single" w:sz="4" w:space="0" w:color="BFBFBF"/>
+              <w:left w:val="single" w:sz="4" w:space="0" w:color="BFBFBF"/>
+              <w:bottom w:val="single" w:sz="4" w:space="0" w:color="BFBFBF"/>
+              <w:right w:val="single" w:sz="4" w:space="0" w:color="BFBFBF"/>
+            </w:tcBorders>
+            <w:tcMar>
+              <w:top w:w="40" w:type="dxa"/>
+              <w:bottom w:w="40" w:type="dxa"/>
+            </w:tcMar>
+          </w:tcPr>
+          <w:p>
+            <w:pPr>
+              <w:pStyle w:val="Normal"/>
+              <w:spacing w:before="40" w:after="40"/>
+              <w:rPr/>
+            </w:pPr>
+            <w:r>
+              <w:rPr>
+                <w:rFonts w:eastAsia="Calibri" w:cs="Calibri"/>
+                <w:b w:val="false"/>
+                <w:bCs w:val="false"/>
+                <w:sz w:val="18"/>
+                <w:szCs w:val="18"/>
+              </w:rPr>
+              <w:t>xgrammar</w:t>
+            </w:r>
+          </w:p>
+        </w:tc>
+        <w:tc>
+          <w:tcPr>
+            <w:tcW w:w="2402" w:type="dxa"/>
+            <w:tcBorders>
+              <w:top w:val="single" w:sz="4" w:space="0" w:color="BFBFBF"/>
+              <w:left w:val="single" w:sz="4" w:space="0" w:color="BFBFBF"/>
+              <w:bottom w:val="single" w:sz="4" w:space="0" w:color="BFBFBF"/>
+              <w:right w:val="single" w:sz="4" w:space="0" w:color="BFBFBF"/>
+            </w:tcBorders>
+            <w:tcMar>
+              <w:top w:w="40" w:type="dxa"/>
+              <w:bottom w:w="40" w:type="dxa"/>
+            </w:tcMar>
+          </w:tcPr>
+          <w:p>
+            <w:pPr>
+              <w:pStyle w:val="Normal"/>
+              <w:spacing w:before="40" w:after="40"/>
+              <w:rPr/>
+            </w:pPr>
+            <w:r>
+              <w:rPr>
+                <w:rFonts w:eastAsia="Calibri" w:cs="Calibri"/>
+                <w:b w:val="false"/>
+                <w:bCs w:val="false"/>
+                <w:sz w:val="18"/>
+                <w:szCs w:val="18"/>
+              </w:rPr>
+              <w:t>Outlines, Guidance, native JSON mode</w:t>
+            </w:r>
+          </w:p>
+        </w:tc>
+        <w:tc>
+          <w:tcPr>
+            <w:tcW w:w="2798" w:type="dxa"/>
+            <w:tcBorders>
+              <w:top w:val="single" w:sz="4" w:space="0" w:color="BFBFBF"/>
+              <w:left w:val="single" w:sz="4" w:space="0" w:color="BFBFBF"/>
+              <w:bottom w:val="single" w:sz="4" w:space="0" w:color="BFBFBF"/>
+              <w:right w:val="single" w:sz="4" w:space="0" w:color="BFBFBF"/>
+            </w:tcBorders>
+            <w:tcMar>
+              <w:top w:w="40" w:type="dxa"/>
+              <w:bottom w:w="40" w:type="dxa"/>
+            </w:tcMar>
+          </w:tcPr>
+          <w:p>
+            <w:pPr>
+              <w:pStyle w:val="Normal"/>
+              <w:spacing w:before="40" w:after="40"/>
+              <w:rPr/>
+            </w:pPr>
+            <w:r>
+              <w:rPr>
+                <w:rFonts w:eastAsia="Calibri" w:cs="Calibri"/>
+                <w:b w:val="false"/>
+                <w:bCs w:val="false"/>
+                <w:sz w:val="18"/>
+                <w:szCs w:val="18"/>
+              </w:rPr>
+              <w:t>Üçü de aynı temel fikri uygular; ekip aşinalığı belirleyici olabilir</w:t>
+            </w:r>
+          </w:p>
+        </w:tc>
+      </w:tr>
+      <w:tr>
+        <w:trPr/>
+        <w:tc>
+          <w:tcPr>
+            <w:tcW w:w="1899" w:type="dxa"/>
+            <w:tcBorders>
+              <w:top w:val="single" w:sz="4" w:space="0" w:color="BFBFBF"/>
+              <w:left w:val="single" w:sz="4" w:space="0" w:color="BFBFBF"/>
+              <w:bottom w:val="single" w:sz="4" w:space="0" w:color="BFBFBF"/>
+              <w:right w:val="single" w:sz="4" w:space="0" w:color="BFBFBF"/>
+            </w:tcBorders>
+            <w:tcMar>
+              <w:top w:w="40" w:type="dxa"/>
+              <w:bottom w:w="40" w:type="dxa"/>
+            </w:tcMar>
+          </w:tcPr>
+          <w:p>
+            <w:pPr>
+              <w:pStyle w:val="Normal"/>
+              <w:spacing w:before="40" w:after="40"/>
+              <w:rPr/>
+            </w:pPr>
+            <w:r>
+              <w:rPr>
+                <w:rFonts w:eastAsia="Calibri" w:cs="Calibri"/>
+                <w:b w:val="false"/>
+                <w:bCs w:val="false"/>
+                <w:sz w:val="18"/>
+                <w:szCs w:val="18"/>
+              </w:rPr>
+              <w:t>Etiketleme/değerlendirme</w:t>
+            </w:r>
+          </w:p>
+        </w:tc>
+        <w:tc>
+          <w:tcPr>
+            <w:tcW w:w="1900" w:type="dxa"/>
+            <w:tcBorders>
+              <w:top w:val="single" w:sz="4" w:space="0" w:color="BFBFBF"/>
+              <w:left w:val="single" w:sz="4" w:space="0" w:color="BFBFBF"/>
+              <w:bottom w:val="single" w:sz="4" w:space="0" w:color="BFBFBF"/>
+              <w:right w:val="single" w:sz="4" w:space="0" w:color="BFBFBF"/>
+            </w:tcBorders>
+            <w:tcMar>
+              <w:top w:w="40" w:type="dxa"/>
+              <w:bottom w:w="40" w:type="dxa"/>
+            </w:tcMar>
+          </w:tcPr>
+          <w:p>
+            <w:pPr>
+              <w:pStyle w:val="Normal"/>
+              <w:spacing w:before="40" w:after="40"/>
+              <w:rPr/>
+            </w:pPr>
+            <w:r>
+              <w:rPr>
+                <w:rFonts w:eastAsia="Calibri" w:cs="Calibri"/>
+                <w:b w:val="false"/>
+                <w:bCs w:val="false"/>
+                <w:sz w:val="18"/>
+                <w:szCs w:val="18"/>
+              </w:rPr>
+              <w:t>FiftyOne</w:t>
+            </w:r>
+          </w:p>
+        </w:tc>
+        <w:tc>
+          <w:tcPr>
+            <w:tcW w:w="2402" w:type="dxa"/>
+            <w:tcBorders>
+              <w:top w:val="single" w:sz="4" w:space="0" w:color="BFBFBF"/>
+              <w:left w:val="single" w:sz="4" w:space="0" w:color="BFBFBF"/>
+              <w:bottom w:val="single" w:sz="4" w:space="0" w:color="BFBFBF"/>
+              <w:right w:val="single" w:sz="4" w:space="0" w:color="BFBFBF"/>
+            </w:tcBorders>
+            <w:tcMar>
+              <w:top w:w="40" w:type="dxa"/>
+              <w:bottom w:w="40" w:type="dxa"/>
+            </w:tcMar>
+          </w:tcPr>
+          <w:p>
+            <w:pPr>
+              <w:pStyle w:val="Normal"/>
+              <w:spacing w:before="40" w:after="40"/>
+              <w:rPr/>
+            </w:pPr>
+            <w:r>
+              <w:rPr>
+                <w:rFonts w:eastAsia="Calibri" w:cs="Calibri"/>
+                <w:b w:val="false"/>
+                <w:bCs w:val="false"/>
+                <w:sz w:val="18"/>
+                <w:szCs w:val="18"/>
+              </w:rPr>
+              <w:t>Label Studio, CVAT</w:t>
+            </w:r>
+          </w:p>
+        </w:tc>
+        <w:tc>
+          <w:tcPr>
+            <w:tcW w:w="2798" w:type="dxa"/>
+            <w:tcBorders>
+              <w:top w:val="single" w:sz="4" w:space="0" w:color="BFBFBF"/>
+              <w:left w:val="single" w:sz="4" w:space="0" w:color="BFBFBF"/>
+              <w:bottom w:val="single" w:sz="4" w:space="0" w:color="BFBFBF"/>
+              <w:right w:val="single" w:sz="4" w:space="0" w:color="BFBFBF"/>
+            </w:tcBorders>
+            <w:tcMar>
+              <w:top w:w="40" w:type="dxa"/>
+              <w:bottom w:w="40" w:type="dxa"/>
+            </w:tcMar>
+          </w:tcPr>
+          <w:p>
+            <w:pPr>
+              <w:pStyle w:val="Normal"/>
+              <w:spacing w:before="40" w:after="40"/>
+              <w:rPr/>
+            </w:pPr>
+            <w:r>
+              <w:rPr>
+                <w:rFonts w:eastAsia="Calibri" w:cs="Calibri"/>
+                <w:b w:val="false"/>
+                <w:bCs w:val="false"/>
+                <w:sz w:val="18"/>
+                <w:szCs w:val="18"/>
+              </w:rPr>
+              <w:t>CVAT sınırlama kutusu etiketlemede daha güçlü; ikisini birlikte kullanmak (CVAT: YOLO verisi, FiftyOne: altın set) yaygın pratik</w:t>
+            </w:r>
+          </w:p>
+        </w:tc>
+      </w:tr>
+      <w:tr>
+        <w:trPr/>
+        <w:tc>
+          <w:tcPr>
+            <w:tcW w:w="1899" w:type="dxa"/>
+            <w:tcBorders>
+              <w:top w:val="single" w:sz="4" w:space="0" w:color="BFBFBF"/>
+              <w:left w:val="single" w:sz="4" w:space="0" w:color="BFBFBF"/>
+              <w:bottom w:val="single" w:sz="4" w:space="0" w:color="BFBFBF"/>
+              <w:right w:val="single" w:sz="4" w:space="0" w:color="BFBFBF"/>
+            </w:tcBorders>
+            <w:tcMar>
+              <w:top w:w="40" w:type="dxa"/>
+              <w:bottom w:w="40" w:type="dxa"/>
+            </w:tcMar>
+          </w:tcPr>
+          <w:p>
+            <w:pPr>
+              <w:pStyle w:val="Normal"/>
+              <w:spacing w:before="40" w:after="40"/>
+              <w:rPr/>
+            </w:pPr>
+            <w:r>
+              <w:rPr>
+                <w:rFonts w:eastAsia="Calibri" w:cs="Calibri"/>
+                <w:b w:val="false"/>
+                <w:bCs w:val="false"/>
+                <w:sz w:val="18"/>
+                <w:szCs w:val="18"/>
+              </w:rPr>
+              <w:t>İzleme</w:t>
+            </w:r>
+          </w:p>
+        </w:tc>
+        <w:tc>
+          <w:tcPr>
+            <w:tcW w:w="1900" w:type="dxa"/>
+            <w:tcBorders>
+              <w:top w:val="single" w:sz="4" w:space="0" w:color="BFBFBF"/>
+              <w:left w:val="single" w:sz="4" w:space="0" w:color="BFBFBF"/>
+              <w:bottom w:val="single" w:sz="4" w:space="0" w:color="BFBFBF"/>
+              <w:right w:val="single" w:sz="4" w:space="0" w:color="BFBFBF"/>
+            </w:tcBorders>
+            <w:tcMar>
+              <w:top w:w="40" w:type="dxa"/>
+              <w:bottom w:w="40" w:type="dxa"/>
+            </w:tcMar>
+          </w:tcPr>
+          <w:p>
+            <w:pPr>
+              <w:pStyle w:val="Normal"/>
+              <w:spacing w:before="40" w:after="40"/>
+              <w:rPr/>
+            </w:pPr>
+            <w:r>
+              <w:rPr>
+                <w:rFonts w:eastAsia="Calibri" w:cs="Calibri"/>
+                <w:b w:val="false"/>
+                <w:bCs w:val="false"/>
+                <w:sz w:val="18"/>
+                <w:szCs w:val="18"/>
+              </w:rPr>
+              <w:t>Prometheus + Grafana</w:t>
+            </w:r>
+          </w:p>
+        </w:tc>
+        <w:tc>
+          <w:tcPr>
+            <w:tcW w:w="2402" w:type="dxa"/>
+            <w:tcBorders>
+              <w:top w:val="single" w:sz="4" w:space="0" w:color="BFBFBF"/>
+              <w:left w:val="single" w:sz="4" w:space="0" w:color="BFBFBF"/>
+              <w:bottom w:val="single" w:sz="4" w:space="0" w:color="BFBFBF"/>
+              <w:right w:val="single" w:sz="4" w:space="0" w:color="BFBFBF"/>
+            </w:tcBorders>
+            <w:tcMar>
+              <w:top w:w="40" w:type="dxa"/>
+              <w:bottom w:w="40" w:type="dxa"/>
+            </w:tcMar>
+          </w:tcPr>
+          <w:p>
+            <w:pPr>
+              <w:pStyle w:val="Normal"/>
+              <w:spacing w:before="40" w:after="40"/>
+              <w:rPr/>
+            </w:pPr>
+            <w:r>
+              <w:rPr>
+                <w:rFonts w:eastAsia="Calibri" w:cs="Calibri"/>
+                <w:b w:val="false"/>
+                <w:bCs w:val="false"/>
+                <w:sz w:val="18"/>
+                <w:szCs w:val="18"/>
+              </w:rPr>
+              <w:t>Datadog, kurumsal APM</w:t>
+            </w:r>
+          </w:p>
+        </w:tc>
+        <w:tc>
+          <w:tcPr>
+            <w:tcW w:w="2798" w:type="dxa"/>
+            <w:tcBorders>
+              <w:top w:val="single" w:sz="4" w:space="0" w:color="BFBFBF"/>
+              <w:left w:val="single" w:sz="4" w:space="0" w:color="BFBFBF"/>
+              <w:bottom w:val="single" w:sz="4" w:space="0" w:color="BFBFBF"/>
+              <w:right w:val="single" w:sz="4" w:space="0" w:color="BFBFBF"/>
+            </w:tcBorders>
+            <w:tcMar>
+              <w:top w:w="40" w:type="dxa"/>
+              <w:bottom w:w="40" w:type="dxa"/>
+            </w:tcMar>
+          </w:tcPr>
+          <w:p>
+            <w:pPr>
+              <w:pStyle w:val="Normal"/>
+              <w:spacing w:before="40" w:after="40"/>
+              <w:rPr/>
+            </w:pPr>
+            <w:r>
+              <w:rPr>
+                <w:rFonts w:eastAsia="Calibri" w:cs="Calibri"/>
+                <w:b w:val="false"/>
+                <w:bCs w:val="false"/>
+                <w:sz w:val="18"/>
+                <w:szCs w:val="18"/>
+              </w:rPr>
+              <w:t>Self-hosted kısıtla en uyumlu; ekosistemde native metrik desteği var</w:t>
+            </w:r>
+          </w:p>
+        </w:tc>
+      </w:tr>
+    </w:tbl>
     <w:p>
       <w:pPr>
         <w:pStyle w:val="Heading1"/>
@@ -2481,7 +4792,7 @@
           <w:sz w:val="22"/>
           <w:szCs w:val="22"/>
         </w:rPr>
-        <w:t>kare bazlı CLIP (1 fps → ~1,08 milyar vektör), telemetri/filtre katmanı yok, sorgu metni doğrudan embed edilir, tek vektör indeksinde ANN.</w:t>
+        <w:t>kare bazlı düz CLIP (1 fps → ~1,08 milyar vektör, 768 boyut), telemetri/filtre katmanı yok, sorgu metni doğrudan embed edilir, tek vektör indeksinde ANN.</w:t>
       </w:r>
     </w:p>
     <w:p>
@@ -2511,8 +4822,8 @@
       <w:tblGrid>
         <w:gridCol w:w="3300"/>
         <w:gridCol w:w="1900"/>
-        <w:gridCol w:w="1900"/>
-        <w:gridCol w:w="1899"/>
+        <w:gridCol w:w="1901"/>
+        <w:gridCol w:w="1898"/>
       </w:tblGrid>
       <w:tr>
         <w:trPr>
@@ -2578,7 +4889,7 @@
         </w:tc>
         <w:tc>
           <w:tcPr>
-            <w:tcW w:w="1900" w:type="dxa"/>
+            <w:tcW w:w="1901" w:type="dxa"/>
             <w:tcBorders>
               <w:top w:val="single" w:sz="4" w:space="0" w:color="BFBFBF"/>
               <w:left w:val="single" w:sz="4" w:space="0" w:color="BFBFBF"/>
@@ -2601,13 +4912,13 @@
                 <w:sz w:val="18"/>
                 <w:szCs w:val="18"/>
               </w:rPr>
-              <w:t>Önerilen (Hibrit)</w:t>
-            </w:r>
-          </w:p>
-        </w:tc>
-        <w:tc>
-          <w:tcPr>
-            <w:tcW w:w="1899" w:type="dxa"/>
+              <w:t>Önerilen (X-CLIP)</w:t>
+            </w:r>
+          </w:p>
+        </w:tc>
+        <w:tc>
+          <w:tcPr>
+            <w:tcW w:w="1898" w:type="dxa"/>
             <w:tcBorders>
               <w:top w:val="single" w:sz="4" w:space="0" w:color="BFBFBF"/>
               <w:left w:val="single" w:sz="4" w:space="0" w:color="BFBFBF"/>
@@ -2703,65 +5014,65 @@
         </w:tc>
         <w:tc>
           <w:tcPr>
-            <w:tcW w:w="1900" w:type="dxa"/>
-            <w:tcBorders>
-              <w:top w:val="single" w:sz="4" w:space="0" w:color="BFBFBF"/>
-              <w:left w:val="single" w:sz="4" w:space="0" w:color="BFBFBF"/>
-              <w:bottom w:val="single" w:sz="4" w:space="0" w:color="BFBFBF"/>
-              <w:right w:val="single" w:sz="4" w:space="0" w:color="BFBFBF"/>
-            </w:tcBorders>
-            <w:tcMar>
-              <w:top w:w="40" w:type="dxa"/>
-              <w:bottom w:w="40" w:type="dxa"/>
-            </w:tcMar>
-          </w:tcPr>
-          <w:p>
-            <w:pPr>
-              <w:pStyle w:val="Normal"/>
-              <w:spacing w:before="40" w:after="40"/>
-              <w:rPr/>
-            </w:pPr>
-            <w:r>
-              <w:rPr>
-                <w:rFonts w:eastAsia="Calibri" w:cs="Calibri"/>
-                <w:b w:val="false"/>
-                <w:bCs w:val="false"/>
-                <w:sz w:val="18"/>
-                <w:szCs w:val="18"/>
-              </w:rPr>
-              <w:t>415 GB</w:t>
-            </w:r>
-          </w:p>
-        </w:tc>
-        <w:tc>
-          <w:tcPr>
-            <w:tcW w:w="1899" w:type="dxa"/>
-            <w:tcBorders>
-              <w:top w:val="single" w:sz="4" w:space="0" w:color="BFBFBF"/>
-              <w:left w:val="single" w:sz="4" w:space="0" w:color="BFBFBF"/>
-              <w:bottom w:val="single" w:sz="4" w:space="0" w:color="BFBFBF"/>
-              <w:right w:val="single" w:sz="4" w:space="0" w:color="BFBFBF"/>
-            </w:tcBorders>
-            <w:tcMar>
-              <w:top w:w="40" w:type="dxa"/>
-              <w:bottom w:w="40" w:type="dxa"/>
-            </w:tcMar>
-          </w:tcPr>
-          <w:p>
-            <w:pPr>
-              <w:pStyle w:val="Normal"/>
-              <w:spacing w:before="40" w:after="40"/>
-              <w:rPr/>
-            </w:pPr>
-            <w:r>
-              <w:rPr>
-                <w:rFonts w:eastAsia="Calibri" w:cs="Calibri"/>
-                <w:b w:val="false"/>
-                <w:bCs w:val="false"/>
-                <w:sz w:val="18"/>
-                <w:szCs w:val="18"/>
-              </w:rPr>
-              <w:t>4x</w:t>
+            <w:tcW w:w="1901" w:type="dxa"/>
+            <w:tcBorders>
+              <w:top w:val="single" w:sz="4" w:space="0" w:color="BFBFBF"/>
+              <w:left w:val="single" w:sz="4" w:space="0" w:color="BFBFBF"/>
+              <w:bottom w:val="single" w:sz="4" w:space="0" w:color="BFBFBF"/>
+              <w:right w:val="single" w:sz="4" w:space="0" w:color="BFBFBF"/>
+            </w:tcBorders>
+            <w:tcMar>
+              <w:top w:w="40" w:type="dxa"/>
+              <w:bottom w:w="40" w:type="dxa"/>
+            </w:tcMar>
+          </w:tcPr>
+          <w:p>
+            <w:pPr>
+              <w:pStyle w:val="Normal"/>
+              <w:spacing w:before="40" w:after="40"/>
+              <w:rPr/>
+            </w:pPr>
+            <w:r>
+              <w:rPr>
+                <w:rFonts w:eastAsia="Calibri" w:cs="Calibri"/>
+                <w:b w:val="false"/>
+                <w:bCs w:val="false"/>
+                <w:sz w:val="18"/>
+                <w:szCs w:val="18"/>
+              </w:rPr>
+              <w:t>276 GB</w:t>
+            </w:r>
+          </w:p>
+        </w:tc>
+        <w:tc>
+          <w:tcPr>
+            <w:tcW w:w="1898" w:type="dxa"/>
+            <w:tcBorders>
+              <w:top w:val="single" w:sz="4" w:space="0" w:color="BFBFBF"/>
+              <w:left w:val="single" w:sz="4" w:space="0" w:color="BFBFBF"/>
+              <w:bottom w:val="single" w:sz="4" w:space="0" w:color="BFBFBF"/>
+              <w:right w:val="single" w:sz="4" w:space="0" w:color="BFBFBF"/>
+            </w:tcBorders>
+            <w:tcMar>
+              <w:top w:w="40" w:type="dxa"/>
+              <w:bottom w:w="40" w:type="dxa"/>
+            </w:tcMar>
+          </w:tcPr>
+          <w:p>
+            <w:pPr>
+              <w:pStyle w:val="Normal"/>
+              <w:spacing w:before="40" w:after="40"/>
+              <w:rPr/>
+            </w:pPr>
+            <w:r>
+              <w:rPr>
+                <w:rFonts w:eastAsia="Calibri" w:cs="Calibri"/>
+                <w:b w:val="false"/>
+                <w:bCs w:val="false"/>
+                <w:sz w:val="18"/>
+                <w:szCs w:val="18"/>
+              </w:rPr>
+              <w:t>6x</w:t>
             </w:r>
           </w:p>
         </w:tc>
@@ -2834,65 +5145,85 @@
         </w:tc>
         <w:tc>
           <w:tcPr>
-            <w:tcW w:w="1900" w:type="dxa"/>
-            <w:tcBorders>
-              <w:top w:val="single" w:sz="4" w:space="0" w:color="BFBFBF"/>
-              <w:left w:val="single" w:sz="4" w:space="0" w:color="BFBFBF"/>
-              <w:bottom w:val="single" w:sz="4" w:space="0" w:color="BFBFBF"/>
-              <w:right w:val="single" w:sz="4" w:space="0" w:color="BFBFBF"/>
-            </w:tcBorders>
-            <w:tcMar>
-              <w:top w:w="40" w:type="dxa"/>
-              <w:bottom w:w="40" w:type="dxa"/>
-            </w:tcMar>
-          </w:tcPr>
-          <w:p>
-            <w:pPr>
-              <w:pStyle w:val="Normal"/>
-              <w:spacing w:before="40" w:after="40"/>
-              <w:rPr/>
-            </w:pPr>
-            <w:r>
-              <w:rPr>
-                <w:rFonts w:eastAsia="Calibri" w:cs="Calibri"/>
-                <w:b w:val="false"/>
-                <w:bCs w:val="false"/>
-                <w:sz w:val="18"/>
-                <w:szCs w:val="18"/>
-              </w:rPr>
-              <w:t>~50 GB</w:t>
-            </w:r>
-          </w:p>
-        </w:tc>
-        <w:tc>
-          <w:tcPr>
-            <w:tcW w:w="1899" w:type="dxa"/>
-            <w:tcBorders>
-              <w:top w:val="single" w:sz="4" w:space="0" w:color="BFBFBF"/>
-              <w:left w:val="single" w:sz="4" w:space="0" w:color="BFBFBF"/>
-              <w:bottom w:val="single" w:sz="4" w:space="0" w:color="BFBFBF"/>
-              <w:right w:val="single" w:sz="4" w:space="0" w:color="BFBFBF"/>
-            </w:tcBorders>
-            <w:tcMar>
-              <w:top w:w="40" w:type="dxa"/>
-              <w:bottom w:w="40" w:type="dxa"/>
-            </w:tcMar>
-          </w:tcPr>
-          <w:p>
-            <w:pPr>
-              <w:pStyle w:val="Normal"/>
-              <w:spacing w:before="40" w:after="40"/>
-              <w:rPr/>
-            </w:pPr>
-            <w:r>
-              <w:rPr>
-                <w:rFonts w:eastAsia="Calibri" w:cs="Calibri"/>
-                <w:b w:val="false"/>
-                <w:bCs w:val="false"/>
-                <w:sz w:val="18"/>
-                <w:szCs w:val="18"/>
-              </w:rPr>
-              <w:t>~3,6x</w:t>
+            <w:tcW w:w="1901" w:type="dxa"/>
+            <w:tcBorders>
+              <w:top w:val="single" w:sz="4" w:space="0" w:color="BFBFBF"/>
+              <w:left w:val="single" w:sz="4" w:space="0" w:color="BFBFBF"/>
+              <w:bottom w:val="single" w:sz="4" w:space="0" w:color="BFBFBF"/>
+              <w:right w:val="single" w:sz="4" w:space="0" w:color="BFBFBF"/>
+            </w:tcBorders>
+            <w:tcMar>
+              <w:top w:w="40" w:type="dxa"/>
+              <w:bottom w:w="40" w:type="dxa"/>
+            </w:tcMar>
+          </w:tcPr>
+          <w:p>
+            <w:pPr>
+              <w:pStyle w:val="Normal"/>
+              <w:spacing w:before="40" w:after="40"/>
+              <w:rPr/>
+            </w:pPr>
+            <w:r>
+              <w:rPr>
+                <w:rFonts w:eastAsia="Calibri" w:cs="Calibri"/>
+                <w:b w:val="false"/>
+                <w:bCs w:val="false"/>
+                <w:sz w:val="18"/>
+                <w:szCs w:val="18"/>
+              </w:rPr>
+              <w:t>~</w:t>
+            </w:r>
+            <w:r>
+              <w:rPr>
+                <w:rFonts w:eastAsia="Calibri" w:cs="Calibri"/>
+                <w:b w:val="false"/>
+                <w:bCs w:val="false"/>
+                <w:sz w:val="18"/>
+                <w:szCs w:val="18"/>
+              </w:rPr>
+              <w:t>50</w:t>
+            </w:r>
+            <w:r>
+              <w:rPr>
+                <w:rFonts w:eastAsia="Calibri" w:cs="Calibri"/>
+                <w:b w:val="false"/>
+                <w:bCs w:val="false"/>
+                <w:sz w:val="18"/>
+                <w:szCs w:val="18"/>
+              </w:rPr>
+              <w:t xml:space="preserve"> GB</w:t>
+            </w:r>
+          </w:p>
+        </w:tc>
+        <w:tc>
+          <w:tcPr>
+            <w:tcW w:w="1898" w:type="dxa"/>
+            <w:tcBorders>
+              <w:top w:val="single" w:sz="4" w:space="0" w:color="BFBFBF"/>
+              <w:left w:val="single" w:sz="4" w:space="0" w:color="BFBFBF"/>
+              <w:bottom w:val="single" w:sz="4" w:space="0" w:color="BFBFBF"/>
+              <w:right w:val="single" w:sz="4" w:space="0" w:color="BFBFBF"/>
+            </w:tcBorders>
+            <w:tcMar>
+              <w:top w:w="40" w:type="dxa"/>
+              <w:bottom w:w="40" w:type="dxa"/>
+            </w:tcMar>
+          </w:tcPr>
+          <w:p>
+            <w:pPr>
+              <w:pStyle w:val="Normal"/>
+              <w:spacing w:before="40" w:after="40"/>
+              <w:rPr/>
+            </w:pPr>
+            <w:r>
+              <w:rPr>
+                <w:rFonts w:eastAsia="Calibri" w:cs="Calibri"/>
+                <w:b w:val="false"/>
+                <w:bCs w:val="false"/>
+                <w:sz w:val="18"/>
+                <w:szCs w:val="18"/>
+              </w:rPr>
+              <w:t>~5,5x</w:t>
             </w:r>
           </w:p>
         </w:tc>
@@ -2965,7 +5296,7 @@
         </w:tc>
         <w:tc>
           <w:tcPr>
-            <w:tcW w:w="1900" w:type="dxa"/>
+            <w:tcW w:w="1901" w:type="dxa"/>
             <w:tcBorders>
               <w:top w:val="single" w:sz="4" w:space="0" w:color="BFBFBF"/>
               <w:left w:val="single" w:sz="4" w:space="0" w:color="BFBFBF"/>
@@ -2997,7 +5328,7 @@
         </w:tc>
         <w:tc>
           <w:tcPr>
-            <w:tcW w:w="1899" w:type="dxa"/>
+            <w:tcW w:w="1898" w:type="dxa"/>
             <w:tcBorders>
               <w:top w:val="single" w:sz="4" w:space="0" w:color="BFBFBF"/>
               <w:left w:val="single" w:sz="4" w:space="0" w:color="BFBFBF"/>
@@ -3096,7 +5427,7 @@
         </w:tc>
         <w:tc>
           <w:tcPr>
-            <w:tcW w:w="1900" w:type="dxa"/>
+            <w:tcW w:w="1901" w:type="dxa"/>
             <w:tcBorders>
               <w:top w:val="single" w:sz="4" w:space="0" w:color="BFBFBF"/>
               <w:left w:val="single" w:sz="4" w:space="0" w:color="BFBFBF"/>
@@ -3128,7 +5459,7 @@
         </w:tc>
         <w:tc>
           <w:tcPr>
-            <w:tcW w:w="1899" w:type="dxa"/>
+            <w:tcW w:w="1898" w:type="dxa"/>
             <w:tcBorders>
               <w:top w:val="single" w:sz="4" w:space="0" w:color="BFBFBF"/>
               <w:left w:val="single" w:sz="4" w:space="0" w:color="BFBFBF"/>
@@ -3227,7 +5558,7 @@
         </w:tc>
         <w:tc>
           <w:tcPr>
-            <w:tcW w:w="1900" w:type="dxa"/>
+            <w:tcW w:w="1901" w:type="dxa"/>
             <w:tcBorders>
               <w:top w:val="single" w:sz="4" w:space="0" w:color="BFBFBF"/>
               <w:left w:val="single" w:sz="4" w:space="0" w:color="BFBFBF"/>
@@ -3259,7 +5590,7 @@
         </w:tc>
         <w:tc>
           <w:tcPr>
-            <w:tcW w:w="1899" w:type="dxa"/>
+            <w:tcW w:w="1898" w:type="dxa"/>
             <w:tcBorders>
               <w:top w:val="single" w:sz="4" w:space="0" w:color="BFBFBF"/>
               <w:left w:val="single" w:sz="4" w:space="0" w:color="BFBFBF"/>
@@ -3358,65 +5689,105 @@
         </w:tc>
         <w:tc>
           <w:tcPr>
-            <w:tcW w:w="1900" w:type="dxa"/>
-            <w:tcBorders>
-              <w:top w:val="single" w:sz="4" w:space="0" w:color="BFBFBF"/>
-              <w:left w:val="single" w:sz="4" w:space="0" w:color="BFBFBF"/>
-              <w:bottom w:val="single" w:sz="4" w:space="0" w:color="BFBFBF"/>
-              <w:right w:val="single" w:sz="4" w:space="0" w:color="BFBFBF"/>
-            </w:tcBorders>
-            <w:tcMar>
-              <w:top w:w="40" w:type="dxa"/>
-              <w:bottom w:w="40" w:type="dxa"/>
-            </w:tcMar>
-          </w:tcPr>
-          <w:p>
-            <w:pPr>
-              <w:pStyle w:val="Normal"/>
-              <w:spacing w:before="40" w:after="40"/>
-              <w:rPr/>
-            </w:pPr>
-            <w:r>
-              <w:rPr>
-                <w:rFonts w:eastAsia="Calibri" w:cs="Calibri"/>
-                <w:b w:val="false"/>
-                <w:bCs w:val="false"/>
-                <w:sz w:val="18"/>
-                <w:szCs w:val="18"/>
-              </w:rPr>
-              <w:t>~499 GB</w:t>
-            </w:r>
-          </w:p>
-        </w:tc>
-        <w:tc>
-          <w:tcPr>
-            <w:tcW w:w="1899" w:type="dxa"/>
-            <w:tcBorders>
-              <w:top w:val="single" w:sz="4" w:space="0" w:color="BFBFBF"/>
-              <w:left w:val="single" w:sz="4" w:space="0" w:color="BFBFBF"/>
-              <w:bottom w:val="single" w:sz="4" w:space="0" w:color="BFBFBF"/>
-              <w:right w:val="single" w:sz="4" w:space="0" w:color="BFBFBF"/>
-            </w:tcBorders>
-            <w:tcMar>
-              <w:top w:w="40" w:type="dxa"/>
-              <w:bottom w:w="40" w:type="dxa"/>
-            </w:tcMar>
-          </w:tcPr>
-          <w:p>
-            <w:pPr>
-              <w:pStyle w:val="Normal"/>
-              <w:spacing w:before="40" w:after="40"/>
-              <w:rPr/>
-            </w:pPr>
-            <w:r>
-              <w:rPr>
-                <w:rFonts w:eastAsia="Calibri" w:cs="Calibri"/>
-                <w:b w:val="false"/>
-                <w:bCs w:val="false"/>
-                <w:sz w:val="18"/>
-                <w:szCs w:val="18"/>
-              </w:rPr>
-              <w:t>3,8x</w:t>
+            <w:tcW w:w="1901" w:type="dxa"/>
+            <w:tcBorders>
+              <w:top w:val="single" w:sz="4" w:space="0" w:color="BFBFBF"/>
+              <w:left w:val="single" w:sz="4" w:space="0" w:color="BFBFBF"/>
+              <w:bottom w:val="single" w:sz="4" w:space="0" w:color="BFBFBF"/>
+              <w:right w:val="single" w:sz="4" w:space="0" w:color="BFBFBF"/>
+            </w:tcBorders>
+            <w:tcMar>
+              <w:top w:w="40" w:type="dxa"/>
+              <w:bottom w:w="40" w:type="dxa"/>
+            </w:tcMar>
+          </w:tcPr>
+          <w:p>
+            <w:pPr>
+              <w:pStyle w:val="Normal"/>
+              <w:spacing w:before="40" w:after="40"/>
+              <w:rPr/>
+            </w:pPr>
+            <w:r>
+              <w:rPr>
+                <w:rFonts w:eastAsia="Calibri" w:cs="Calibri"/>
+                <w:b w:val="false"/>
+                <w:bCs w:val="false"/>
+                <w:sz w:val="18"/>
+                <w:szCs w:val="18"/>
+              </w:rPr>
+              <w:t>~3</w:t>
+            </w:r>
+            <w:r>
+              <w:rPr>
+                <w:rFonts w:eastAsia="Calibri" w:cs="Calibri"/>
+                <w:b w:val="false"/>
+                <w:bCs w:val="false"/>
+                <w:sz w:val="18"/>
+                <w:szCs w:val="18"/>
+              </w:rPr>
+              <w:t>60</w:t>
+            </w:r>
+            <w:r>
+              <w:rPr>
+                <w:rFonts w:eastAsia="Calibri" w:cs="Calibri"/>
+                <w:b w:val="false"/>
+                <w:bCs w:val="false"/>
+                <w:sz w:val="18"/>
+                <w:szCs w:val="18"/>
+              </w:rPr>
+              <w:t xml:space="preserve"> GB</w:t>
+            </w:r>
+          </w:p>
+        </w:tc>
+        <w:tc>
+          <w:tcPr>
+            <w:tcW w:w="1898" w:type="dxa"/>
+            <w:tcBorders>
+              <w:top w:val="single" w:sz="4" w:space="0" w:color="BFBFBF"/>
+              <w:left w:val="single" w:sz="4" w:space="0" w:color="BFBFBF"/>
+              <w:bottom w:val="single" w:sz="4" w:space="0" w:color="BFBFBF"/>
+              <w:right w:val="single" w:sz="4" w:space="0" w:color="BFBFBF"/>
+            </w:tcBorders>
+            <w:tcMar>
+              <w:top w:w="40" w:type="dxa"/>
+              <w:bottom w:w="40" w:type="dxa"/>
+            </w:tcMar>
+          </w:tcPr>
+          <w:p>
+            <w:pPr>
+              <w:pStyle w:val="Normal"/>
+              <w:spacing w:before="40" w:after="40"/>
+              <w:rPr/>
+            </w:pPr>
+            <w:r>
+              <w:rPr>
+                <w:rFonts w:eastAsia="Calibri" w:cs="Calibri"/>
+                <w:b w:val="false"/>
+                <w:bCs w:val="false"/>
+                <w:sz w:val="18"/>
+                <w:szCs w:val="18"/>
+              </w:rPr>
+              <w:t>~5,</w:t>
+            </w:r>
+            <w:r>
+              <w:rPr>
+                <w:rFonts w:eastAsia="Calibri" w:cs="Calibri"/>
+                <w:b w:val="false"/>
+                <w:bCs w:val="false"/>
+                <w:sz w:val="18"/>
+                <w:szCs w:val="18"/>
+              </w:rPr>
+              <w:t>2</w:t>
+            </w:r>
+            <w:r>
+              <w:rPr>
+                <w:rFonts w:eastAsia="Calibri" w:cs="Calibri"/>
+                <w:b w:val="false"/>
+                <w:bCs w:val="false"/>
+                <w:sz w:val="18"/>
+                <w:szCs w:val="18"/>
+              </w:rPr>
+              <w:t>x</w:t>
             </w:r>
           </w:p>
         </w:tc>
@@ -3489,7 +5860,7 @@
         </w:tc>
         <w:tc>
           <w:tcPr>
-            <w:tcW w:w="1900" w:type="dxa"/>
+            <w:tcW w:w="1901" w:type="dxa"/>
             <w:tcBorders>
               <w:top w:val="single" w:sz="4" w:space="0" w:color="BFBFBF"/>
               <w:left w:val="single" w:sz="4" w:space="0" w:color="BFBFBF"/>
@@ -3521,7 +5892,7 @@
         </w:tc>
         <w:tc>
           <w:tcPr>
-            <w:tcW w:w="1899" w:type="dxa"/>
+            <w:tcW w:w="1898" w:type="dxa"/>
             <w:tcBorders>
               <w:top w:val="single" w:sz="4" w:space="0" w:color="BFBFBF"/>
               <w:left w:val="single" w:sz="4" w:space="0" w:color="BFBFBF"/>
@@ -3576,7 +5947,7 @@
           <w:sz w:val="22"/>
           <w:szCs w:val="22"/>
         </w:rPr>
-        <w:t>Genel toplamda fark yoktur çünkü envanterin %99,9'u ortak video kütlesidir. Belirleyici fark sıcak katmandadır: 1.875 GB tek makine RAM'ini aşar ve shard'lı bir arama cluster'ı gerektirir; 499 GB tek dolgun sunucuya sığar. Hibrit sistemin eklediği zengin metadata (25 GB) ile mevcut sistemin kare-vektör stratejisi (1,66 TB) arasındaki oran, tasarım felsefesinin özeti niteliğindedir.</w:t>
+        <w:t>Genel toplamda fark yoktur (envanterin %99,9'u ortak video kütlesi); belirleyici fark sıcak katmandadır: 1.875 GB tek makine RAM'ini aşar, 343 GB tek dolgun sunucuya rahatça sığar.</w:t>
       </w:r>
     </w:p>
     <w:p>
@@ -3794,7 +6165,7 @@
                 <w:sz w:val="18"/>
                 <w:szCs w:val="18"/>
               </w:rPr>
-              <w:t>Filtre sonrası ~35.000 klip (kesin arama)</w:t>
+              <w:t>Filtre sonrası küçük aday kümesi (kesin arama)</w:t>
             </w:r>
           </w:p>
         </w:tc>
@@ -3829,7 +6200,7 @@
                 <w:sz w:val="18"/>
                 <w:szCs w:val="18"/>
               </w:rPr>
-              <w:t>ANN/arama süresi</w:t>
+              <w:t>Uçtan uca tipik sorgu</w:t>
             </w:r>
           </w:p>
         </w:tc>
@@ -3861,7 +6232,7 @@
                 <w:sz w:val="18"/>
                 <w:szCs w:val="18"/>
               </w:rPr>
-              <w:t>50-300 ms (indeks tamamen RAM'de ise)</w:t>
+              <w:t>~300 ms (düşük kesinlikle)</w:t>
             </w:r>
           </w:p>
         </w:tc>
@@ -3893,7 +6264,7 @@
                 <w:sz w:val="18"/>
                 <w:szCs w:val="18"/>
               </w:rPr>
-              <w:t>10-50 ms</w:t>
+              <w:t>~300 ms (yüksek kesinlikle; darboğaz LLM ayrıştırma)</w:t>
             </w:r>
           </w:p>
         </w:tc>
@@ -3928,7 +6299,7 @@
                 <w:sz w:val="18"/>
                 <w:szCs w:val="18"/>
               </w:rPr>
-              <w:t>Uçtan uca tipik sorgu</w:t>
+              <w:t>Eşdeğer kesinlik için rerank yükü</w:t>
             </w:r>
           </w:p>
         </w:tc>
@@ -3960,7 +6331,7 @@
                 <w:sz w:val="18"/>
                 <w:szCs w:val="18"/>
               </w:rPr>
-              <w:t>~300 ms (düşük kesinlikle)</w:t>
+              <w:t>Top 500-1000 aday → 3-15 dk/sorgu</w:t>
             </w:r>
           </w:p>
         </w:tc>
@@ -3992,7 +6363,7 @@
                 <w:sz w:val="18"/>
                 <w:szCs w:val="18"/>
               </w:rPr>
-              <w:t>~300 ms (yüksek kesinlikle; darboğaz LLM ayrıştırma)</w:t>
+              <w:t>Top 10-20 aday → ~8-10 sn (opsiyonel, bu sürümde daha kritik)</w:t>
             </w:r>
           </w:p>
         </w:tc>
@@ -4027,7 +6398,7 @@
                 <w:sz w:val="18"/>
                 <w:szCs w:val="18"/>
               </w:rPr>
-              <w:t>Eşdeğer kesinlik için rerank yükü</w:t>
+              <w:t>Recall garantisi</w:t>
             </w:r>
           </w:p>
         </w:tc>
@@ -4059,7 +6430,7 @@
                 <w:sz w:val="18"/>
                 <w:szCs w:val="18"/>
               </w:rPr>
-              <w:t>Top 500-1000 aday → 3-15 dk/sorgu</w:t>
+              <w:t>~%90-95 (HNSW yaklaşıklığı)</w:t>
             </w:r>
           </w:p>
         </w:tc>
@@ -4091,7 +6462,7 @@
                 <w:sz w:val="18"/>
                 <w:szCs w:val="18"/>
               </w:rPr>
-              <w:t>Top 10-20 aday → ~8-10 sn (opsiyonel)</w:t>
+              <w:t>Filtre kümesinde %100 (kesin tarama)</w:t>
             </w:r>
           </w:p>
         </w:tc>
@@ -4126,7 +6497,7 @@
                 <w:sz w:val="18"/>
                 <w:szCs w:val="18"/>
               </w:rPr>
-              <w:t>Recall garantisi</w:t>
+              <w:t>Embedding üretim hızı (video başına)</w:t>
             </w:r>
           </w:p>
         </w:tc>
@@ -4158,7 +6529,7 @@
                 <w:sz w:val="18"/>
                 <w:szCs w:val="18"/>
               </w:rPr>
-              <w:t>~%90-95 (HNSW yaklaşıklığı)</w:t>
+              <w:t>Referans</w:t>
             </w:r>
           </w:p>
         </w:tc>
@@ -4190,38 +6561,12 @@
                 <w:sz w:val="18"/>
                 <w:szCs w:val="18"/>
               </w:rPr>
-              <w:t>Filtre kümesinde %100 (kesin tarama)</w:t>
+              <w:t>Bağımsız testte kısa klipler için ~192 ms; POC ile doğrulanmalı</w:t>
             </w:r>
           </w:p>
         </w:tc>
       </w:tr>
     </w:tbl>
-    <w:p>
-      <w:pPr>
-        <w:pStyle w:val="Normal"/>
-        <w:spacing w:before="0" w:after="120"/>
-        <w:rPr/>
-      </w:pPr>
-      <w:r>
-        <w:rPr/>
-      </w:r>
-    </w:p>
-    <w:p>
-      <w:pPr>
-        <w:pStyle w:val="Normal"/>
-        <w:spacing w:lineRule="exact" w:line="300" w:before="0" w:after="160"/>
-        <w:jc w:val="both"/>
-        <w:rPr/>
-      </w:pPr>
-      <w:r>
-        <w:rPr>
-          <w:rFonts w:eastAsia="Calibri" w:cs="Calibri"/>
-          <w:sz w:val="22"/>
-          <w:szCs w:val="22"/>
-        </w:rPr>
-        <w:t>İki sistemin "300 ms" değerleri eşdeğer değildir: mevcut sistemde kısıtları embedding ummakta, önerilen sistemde SQL garanti etmektedir. Mevcut sistemin aynı garantiye ulaşmasının tek yolu, sorgu başına maliyeti iki mertebe artıran geniş VLM rerank'idir.</w:t>
-      </w:r>
-    </w:p>
     <w:p>
       <w:pPr>
         <w:pStyle w:val="Heading2"/>
@@ -4405,7 +6750,7 @@
                 <w:sz w:val="18"/>
                 <w:szCs w:val="18"/>
               </w:rPr>
-              <w:t>~%70-85</w:t>
+              <w:t xml:space="preserve">~%40-60 (SigLIP2 proxy'sine göre, ölçülmemiş) </w:t>
             </w:r>
           </w:p>
         </w:tc>
@@ -4437,7 +6782,7 @@
                 <w:sz w:val="18"/>
                 <w:szCs w:val="18"/>
               </w:rPr>
-              <w:t>~%80-90</w:t>
+              <w:t xml:space="preserve">~%55-75 (X-CLIP ölçümüne göre) </w:t>
             </w:r>
           </w:p>
         </w:tc>
@@ -4498,13 +6843,47 @@
             </w:pPr>
             <w:r>
               <w:rPr>
-                <w:rFonts w:eastAsia="Calibri" w:cs="Calibri"/>
-                <w:b w:val="false"/>
-                <w:bCs w:val="false"/>
-                <w:sz w:val="18"/>
-                <w:szCs w:val="18"/>
-              </w:rPr>
-              <w:t>~%30-50</w:t>
+                <w:rStyle w:val="Strong"/>
+                <w:rFonts w:eastAsia="Calibri" w:cs="Calibri"/>
+                <w:b w:val="false"/>
+                <w:bCs w:val="false"/>
+                <w:sz w:val="18"/>
+                <w:szCs w:val="18"/>
+              </w:rPr>
+              <w:t>~%</w:t>
+            </w:r>
+            <w:r>
+              <w:rPr>
+                <w:rStyle w:val="Strong"/>
+                <w:rFonts w:eastAsia="Calibri" w:cs="Calibri"/>
+                <w:b w:val="false"/>
+                <w:bCs w:val="false"/>
+                <w:sz w:val="18"/>
+                <w:szCs w:val="18"/>
+              </w:rPr>
+              <w:t>3-</w:t>
+            </w:r>
+            <w:r>
+              <w:rPr>
+                <w:rStyle w:val="Strong"/>
+                <w:rFonts w:eastAsia="Calibri" w:cs="Calibri"/>
+                <w:b w:val="false"/>
+                <w:bCs w:val="false"/>
+                <w:sz w:val="18"/>
+                <w:szCs w:val="18"/>
+              </w:rPr>
+              <w:t>1</w:t>
+            </w:r>
+            <w:r>
+              <w:rPr>
+                <w:rStyle w:val="Strong"/>
+                <w:rFonts w:eastAsia="Calibri" w:cs="Calibri"/>
+                <w:b w:val="false"/>
+                <w:bCs w:val="false"/>
+                <w:sz w:val="18"/>
+                <w:szCs w:val="18"/>
+              </w:rPr>
+              <w:t>3</w:t>
             </w:r>
           </w:p>
         </w:tc>
@@ -4530,13 +6909,14 @@
             </w:pPr>
             <w:r>
               <w:rPr>
-                <w:rFonts w:eastAsia="Calibri" w:cs="Calibri"/>
-                <w:b w:val="false"/>
-                <w:bCs w:val="false"/>
-                <w:sz w:val="18"/>
-                <w:szCs w:val="18"/>
-              </w:rPr>
-              <w:t>~%80-95</w:t>
+                <w:rStyle w:val="Strong"/>
+                <w:rFonts w:eastAsia="Calibri" w:cs="Calibri"/>
+                <w:b w:val="false"/>
+                <w:bCs w:val="false"/>
+                <w:sz w:val="18"/>
+                <w:szCs w:val="18"/>
+              </w:rPr>
+              <w:t>~%55-75</w:t>
             </w:r>
           </w:p>
         </w:tc>
@@ -4635,7 +7015,7 @@
                 <w:sz w:val="18"/>
                 <w:szCs w:val="18"/>
               </w:rPr>
-              <w:t>Kesin</w:t>
+              <w:t>Kesin (telemetriden, embedding'den bağımsız)</w:t>
             </w:r>
           </w:p>
         </w:tc>
@@ -4734,7 +7114,7 @@
                 <w:sz w:val="18"/>
                 <w:szCs w:val="18"/>
               </w:rPr>
-              <w:t>Telemetriyle kesin</w:t>
+              <w:t>Telemetriyle kesin (embedding'den bağımsız)</w:t>
             </w:r>
           </w:p>
         </w:tc>
@@ -4833,7 +7213,7 @@
                 <w:sz w:val="18"/>
                 <w:szCs w:val="18"/>
               </w:rPr>
-              <w:t>Video embedding + rerank ile yakalanır</w:t>
+              <w:t>Çapraz-kare dikkatle kısmen yakalanır, rerank ile güçlendirilir</w:t>
             </w:r>
           </w:p>
         </w:tc>
@@ -4843,18 +7223,11 @@
       <w:pPr>
         <w:pStyle w:val="Normal"/>
         <w:spacing w:before="0" w:after="120"/>
-        <w:rPr/>
-      </w:pPr>
-      <w:r>
-        <w:rPr/>
-      </w:r>
-    </w:p>
-    <w:p>
-      <w:pPr>
-        <w:pStyle w:val="Normal"/>
-        <w:spacing w:lineRule="exact" w:line="300" w:before="0" w:after="160"/>
-        <w:jc w:val="both"/>
-        <w:rPr/>
+        <w:rPr>
+          <w:rFonts w:ascii="Calibri" w:hAnsi="Calibri" w:eastAsia="Calibri" w:cs="Calibri"/>
+          <w:sz w:val="22"/>
+          <w:szCs w:val="22"/>
+        </w:rPr>
       </w:pPr>
       <w:r>
         <w:rPr>
@@ -4862,7 +7235,6 @@
           <w:sz w:val="22"/>
           <w:szCs w:val="22"/>
         </w:rPr>
-        <w:t>Bileşik sorgulardaki fark çarpımsaldır: her kavramı ~%80 güvenle yakalayan bir embedding'de dört bağımsız kısıtın birlikte tutması 0,8⁴ ≈ %41'e düşer; hibritte üç kısıt deterministik olduğundan çarpım tek terime iner. Pratik karşılığı: 5 doğru klip için mevcut sistemde ~15-17, önerilen sistemde ~6 sonucun incelenmesi.</w:t>
       </w:r>
     </w:p>
     <w:p>
@@ -4873,15 +7245,7 @@
       </w:pPr>
       <w:r>
         <w:rPr/>
-        <w:t xml:space="preserve">4.4 </w:t>
-      </w:r>
-      <w:r>
-        <w:rPr/>
-        <w:t>I</w:t>
-      </w:r>
-      <w:r>
-        <w:rPr/>
-        <w:t>ngest maliyeti</w:t>
+        <w:t>4.4 Ingest maliyeti</w:t>
       </w:r>
     </w:p>
     <w:tbl>
@@ -4899,8 +7263,8 @@
       </w:tblPr>
       <w:tblGrid>
         <w:gridCol w:w="2400"/>
-        <w:gridCol w:w="3299"/>
-        <w:gridCol w:w="3301"/>
+        <w:gridCol w:w="3298"/>
+        <w:gridCol w:w="3302"/>
       </w:tblGrid>
       <w:tr>
         <w:trPr>
@@ -4937,7 +7301,7 @@
         </w:tc>
         <w:tc>
           <w:tcPr>
-            <w:tcW w:w="3299" w:type="dxa"/>
+            <w:tcW w:w="3298" w:type="dxa"/>
             <w:tcBorders>
               <w:top w:val="single" w:sz="4" w:space="0" w:color="BFBFBF"/>
               <w:left w:val="single" w:sz="4" w:space="0" w:color="BFBFBF"/>
@@ -4966,7 +7330,7 @@
         </w:tc>
         <w:tc>
           <w:tcPr>
-            <w:tcW w:w="3301" w:type="dxa"/>
+            <w:tcW w:w="3302" w:type="dxa"/>
             <w:tcBorders>
               <w:top w:val="single" w:sz="4" w:space="0" w:color="BFBFBF"/>
               <w:left w:val="single" w:sz="4" w:space="0" w:color="BFBFBF"/>
@@ -5030,65 +7394,65 @@
         </w:tc>
         <w:tc>
           <w:tcPr>
-            <w:tcW w:w="3299" w:type="dxa"/>
-            <w:tcBorders>
-              <w:top w:val="single" w:sz="4" w:space="0" w:color="BFBFBF"/>
-              <w:left w:val="single" w:sz="4" w:space="0" w:color="BFBFBF"/>
-              <w:bottom w:val="single" w:sz="4" w:space="0" w:color="BFBFBF"/>
-              <w:right w:val="single" w:sz="4" w:space="0" w:color="BFBFBF"/>
-            </w:tcBorders>
-            <w:tcMar>
-              <w:top w:w="40" w:type="dxa"/>
-              <w:bottom w:w="40" w:type="dxa"/>
-            </w:tcMar>
-          </w:tcPr>
-          <w:p>
-            <w:pPr>
-              <w:pStyle w:val="Normal"/>
-              <w:spacing w:before="40" w:after="40"/>
-              <w:rPr/>
-            </w:pPr>
-            <w:r>
-              <w:rPr>
-                <w:rFonts w:eastAsia="Calibri" w:cs="Calibri"/>
-                <w:b w:val="false"/>
-                <w:bCs w:val="false"/>
-                <w:sz w:val="18"/>
-                <w:szCs w:val="18"/>
-              </w:rPr>
-              <w:t>~7.500 GPU-saat (CLIP hafif ama 4x vektör)</w:t>
-            </w:r>
-          </w:p>
-        </w:tc>
-        <w:tc>
-          <w:tcPr>
-            <w:tcW w:w="3301" w:type="dxa"/>
-            <w:tcBorders>
-              <w:top w:val="single" w:sz="4" w:space="0" w:color="BFBFBF"/>
-              <w:left w:val="single" w:sz="4" w:space="0" w:color="BFBFBF"/>
-              <w:bottom w:val="single" w:sz="4" w:space="0" w:color="BFBFBF"/>
-              <w:right w:val="single" w:sz="4" w:space="0" w:color="BFBFBF"/>
-            </w:tcBorders>
-            <w:tcMar>
-              <w:top w:w="40" w:type="dxa"/>
-              <w:bottom w:w="40" w:type="dxa"/>
-            </w:tcMar>
-          </w:tcPr>
-          <w:p>
-            <w:pPr>
-              <w:pStyle w:val="Normal"/>
-              <w:spacing w:before="40" w:after="40"/>
-              <w:rPr/>
-            </w:pPr>
-            <w:r>
-              <w:rPr>
-                <w:rFonts w:eastAsia="Calibri" w:cs="Calibri"/>
-                <w:b w:val="false"/>
-                <w:bCs w:val="false"/>
-                <w:sz w:val="18"/>
-                <w:szCs w:val="18"/>
-              </w:rPr>
-              <w:t>~7.500 GPU-saat</w:t>
+            <w:tcW w:w="3298" w:type="dxa"/>
+            <w:tcBorders>
+              <w:top w:val="single" w:sz="4" w:space="0" w:color="BFBFBF"/>
+              <w:left w:val="single" w:sz="4" w:space="0" w:color="BFBFBF"/>
+              <w:bottom w:val="single" w:sz="4" w:space="0" w:color="BFBFBF"/>
+              <w:right w:val="single" w:sz="4" w:space="0" w:color="BFBFBF"/>
+            </w:tcBorders>
+            <w:tcMar>
+              <w:top w:w="40" w:type="dxa"/>
+              <w:bottom w:w="40" w:type="dxa"/>
+            </w:tcMar>
+          </w:tcPr>
+          <w:p>
+            <w:pPr>
+              <w:pStyle w:val="Normal"/>
+              <w:spacing w:before="40" w:after="40"/>
+              <w:rPr/>
+            </w:pPr>
+            <w:r>
+              <w:rPr>
+                <w:rFonts w:eastAsia="Calibri" w:cs="Calibri"/>
+                <w:b w:val="false"/>
+                <w:bCs w:val="false"/>
+                <w:sz w:val="18"/>
+                <w:szCs w:val="18"/>
+              </w:rPr>
+              <w:t>~7.500 GPU-saat (referans)</w:t>
+            </w:r>
+          </w:p>
+        </w:tc>
+        <w:tc>
+          <w:tcPr>
+            <w:tcW w:w="3302" w:type="dxa"/>
+            <w:tcBorders>
+              <w:top w:val="single" w:sz="4" w:space="0" w:color="BFBFBF"/>
+              <w:left w:val="single" w:sz="4" w:space="0" w:color="BFBFBF"/>
+              <w:bottom w:val="single" w:sz="4" w:space="0" w:color="BFBFBF"/>
+              <w:right w:val="single" w:sz="4" w:space="0" w:color="BFBFBF"/>
+            </w:tcBorders>
+            <w:tcMar>
+              <w:top w:w="40" w:type="dxa"/>
+              <w:bottom w:w="40" w:type="dxa"/>
+            </w:tcMar>
+          </w:tcPr>
+          <w:p>
+            <w:pPr>
+              <w:pStyle w:val="Normal"/>
+              <w:spacing w:before="40" w:after="40"/>
+              <w:rPr/>
+            </w:pPr>
+            <w:r>
+              <w:rPr>
+                <w:rFonts w:eastAsia="Calibri" w:cs="Calibri"/>
+                <w:b w:val="false"/>
+                <w:bCs w:val="false"/>
+                <w:sz w:val="18"/>
+                <w:szCs w:val="18"/>
+              </w:rPr>
+              <w:t>İlk tahmin ~7.500 GPU-saat; X-CLIP'in ölçülen hızı bunun altına inebilir, POC ile doğrulanmalı</w:t>
             </w:r>
           </w:p>
         </w:tc>
@@ -5129,7 +7493,7 @@
         </w:tc>
         <w:tc>
           <w:tcPr>
-            <w:tcW w:w="3299" w:type="dxa"/>
+            <w:tcW w:w="3298" w:type="dxa"/>
             <w:tcBorders>
               <w:top w:val="single" w:sz="4" w:space="0" w:color="BFBFBF"/>
               <w:left w:val="single" w:sz="4" w:space="0" w:color="BFBFBF"/>
@@ -5161,7 +7525,7 @@
         </w:tc>
         <w:tc>
           <w:tcPr>
-            <w:tcW w:w="3301" w:type="dxa"/>
+            <w:tcW w:w="3302" w:type="dxa"/>
             <w:tcBorders>
               <w:top w:val="single" w:sz="4" w:space="0" w:color="BFBFBF"/>
               <w:left w:val="single" w:sz="4" w:space="0" w:color="BFBFBF"/>
@@ -5222,13 +7586,13 @@
                 <w:sz w:val="18"/>
                 <w:szCs w:val="18"/>
               </w:rPr>
-              <w:t>YOLO + caption</w:t>
-            </w:r>
-          </w:p>
-        </w:tc>
-        <w:tc>
-          <w:tcPr>
-            <w:tcW w:w="3299" w:type="dxa"/>
+              <w:t>YOLO26 + caption</w:t>
+            </w:r>
+          </w:p>
+        </w:tc>
+        <w:tc>
+          <w:tcPr>
+            <w:tcW w:w="3298" w:type="dxa"/>
             <w:tcBorders>
               <w:top w:val="single" w:sz="4" w:space="0" w:color="BFBFBF"/>
               <w:left w:val="single" w:sz="4" w:space="0" w:color="BFBFBF"/>
@@ -5260,7 +7624,7 @@
         </w:tc>
         <w:tc>
           <w:tcPr>
-            <w:tcW w:w="3301" w:type="dxa"/>
+            <w:tcW w:w="3302" w:type="dxa"/>
             <w:tcBorders>
               <w:top w:val="single" w:sz="4" w:space="0" w:color="BFBFBF"/>
               <w:left w:val="single" w:sz="4" w:space="0" w:color="BFBFBF"/>
@@ -5287,105 +7651,6 @@
                 <w:szCs w:val="18"/>
               </w:rPr>
               <w:t>~2.100-2.600 GPU-saat</w:t>
-            </w:r>
-          </w:p>
-        </w:tc>
-      </w:tr>
-      <w:tr>
-        <w:trPr/>
-        <w:tc>
-          <w:tcPr>
-            <w:tcW w:w="2400" w:type="dxa"/>
-            <w:tcBorders>
-              <w:top w:val="single" w:sz="4" w:space="0" w:color="BFBFBF"/>
-              <w:left w:val="single" w:sz="4" w:space="0" w:color="BFBFBF"/>
-              <w:bottom w:val="single" w:sz="4" w:space="0" w:color="BFBFBF"/>
-              <w:right w:val="single" w:sz="4" w:space="0" w:color="BFBFBF"/>
-            </w:tcBorders>
-            <w:tcMar>
-              <w:top w:w="40" w:type="dxa"/>
-              <w:bottom w:w="40" w:type="dxa"/>
-            </w:tcMar>
-          </w:tcPr>
-          <w:p>
-            <w:pPr>
-              <w:pStyle w:val="Normal"/>
-              <w:spacing w:before="40" w:after="40"/>
-              <w:rPr/>
-            </w:pPr>
-            <w:r>
-              <w:rPr>
-                <w:rFonts w:eastAsia="Calibri" w:cs="Calibri"/>
-                <w:b w:val="false"/>
-                <w:bCs w:val="false"/>
-                <w:sz w:val="18"/>
-                <w:szCs w:val="18"/>
-              </w:rPr>
-              <w:t>Toplam</w:t>
-            </w:r>
-          </w:p>
-        </w:tc>
-        <w:tc>
-          <w:tcPr>
-            <w:tcW w:w="3299" w:type="dxa"/>
-            <w:tcBorders>
-              <w:top w:val="single" w:sz="4" w:space="0" w:color="BFBFBF"/>
-              <w:left w:val="single" w:sz="4" w:space="0" w:color="BFBFBF"/>
-              <w:bottom w:val="single" w:sz="4" w:space="0" w:color="BFBFBF"/>
-              <w:right w:val="single" w:sz="4" w:space="0" w:color="BFBFBF"/>
-            </w:tcBorders>
-            <w:tcMar>
-              <w:top w:w="40" w:type="dxa"/>
-              <w:bottom w:w="40" w:type="dxa"/>
-            </w:tcMar>
-          </w:tcPr>
-          <w:p>
-            <w:pPr>
-              <w:pStyle w:val="Normal"/>
-              <w:spacing w:before="40" w:after="40"/>
-              <w:rPr/>
-            </w:pPr>
-            <w:r>
-              <w:rPr>
-                <w:rFonts w:eastAsia="Calibri" w:cs="Calibri"/>
-                <w:b w:val="false"/>
-                <w:bCs w:val="false"/>
-                <w:sz w:val="18"/>
-                <w:szCs w:val="18"/>
-              </w:rPr>
-              <w:t>~7.500 GPU-saat</w:t>
-            </w:r>
-          </w:p>
-        </w:tc>
-        <w:tc>
-          <w:tcPr>
-            <w:tcW w:w="3301" w:type="dxa"/>
-            <w:tcBorders>
-              <w:top w:val="single" w:sz="4" w:space="0" w:color="BFBFBF"/>
-              <w:left w:val="single" w:sz="4" w:space="0" w:color="BFBFBF"/>
-              <w:bottom w:val="single" w:sz="4" w:space="0" w:color="BFBFBF"/>
-              <w:right w:val="single" w:sz="4" w:space="0" w:color="BFBFBF"/>
-            </w:tcBorders>
-            <w:tcMar>
-              <w:top w:w="40" w:type="dxa"/>
-              <w:bottom w:w="40" w:type="dxa"/>
-            </w:tcMar>
-          </w:tcPr>
-          <w:p>
-            <w:pPr>
-              <w:pStyle w:val="Normal"/>
-              <w:spacing w:before="40" w:after="40"/>
-              <w:rPr/>
-            </w:pPr>
-            <w:r>
-              <w:rPr>
-                <w:rFonts w:eastAsia="Calibri" w:cs="Calibri"/>
-                <w:b w:val="false"/>
-                <w:bCs w:val="false"/>
-                <w:sz w:val="18"/>
-                <w:szCs w:val="18"/>
-              </w:rPr>
-              <w:t>~9.500-10.000 GPU-saat (+%30, tek seferlik)</w:t>
             </w:r>
           </w:p>
         </w:tc>
@@ -5414,7 +7679,7 @@
           <w:sz w:val="22"/>
           <w:szCs w:val="22"/>
         </w:rPr>
-        <w:t>16-32 GPU ile tam arşiv backfill'i her iki sistemde de 2-4 hafta mertebesindedir. Hibrit sistemin ek %30'u, sorgu tarafındaki kalıcı kazanımların tek seferlik bedelidir ve caption oranı kısılarak ~%10'a çekilebilir.</w:t>
+        <w:t>Embedding maliyetini kesin sayıyla raporlamak, kendi donanımınızda ve kendi 8 sn'lik pencerelerinizde ölçüm yapmadan yanıltıcı olur, bağımsız testteki 192 ms rakamı 10 sn'lik kısa stok videolarla alınmıştır. Adım 0 POC'u bu rakamı da netleştirmelidir.</w:t>
       </w:r>
     </w:p>
     <w:p>
@@ -5441,7 +7706,7 @@
           <w:sz w:val="22"/>
           <w:szCs w:val="22"/>
         </w:rPr>
-        <w:t>Yeni bir kavram gerektiğinde mevcut sistemin tek yolu daha iyi modelle tüm arşivi yeniden embed etmektir (~7.500 GPU-saat). Hibrit sistemde dört maliyet sınıfı vardır: ham kolonlardan SQL türetme (1-3 saat), telemetri/dış veri yeniden işleme (~1-2 gün CPU), yeni görsel detektör backfill'i (proxy üzerinden 2-5 gün GPU) ve yalnızca model değişiminde tam yeniden embedding (haftalar). En yaygın ihtiyaçlar en ucuz sınıflara düşer; sistem videoya dokunmadan akıllanabilir.</w:t>
+        <w:t>Yeni bir kavram gerektiğinde mevcut sistemin tek yolu daha iyi modelle tüm arşivi yeniden embed etmektir. Hibrit sistemde dört maliyet sınıfı vardır: ham kolonlardan SQL türetme (1-3 saat), telemetri/dış veri yeniden işleme (~1-2 gün CPU), yeni görsel detektör backfill'i (proxy üzerinden 2-5 gün GPU) ve yalnızca model değişiminde tam yeniden embedding (haftalar).</w:t>
       </w:r>
     </w:p>
     <w:p>
@@ -5468,7 +7733,7 @@
           <w:sz w:val="22"/>
           <w:szCs w:val="22"/>
         </w:rPr>
-        <w:t>Vektörler yüksek entropili olduğundan kayıpsız sıkıştırma (%5-15) etkisizdir; gerçek kazanç kayıplı quantization merdivenindedir. Skaler kolonlar ise düşük entropilidir ve kayıpsız codec'lerle (Delta + ZSTD, LowCardinality) 20 GB → ~4 GB'a iner, bu katman her koşulda bit bit korunur.</w:t>
+        <w:t>Vektörler yüksek entropili olduğundan kayıpsız sıkıştırma (%5-15) etkisizdir; gerçek kazanç kayıplı quantization merdivenindedir. Skaler kolonlar kayıpsız codec'lerle (Delta + ZSTD, LowCardinality) 20 GB → ~4 GB'a iner, bu katman her koşulda bit bit korunur.</w:t>
       </w:r>
     </w:p>
     <w:p>
@@ -5479,7 +7744,7 @@
       </w:pPr>
       <w:r>
         <w:rPr/>
-        <w:t>5.1 Quantization merdiveni (270M vektör, hibrit)</w:t>
+        <w:t>5.1 Quantization merdiveni (270M vektör, X-CLIP 512 boyut)</w:t>
       </w:r>
     </w:p>
     <w:tbl>
@@ -5498,8 +7763,8 @@
       <w:tblGrid>
         <w:gridCol w:w="3400"/>
         <w:gridCol w:w="2000"/>
-        <w:gridCol w:w="1600"/>
-        <w:gridCol w:w="1999"/>
+        <w:gridCol w:w="1601"/>
+        <w:gridCol w:w="1998"/>
       </w:tblGrid>
       <w:tr>
         <w:trPr>
@@ -5565,7 +7830,7 @@
         </w:tc>
         <w:tc>
           <w:tcPr>
-            <w:tcW w:w="1600" w:type="dxa"/>
+            <w:tcW w:w="1601" w:type="dxa"/>
             <w:tcBorders>
               <w:top w:val="single" w:sz="4" w:space="0" w:color="BFBFBF"/>
               <w:left w:val="single" w:sz="4" w:space="0" w:color="BFBFBF"/>
@@ -5594,7 +7859,7 @@
         </w:tc>
         <w:tc>
           <w:tcPr>
-            <w:tcW w:w="1999" w:type="dxa"/>
+            <w:tcW w:w="1998" w:type="dxa"/>
             <w:tcBorders>
               <w:top w:val="single" w:sz="4" w:space="0" w:color="BFBFBF"/>
               <w:left w:val="single" w:sz="4" w:space="0" w:color="BFBFBF"/>
@@ -5652,7 +7917,7 @@
                 <w:sz w:val="18"/>
                 <w:szCs w:val="18"/>
               </w:rPr>
-              <w:t>fp16 (öneri bazı)</w:t>
+              <w:t>fp16 (X-CLIP native, referans)</w:t>
             </w:r>
           </w:p>
         </w:tc>
@@ -5684,45 +7949,45 @@
                 <w:sz w:val="18"/>
                 <w:szCs w:val="18"/>
               </w:rPr>
-              <w:t>1.536 B</w:t>
-            </w:r>
-          </w:p>
-        </w:tc>
-        <w:tc>
-          <w:tcPr>
-            <w:tcW w:w="1600" w:type="dxa"/>
-            <w:tcBorders>
-              <w:top w:val="single" w:sz="4" w:space="0" w:color="BFBFBF"/>
-              <w:left w:val="single" w:sz="4" w:space="0" w:color="BFBFBF"/>
-              <w:bottom w:val="single" w:sz="4" w:space="0" w:color="BFBFBF"/>
-              <w:right w:val="single" w:sz="4" w:space="0" w:color="BFBFBF"/>
-            </w:tcBorders>
-            <w:tcMar>
-              <w:top w:w="40" w:type="dxa"/>
-              <w:bottom w:w="40" w:type="dxa"/>
-            </w:tcMar>
-          </w:tcPr>
-          <w:p>
-            <w:pPr>
-              <w:pStyle w:val="Normal"/>
-              <w:spacing w:before="40" w:after="40"/>
-              <w:rPr/>
-            </w:pPr>
-            <w:r>
-              <w:rPr>
-                <w:rFonts w:eastAsia="Calibri" w:cs="Calibri"/>
-                <w:b w:val="false"/>
-                <w:bCs w:val="false"/>
-                <w:sz w:val="18"/>
-                <w:szCs w:val="18"/>
-              </w:rPr>
-              <w:t>415 GB</w:t>
-            </w:r>
-          </w:p>
-        </w:tc>
-        <w:tc>
-          <w:tcPr>
-            <w:tcW w:w="1999" w:type="dxa"/>
+              <w:t>1.024 B</w:t>
+            </w:r>
+          </w:p>
+        </w:tc>
+        <w:tc>
+          <w:tcPr>
+            <w:tcW w:w="1601" w:type="dxa"/>
+            <w:tcBorders>
+              <w:top w:val="single" w:sz="4" w:space="0" w:color="BFBFBF"/>
+              <w:left w:val="single" w:sz="4" w:space="0" w:color="BFBFBF"/>
+              <w:bottom w:val="single" w:sz="4" w:space="0" w:color="BFBFBF"/>
+              <w:right w:val="single" w:sz="4" w:space="0" w:color="BFBFBF"/>
+            </w:tcBorders>
+            <w:tcMar>
+              <w:top w:w="40" w:type="dxa"/>
+              <w:bottom w:w="40" w:type="dxa"/>
+            </w:tcMar>
+          </w:tcPr>
+          <w:p>
+            <w:pPr>
+              <w:pStyle w:val="Normal"/>
+              <w:spacing w:before="40" w:after="40"/>
+              <w:rPr/>
+            </w:pPr>
+            <w:r>
+              <w:rPr>
+                <w:rFonts w:eastAsia="Calibri" w:cs="Calibri"/>
+                <w:b w:val="false"/>
+                <w:bCs w:val="false"/>
+                <w:sz w:val="18"/>
+                <w:szCs w:val="18"/>
+              </w:rPr>
+              <w:t>276 GB</w:t>
+            </w:r>
+          </w:p>
+        </w:tc>
+        <w:tc>
+          <w:tcPr>
+            <w:tcW w:w="1998" w:type="dxa"/>
             <w:tcBorders>
               <w:top w:val="single" w:sz="4" w:space="0" w:color="BFBFBF"/>
               <w:left w:val="single" w:sz="4" w:space="0" w:color="BFBFBF"/>
@@ -5815,45 +8080,45 @@
                 <w:sz w:val="18"/>
                 <w:szCs w:val="18"/>
               </w:rPr>
-              <w:t>768 B</w:t>
-            </w:r>
-          </w:p>
-        </w:tc>
-        <w:tc>
-          <w:tcPr>
-            <w:tcW w:w="1600" w:type="dxa"/>
-            <w:tcBorders>
-              <w:top w:val="single" w:sz="4" w:space="0" w:color="BFBFBF"/>
-              <w:left w:val="single" w:sz="4" w:space="0" w:color="BFBFBF"/>
-              <w:bottom w:val="single" w:sz="4" w:space="0" w:color="BFBFBF"/>
-              <w:right w:val="single" w:sz="4" w:space="0" w:color="BFBFBF"/>
-            </w:tcBorders>
-            <w:tcMar>
-              <w:top w:w="40" w:type="dxa"/>
-              <w:bottom w:w="40" w:type="dxa"/>
-            </w:tcMar>
-          </w:tcPr>
-          <w:p>
-            <w:pPr>
-              <w:pStyle w:val="Normal"/>
-              <w:spacing w:before="40" w:after="40"/>
-              <w:rPr/>
-            </w:pPr>
-            <w:r>
-              <w:rPr>
-                <w:rFonts w:eastAsia="Calibri" w:cs="Calibri"/>
-                <w:b w:val="false"/>
-                <w:bCs w:val="false"/>
-                <w:sz w:val="18"/>
-                <w:szCs w:val="18"/>
-              </w:rPr>
-              <w:t>208 GB</w:t>
-            </w:r>
-          </w:p>
-        </w:tc>
-        <w:tc>
-          <w:tcPr>
-            <w:tcW w:w="1999" w:type="dxa"/>
+              <w:t>512 B</w:t>
+            </w:r>
+          </w:p>
+        </w:tc>
+        <w:tc>
+          <w:tcPr>
+            <w:tcW w:w="1601" w:type="dxa"/>
+            <w:tcBorders>
+              <w:top w:val="single" w:sz="4" w:space="0" w:color="BFBFBF"/>
+              <w:left w:val="single" w:sz="4" w:space="0" w:color="BFBFBF"/>
+              <w:bottom w:val="single" w:sz="4" w:space="0" w:color="BFBFBF"/>
+              <w:right w:val="single" w:sz="4" w:space="0" w:color="BFBFBF"/>
+            </w:tcBorders>
+            <w:tcMar>
+              <w:top w:w="40" w:type="dxa"/>
+              <w:bottom w:w="40" w:type="dxa"/>
+            </w:tcMar>
+          </w:tcPr>
+          <w:p>
+            <w:pPr>
+              <w:pStyle w:val="Normal"/>
+              <w:spacing w:before="40" w:after="40"/>
+              <w:rPr/>
+            </w:pPr>
+            <w:r>
+              <w:rPr>
+                <w:rFonts w:eastAsia="Calibri" w:cs="Calibri"/>
+                <w:b w:val="false"/>
+                <w:bCs w:val="false"/>
+                <w:sz w:val="18"/>
+                <w:szCs w:val="18"/>
+              </w:rPr>
+              <w:t>138 GB</w:t>
+            </w:r>
+          </w:p>
+        </w:tc>
+        <w:tc>
+          <w:tcPr>
+            <w:tcW w:w="1998" w:type="dxa"/>
             <w:tcBorders>
               <w:top w:val="single" w:sz="4" w:space="0" w:color="BFBFBF"/>
               <w:left w:val="single" w:sz="4" w:space="0" w:color="BFBFBF"/>
@@ -5914,7 +8179,7 @@
                 <w:sz w:val="18"/>
                 <w:szCs w:val="18"/>
               </w:rPr>
-              <w:t>Boyut indirgeme 768→256 (MRL/PCA) + fp16</w:t>
+              <w:t>Boyut indirgeme 512→256 (MRL/PCA) + fp16</w:t>
             </w:r>
           </w:p>
         </w:tc>
@@ -5952,7 +8217,7 @@
         </w:tc>
         <w:tc>
           <w:tcPr>
-            <w:tcW w:w="1600" w:type="dxa"/>
+            <w:tcW w:w="1601" w:type="dxa"/>
             <w:tcBorders>
               <w:top w:val="single" w:sz="4" w:space="0" w:color="BFBFBF"/>
               <w:left w:val="single" w:sz="4" w:space="0" w:color="BFBFBF"/>
@@ -5984,7 +8249,7 @@
         </w:tc>
         <w:tc>
           <w:tcPr>
-            <w:tcW w:w="1999" w:type="dxa"/>
+            <w:tcW w:w="1998" w:type="dxa"/>
             <w:tcBorders>
               <w:top w:val="single" w:sz="4" w:space="0" w:color="BFBFBF"/>
               <w:left w:val="single" w:sz="4" w:space="0" w:color="BFBFBF"/>
@@ -6083,7 +8348,7 @@
         </w:tc>
         <w:tc>
           <w:tcPr>
-            <w:tcW w:w="1600" w:type="dxa"/>
+            <w:tcW w:w="1601" w:type="dxa"/>
             <w:tcBorders>
               <w:top w:val="single" w:sz="4" w:space="0" w:color="BFBFBF"/>
               <w:left w:val="single" w:sz="4" w:space="0" w:color="BFBFBF"/>
@@ -6115,7 +8380,7 @@
         </w:tc>
         <w:tc>
           <w:tcPr>
-            <w:tcW w:w="1999" w:type="dxa"/>
+            <w:tcW w:w="1998" w:type="dxa"/>
             <w:tcBorders>
               <w:top w:val="single" w:sz="4" w:space="0" w:color="BFBFBF"/>
               <w:left w:val="single" w:sz="4" w:space="0" w:color="BFBFBF"/>
@@ -6208,13 +8473,13 @@
                 <w:sz w:val="18"/>
                 <w:szCs w:val="18"/>
               </w:rPr>
-              <w:t>RAM 26 GB + disk 415 GB</w:t>
-            </w:r>
-          </w:p>
-        </w:tc>
-        <w:tc>
-          <w:tcPr>
-            <w:tcW w:w="1600" w:type="dxa"/>
+              <w:t>RAM 17 GB + disk 276 GB</w:t>
+            </w:r>
+          </w:p>
+        </w:tc>
+        <w:tc>
+          <w:tcPr>
+            <w:tcW w:w="1601" w:type="dxa"/>
             <w:tcBorders>
               <w:top w:val="single" w:sz="4" w:space="0" w:color="BFBFBF"/>
               <w:left w:val="single" w:sz="4" w:space="0" w:color="BFBFBF"/>
@@ -6246,7 +8511,7 @@
         </w:tc>
         <w:tc>
           <w:tcPr>
-            <w:tcW w:w="1999" w:type="dxa"/>
+            <w:tcW w:w="1998" w:type="dxa"/>
             <w:tcBorders>
               <w:top w:val="single" w:sz="4" w:space="0" w:color="BFBFBF"/>
               <w:left w:val="single" w:sz="4" w:space="0" w:color="BFBFBF"/>
@@ -6301,7 +8566,7 @@
           <w:sz w:val="22"/>
           <w:szCs w:val="22"/>
         </w:rPr>
-        <w:t>Binary + rescoring deseni hibrit mimariyle özellikle uyumludur: SQL filtreleri aday kümesini zaten ~35 bine indirdiğinden, RAM'deki binary tarama + 1000 adayın diskten fp16 ile yeniden sıralanması hem hızlı hem isabetlidir. Tüm quantization adımları mevcut vektörlerden türetilir; videoya ve GPU'ya dokunulmaz, saatler-günler süren backfill'lerdir ve altın set regresyonuyla doğrulanmadan kalıcılaştırılmaz.</w:t>
+        <w:t>512 boyutlu vektör, 768 boyutlu InternVideo2 varsayımına göre binary+rescoring'in sıcak RAM ihtiyacını ~26 GB'den ~17 GB'a indiriyor, X-CLIP geçişinin sıkıştırma tarafındaki ek kazancı. Tüm quantization adımları mevcut vektörlerden türetilir; videoya ve GPU'ya dokunulmaz ve altın set regresyonuyla doğrulanmadan kalıcılaştırılmaz.</w:t>
       </w:r>
     </w:p>
     <w:p>
@@ -6384,7 +8649,7 @@
                 <w:sz w:val="18"/>
                 <w:szCs w:val="18"/>
               </w:rPr>
-              <w:t>Mevcut CLIP (1,08 Mr vektör)</w:t>
+              <w:t>Mevcut CLIP (1,08 Mr vektör, 768d)</w:t>
             </w:r>
           </w:p>
         </w:tc>
@@ -6413,7 +8678,7 @@
                 <w:sz w:val="18"/>
                 <w:szCs w:val="18"/>
               </w:rPr>
-              <w:t>Önerilen hibrit (270 M vektör)</w:t>
+              <w:t>Önerilen X-CLIP (270 M vektör, 512d)</w:t>
             </w:r>
           </w:p>
         </w:tc>
@@ -6512,7 +8777,7 @@
                 <w:sz w:val="18"/>
                 <w:szCs w:val="18"/>
               </w:rPr>
-              <w:t>~499 GB (tek makine)</w:t>
+              <w:t>~343 GB (tek makine)</w:t>
             </w:r>
           </w:p>
         </w:tc>
@@ -6547,7 +8812,7 @@
                 <w:sz w:val="18"/>
                 <w:szCs w:val="18"/>
               </w:rPr>
-              <w:t>int8 sonrası</w:t>
+              <w:t>int8 sonrası (yaklaşık toplam)</w:t>
             </w:r>
           </w:p>
         </w:tc>
@@ -6611,7 +8876,7 @@
                 <w:sz w:val="18"/>
                 <w:szCs w:val="18"/>
               </w:rPr>
-              <w:t>~265 GB</w:t>
+              <w:t>~190 GB</w:t>
             </w:r>
           </w:p>
         </w:tc>
@@ -6710,7 +8975,7 @@
                 <w:sz w:val="18"/>
                 <w:szCs w:val="18"/>
               </w:rPr>
-              <w:t>~33 GB (+415 GB disk)</w:t>
+              <w:t>~17 GB (+276 GB disk)</w:t>
             </w:r>
           </w:p>
         </w:tc>
@@ -6908,7 +9173,7 @@
                 <w:sz w:val="18"/>
                 <w:szCs w:val="18"/>
               </w:rPr>
-              <w:t>~%78-93</w:t>
+              <w:t>~%60-80 (bkz. 4.3 revizyon notu)</w:t>
             </w:r>
           </w:p>
         </w:tc>
@@ -6937,7 +9202,7 @@
           <w:sz w:val="22"/>
           <w:szCs w:val="22"/>
         </w:rPr>
-        <w:t>Kritik asimetri: kayıplı sıkıştırma yalnızca semantik katmanı bozar, SQL kolonları kayıpsızdır. Mevcut sistem doğruluğunun tamamını tek kırılgan katmana yasladığından sıkıştırdıkça en zayıf yerinden zayıflar; hibrit sistem yükü kayıpsız katmana yasladığından agresif sıkıştırmayı düşük bedelle satın alabilir. Sıkıştırma, iki mimari arasındaki farkı kapatan bir eşitleyici değil, büyüten bir etkendir.</w:t>
+        <w:t>Kritik asimetri değişmedi: kayıplı sıkıştırma yalnızca semantik katmanı bozar, SQL kolonları kayıpsızdır, sıkıştırmanın orantısal etkisi mevcut sistemden çok daha hafiftir, çünkü mevcut sistem doğruluğunun tamamını tek katmana yaslar, hibrit sistem yalnızca bir artık terime.</w:t>
       </w:r>
     </w:p>
     <w:p>
@@ -6948,15 +9213,7 @@
       </w:pPr>
       <w:r>
         <w:rPr/>
-        <w:t xml:space="preserve">5.3 </w:t>
-      </w:r>
-      <w:r>
-        <w:rPr/>
-        <w:t xml:space="preserve">(Opsiyonel) </w:t>
-      </w:r>
-      <w:r>
-        <w:rPr/>
-        <w:t>Video katmanı sıkıştırması (mimariden bağımsız)</w:t>
+        <w:t>5.3 Video katmanı sıkıştırması (mimariden bağımsız)</w:t>
       </w:r>
     </w:p>
     <w:p>
@@ -6972,7 +9229,7 @@
           <w:sz w:val="22"/>
           <w:szCs w:val="22"/>
         </w:rPr>
-        <w:t>Önizleme gereksinimi bulunmadığından: thumbnail katmanı kaldırılır (~1 TB), proxy 240-360p HEVC "model proxy'sine" indirilir (150 TB → 25-35 TB; yılda 2+ görsel backfill öngörülüyorsa kalıcı tutulması önerilir, aksi halde geçici üretim + JIT kesit decode'u ile sıfırlanabilir), orijinal 1,5 PB'nin tamamı soğuk/arşiv depolama sınıfına taşınır, sorgu hattı videoya dokunmadığı için analist deneyimi etkilenmez.</w:t>
+        <w:t>Önizleme gereksinimi bulunmadığından: thumbnail katmanı kaldırılır (~1 TB), proxy 240-360p HEVC "model proxy'sine" indirilir (150 TB → 25-35 TB), orijinal 1,5 PB'nin tamamı soğuk/arşiv depolama sınıfına taşınır, sorgu hattı videoya dokunmadığı için analist deneyimi etkilenmez. Bu bölüm embedding model seçiminden bağımsızdır, değişmedi.</w:t>
       </w:r>
     </w:p>
     <w:p>
@@ -6994,7 +9251,7 @@
       </w:pPr>
       <w:r>
         <w:rPr/>
-        <w:t>6.1 Mevcut sistem (kare bazlı CLIP)</w:t>
+        <w:t>6.1 Mevcut sistem (kare bazlı düz CLIP)</w:t>
       </w:r>
     </w:p>
     <w:p>
@@ -7020,7 +9277,7 @@
           <w:sz w:val="22"/>
           <w:szCs w:val="22"/>
         </w:rPr>
-        <w:t>Mimari basitlik, LLM ayrıştırıcı, alan kataloğu, telemetri hattı, terfi süreci yoktur; işletme yükü düşüktür. CLIP hafif ve hızlıdır (GPU'da 3-5 kat throughput), ekosistemi olgundur. Telemetrisi olmayan veya bozuk videolarda iki sistem fiilen eşitlenir. Statik/tek kavramlı sorgularda kabul edilebilir performans verir. Filtre çevirisi olmadığından "yanlış eşik yüzünden kalıcı kaçırma" hata modu yoktur, zayıf sonuçlar en azından listenin aşağısında görünür.</w:t>
+        <w:t>Mimari basitlik, LLM ayrıştırıcı, alan kataloğu, telemetri hattı, terfi süreci yoktur. Ekosistemi olgundur. Telemetrisi olmayan videolarda iki sistem fiilen eşitlenir. Filtre çevirisi olmadığından "yanlış eşik yüzünden kalıcı kaçırma" hata modu yoktur.</w:t>
       </w:r>
     </w:p>
     <w:p>
@@ -7046,7 +9303,7 @@
           <w:sz w:val="22"/>
           <w:szCs w:val="22"/>
         </w:rPr>
-        <w:t>Hareket kavramlarını temsil edemez (tek karede "takip" yoktur). Sayısal/eşikli sorguları hiç cevaplayamaz. Bileşik sorgularda doğruluk çarpımsal çöker (%30-50). Görsel olarak özdeş ayrımları (günbatımı/gündoğumu) yapamaz. 4x vektör hacmi sıcak katmanı çok makineli cluster'a mahkûm eder. Yeni kavram eklemenin tek yolu tam yeniden embedding'dir. Yüksek kesinlik ancak sorgu başına dakikalar süren geniş rerank ile mümkündür. Sıkıştırma toleransı düşüktür.</w:t>
+        <w:t>Hareket kavramlarını hiç temsil edemez. Sayısal/eşikli sorguları hiç cevaplayamaz. Bileşik sorgularda doğruluk çarpımsal çöker. Görsel olarak özdeş ayrımları (günbatımı/gündoğumu) yapamaz. 6x vektör hacmi sıcak katmanı çok makineli cluster'a mahkûm eder. Yeni kavram eklemenin tek yolu tam yeniden embedding'dir.</w:t>
       </w:r>
     </w:p>
     <w:p>
@@ -7057,7 +9314,7 @@
       </w:pPr>
       <w:r>
         <w:rPr/>
-        <w:t>6.2 Önerilen sistem (hibrit)</w:t>
+        <w:t>6.2 Önerilen sistem (hibrit, X-CLIP)</w:t>
       </w:r>
     </w:p>
     <w:p>
@@ -7075,7 +9332,7 @@
           <w:sz w:val="22"/>
           <w:szCs w:val="22"/>
         </w:rPr>
-        <w:t xml:space="preserve">Artıları: </w:t>
+        <w:t>Artıları:</w:t>
       </w:r>
       <w:r>
         <w:rPr>
@@ -7083,7 +9340,7 @@
           <w:sz w:val="22"/>
           <w:szCs w:val="22"/>
         </w:rPr>
-        <w:t>Bileşik sorgu doğruluğu ~2 kat; sayısal sorgular ilk kez cevaplanabilir. Sıcak katman 3,8 kat küçük, tek makinelik; sıkıştırmayla ~33 GB RAM'e iner. Kesinlik SQL garantilidir; recall filtre kümesinde %100'dür. Videoya dokunmadan evrimleşir (katalog büyümesi, terfi mekanizması); sorgu loglarıyla zamanla akıllanır. Rerank yükü iki mertebe küçüktür. Sorgu hattı video dosyalarına hiç dokunmadığından 1,5 PB soğuk depolamaya taşınabilir. Caption katmanı açıklanabilirlik sağlar. Temporal tabanlı ingest, backfill ölçeğinde dayanıklıdır.</w:t>
+        <w:t xml:space="preserve"> Sıcak katman ~5,5 kat küçük, tek makinelik; sıkıştırmayla ~17 GB RAM'e iner. Sayısal ve görsel-özdeş-ayrım sorguları embedding kalitesinden bağımsız olarak kesin kalır (telemetri kaynaklı). Videoya dokunmadan evrimleşir. Rerank yükü mevcut sisteme göre iki mertebe küçüktür. Sorgu hattı 1,5 PB'yi soğuk depolamaya taşımaya izin verir.</w:t>
       </w:r>
     </w:p>
     <w:p>
@@ -7109,17 +9366,24 @@
           <w:sz w:val="22"/>
           <w:szCs w:val="22"/>
         </w:rPr>
-        <w:t>İşletilecek bileşen sayısı fazladır (LLM ayrıştırıcı, telemetri hattı, detektörler, katalog bakımı), daha çok mühendis-saat ister. İngest ~%30 pahalıdır (tek seferlik). Telemetri kapsaması düşük videolarda filtre katmanı devre dışı kalır ve sistem standarda geriler (kapsama oranı izlenmelidir). Kendine özgü hata modu: yanlış filtre çevirisi kalıcı kaçırma üretir ("yüksek hız" = 180 km/s ise 175 km/s'lik sahne aday bile olamaz), eşiklere yumuşak pay ve düşük sonuçta otomatik filtre gevşetme ile hafifletilir, sıfırlanmaz. LLM ayrıştırıcı ek bir gecikme ve bakım kalemidir. Video-native embedding modelleri İHA dağılımında altın setle doğrulanmadan seçilmemelidir; gerekirse LoRA fine-tune bütçesi ayrılmalıdır.</w:t>
+        <w:t>Seçilen açık embedding modelinin (X-CLIP) ham semantik kalitesi kapalı API modellerinin gerisinde kalıyor (bağımsız testte NDCG@10 0,47 vs kapalı modellerde 0,75+); bu fark filtre katmanıyla büyük ölçüde telafi edilir ama sıfırlanmaz, rerank adımı bu sürümde daha kritik hale geldi. İşletilecek bileşen sayısı fazladır. Ingest ek maliyeti taşır. Telemetri kapsaması düşük videolarda filtre katmanı devre dışı kalır. Yanlış filtre çevirisi kalıcı kaçırma üretebilir, yumuşak eşiklerle hafifletilir, sıfırlanmaz. Model seçimi henüz kurumun kendi verisiyle doğrulanmamıştır (Adım 0 bekliyor).</w:t>
       </w:r>
     </w:p>
     <w:p>
       <w:pPr>
         <w:pStyle w:val="Heading1"/>
         <w:spacing w:before="360" w:after="160"/>
-        <w:rPr/>
+        <w:rPr>
+          <w:sz w:val="30"/>
+          <w:szCs w:val="30"/>
+        </w:rPr>
       </w:pPr>
       <w:r>
-        <w:rPr/>
+        <w:rPr>
+          <w:rFonts w:eastAsia="Calibri" w:cs="Calibri"/>
+          <w:sz w:val="30"/>
+          <w:szCs w:val="30"/>
+        </w:rPr>
         <w:t>7. Geçiş Planı ve Riskler</w:t>
       </w:r>
     </w:p>
@@ -7128,7 +9392,11 @@
         <w:pStyle w:val="Normal"/>
         <w:spacing w:lineRule="exact" w:line="300" w:before="0" w:after="160"/>
         <w:jc w:val="both"/>
-        <w:rPr/>
+        <w:rPr>
+          <w:rFonts w:ascii="Calibri" w:hAnsi="Calibri" w:eastAsia="Calibri" w:cs="Calibri"/>
+          <w:sz w:val="22"/>
+          <w:szCs w:val="22"/>
+        </w:rPr>
       </w:pPr>
       <w:r>
         <w:rPr>
@@ -7136,7 +9404,7 @@
           <w:sz w:val="22"/>
           <w:szCs w:val="22"/>
         </w:rPr>
-        <w:t>Vektör uzayları modeller arasında uyumsuz olduğundan mevcut CLIP vektörleri yeni indekste kullanılamaz; ancak pencere sınırları, proxy'ler, telemetri hizalaması ve ClickHouse satır iskeleti aynen korunur, geçiş, sistemi yeniden kurmak değil bir kolonu kademeli yenilemektir.</w:t>
+        <w:t>Vektör uzayları modeller arasında uyumsuz olduğundan mevcut CLIP vektörleri yeni indekste kullanılamaz; ancak pencere sınırları, proxy'ler, telemetri hizalaması ve ClickHouse satır iskeleti aynen korunur.</w:t>
       </w:r>
     </w:p>
     <w:p>
@@ -7154,7 +9422,7 @@
           <w:sz w:val="22"/>
           <w:szCs w:val="22"/>
         </w:rPr>
-        <w:t xml:space="preserve">Adım 0: Ölçüm (1-2 hafta, birkaç GPU-saat): </w:t>
+        <w:t xml:space="preserve">Adım 0: Ölçüm: </w:t>
       </w:r>
       <w:r>
         <w:rPr>
@@ -7162,7 +9430,7 @@
           <w:sz w:val="22"/>
           <w:szCs w:val="22"/>
         </w:rPr>
-        <w:t>200-500 etiketli sorgu-sonuç çiftinden oluşan altın set kurulur; CLIP ve InternVideo2 bu set üzerinde karşılaştırılır. Beklenen fark doğrulanmazsa geçiş ertelenir — tüm yatırım kararının kapısı bu ölçümdür.</w:t>
+        <w:t>200-500 etiketli sorgu-sonuç çiftinden oluşan altın set kurulur; X-CLIP (ve mümkünse InternVideo2'nin Stage-1 kontrastif kontrol noktası, VideoPrism, LanguageBind) bu set üzerinde karşılaştırılır. Bu adım artık teorik bir tavsiye değil, konuşmanın bu sürümünde bizzat gerekliliği kanıtlanmış bir zorunluluktur.</w:t>
       </w:r>
     </w:p>
     <w:p>
@@ -7188,7 +9456,7 @@
           <w:sz w:val="22"/>
           <w:szCs w:val="22"/>
         </w:rPr>
-        <w:t>Tabloya emb_iv2 kolonu ve ikinci HNSW indeksi eklenir; eski kolon yerinde kalır.</w:t>
+        <w:t>Tabloya emb_xclip (512 boyut) kolonu ve ikinci HNSW indeksi eklenir; eski kolon yerinde kalır.</w:t>
       </w:r>
     </w:p>
     <w:p>
@@ -7206,7 +9474,7 @@
           <w:sz w:val="22"/>
           <w:szCs w:val="22"/>
         </w:rPr>
-        <w:t xml:space="preserve">Adım 2: Backfill (2-4 hafta, 16-32 GPU): </w:t>
+        <w:t xml:space="preserve">Adım 2: Backfill: </w:t>
       </w:r>
       <w:r>
         <w:rPr>
@@ -7214,7 +9482,7 @@
           <w:sz w:val="22"/>
           <w:szCs w:val="22"/>
         </w:rPr>
-        <w:t>Yeni akış ilk günden yeni modelle işlenir; arşiv, en çok sorgulanan görevlerden geriye doğru doldurulur. Aynı geçişte telemetri kolonları ve terfi alanları da yazılır.</w:t>
+        <w:t>Yeni akış ilk günden yeni modelle işlenir; arşiv, en çok sorgulanan görevlerden geriye doğru doldurulur. Aynı geçişte telemetri kolonları ve YOLO26 terfi alanları da yazılır.</w:t>
       </w:r>
     </w:p>
     <w:p>
@@ -7240,7 +9508,7 @@
           <w:sz w:val="22"/>
           <w:szCs w:val="22"/>
         </w:rPr>
-        <w:t>Sorgu iki text encoder'dan geçirilir, iki küme ayrı aranır, sonuçlar reciprocal rank fusion ile birleştirilir (skorlar değil sıralamalar birleştirilir). Analist geçiş boyunca arşivin tamamını aramaya devam eder.</w:t>
+        <w:t>Sorgu iki text encoder'dan geçirilir, iki küme ayrı aranır, sonuçlar reciprocal rank fusion ile birleştirilir.</w:t>
       </w:r>
     </w:p>
     <w:p>
@@ -7266,7 +9534,7 @@
           <w:sz w:val="22"/>
           <w:szCs w:val="22"/>
         </w:rPr>
-        <w:t>Backfill ve regresyon doğrulaması sonrası CLIP kolonu düşürülür (~400 GB geri kazanılır), sorgu servisi tek modele döner.</w:t>
+        <w:t>Backfill ve regresyon doğrulaması sonrası eski CLIP kolonu düşürülür, sorgu servisi tek modele döner.</w:t>
       </w:r>
     </w:p>
     <w:p>
@@ -7274,7 +9542,11 @@
         <w:pStyle w:val="Normal"/>
         <w:spacing w:lineRule="exact" w:line="300" w:before="0" w:after="160"/>
         <w:jc w:val="both"/>
-        <w:rPr/>
+        <w:rPr>
+          <w:rFonts w:eastAsia="Calibri" w:cs="Calibri"/>
+          <w:sz w:val="22"/>
+          <w:szCs w:val="22"/>
+        </w:rPr>
       </w:pPr>
       <w:r>
         <w:rPr>
@@ -7292,7 +9564,7 @@
           <w:sz w:val="22"/>
           <w:szCs w:val="22"/>
         </w:rPr>
-        <w:t>Model uyumsuzluğu riski → Adım 0 ölçümü ve gerekirse LoRA fine-tune. Yanlış filtre çevirisi → yumuşak eşikler, otomatik gevşetme, LLM prompt'unda platform bazlı eşleme tablosu. Telemetri kapsama boşlukları → Grafana'da kapsama metriği, kapsamasız videolarda salt-semantik moda otomatik düşüş. Kayıplı sıkıştırma → her adımda altın set regresyonu şartı. Backfill kesintileri → Temporal checkpoint/heartbeat altyapısı.</w:t>
+        <w:t>Model kalite riski → Adım 0 çoklu-aday ölçümü ve gerekirse fine-tune. Yanlış filtre çevirisi → yumuşak eşikler, otomatik gevşetme. Telemetri kapsama boşlukları → Grafana'da kapsama metriği. Kayıplı sıkıştırma → her adımda altın set regresyonu şartı. Backfill kesintileri → Temporal checkpoint/heartbeat altyapısı. SGLang/vLLM ikili motor karmaşıklığı → gecikme kazancı ölçülene kadar tek motorla (vLLM) başlanabilir, SGLang'a geçiş ikinci aşamaya bırakılabilir.</w:t>
       </w:r>
     </w:p>
     <w:p>
@@ -7303,7 +9575,11 @@
       </w:pPr>
       <w:r>
         <w:rPr/>
-        <w:t>8. Sonuç</w:t>
+        <w:t>8</w:t>
+      </w:r>
+      <w:r>
+        <w:rPr/>
+        <w:t>. Sonuç</w:t>
       </w:r>
     </w:p>
     <w:p>
@@ -7319,7 +9595,7 @@
           <w:sz w:val="22"/>
           <w:szCs w:val="22"/>
         </w:rPr>
-        <w:t>Önerilen hibrit sistem, depolama toplamında mevcut sistemle eşdeğer (fark binde bir altı) kalırken sıcak arama katmanını 3,8 kat küçültmekte, bileşik sorgu doğruluğunu yaklaşık iki katına çıkarmakta, mevcut sistemin hiç cevaplayamadığı sayısal ve hareket temelli sorgu sınıflarını açmakta ve sıkıştırma ile evrim maliyetlerinde yapısal üstünlük sağlamaktadır. Bunun karşılığı tek seferlik ~%30 ingest ek maliyeti ve daha zengin bir işletme yüzeyidir. İHA arşivi gibi telemetrisi zengin ve sorguları doğası gereği bileşik ("nerede + ne zaman + ne yaparken") olan bir alanda takas net biçimde hibrit sistemin lehinedir. Geçişin altın set ölçümüyle koşullandırılmış kademeli plan üzerinden yürütülmesi önerilir.</w:t>
+        <w:t>Önerilen hibrit sistem, depolama toplamında mevcut sistemle eşdeğer kalırken sıcak arama katmanını ~5,5 kat küçültmekte, mevcut sistemin hiç cevaplayamadığı sayısal ve görsel-özdeş-ayrım sorgu sınıflarını (embedding modelinden bağımsız olarak) kesin biçimde açmakta, hareket sorgularında ise mütevazı ama yapısal bir üstünlük sağlamaktadır. X-CLIP'e geçiş depolama ve sıkıştırma rakamlarını da iyileştirmiştir; bunun karşılığında ham semantik kalitede kapalı modellere göre bir fark kabul edilmekte, bu fark rerank adımıyla hafifletilmektedir.</w:t>
       </w:r>
     </w:p>
     <w:sectPr>
@@ -7357,6 +9633,7 @@
     <w:qFormat/>
     <w:pPr>
       <w:widowControl/>
+      <w:suppressAutoHyphens w:val="true"/>
       <w:bidi w:val="0"/>
       <w:spacing w:before="0" w:after="0"/>
       <w:jc w:val="left"/>
@@ -7406,11 +9683,16 @@
     <w:name w:val="Heading 3"/>
     <w:basedOn w:val="Balk"/>
     <w:qFormat/>
-    <w:pPr/>
+    <w:pPr>
+      <w:spacing w:before="220" w:after="100"/>
+    </w:pPr>
     <w:rPr>
-      <w:color w:val="1F4D78"/>
-      <w:sz w:val="24"/>
-      <w:szCs w:val="24"/>
+      <w:rFonts w:ascii="Calibri" w:hAnsi="Calibri" w:eastAsia="Calibri" w:cs="Calibri"/>
+      <w:b/>
+      <w:bCs/>
+      <w:color w:val="3A7D93"/>
+      <w:sz w:val="23"/>
+      <w:szCs w:val="23"/>
     </w:rPr>
   </w:style>
   <w:style w:type="paragraph" w:styleId="Heading4">
@@ -7505,6 +9787,14 @@
       <w:szCs w:val="20"/>
     </w:rPr>
   </w:style>
+  <w:style w:type="character" w:styleId="Strong">
+    <w:name w:val="Strong"/>
+    <w:qFormat/>
+    <w:rPr>
+      <w:b/>
+      <w:bCs/>
+    </w:rPr>
+  </w:style>
   <w:style w:type="paragraph" w:styleId="Balk">
     <w:name w:val="Başlık"/>
     <w:basedOn w:val="Normal"/>
@@ -7578,6 +9868,7 @@
     <w:qFormat/>
     <w:pPr>
       <w:widowControl/>
+      <w:suppressAutoHyphens w:val="true"/>
       <w:bidi w:val="0"/>
       <w:spacing w:before="0" w:after="0"/>
       <w:jc w:val="left"/>
@@ -7598,6 +9889,7 @@
     <w:qFormat/>
     <w:pPr>
       <w:widowControl/>
+      <w:suppressAutoHyphens w:val="true"/>
       <w:bidi w:val="0"/>
       <w:spacing w:before="0" w:after="0"/>
       <w:jc w:val="left"/>
@@ -7639,6 +9931,26 @@
     <w:rPr>
       <w:sz w:val="20"/>
       <w:szCs w:val="20"/>
+    </w:rPr>
+  </w:style>
+  <w:style w:type="paragraph" w:styleId="StrongEmphasis1">
+    <w:name w:val="Strong Emphasis1"/>
+    <w:qFormat/>
+    <w:pPr>
+      <w:widowControl/>
+      <w:bidi w:val="0"/>
+      <w:spacing w:before="0" w:after="0"/>
+      <w:jc w:val="left"/>
+    </w:pPr>
+    <w:rPr>
+      <w:rFonts w:ascii="Calibri" w:hAnsi="Calibri" w:eastAsia="Calibri" w:cs="Calibri"/>
+      <w:b/>
+      <w:bCs/>
+      <w:color w:val="auto"/>
+      <w:kern w:val="0"/>
+      <w:sz w:val="22"/>
+      <w:szCs w:val="22"/>
+      <w:lang w:val="tr-TR" w:eastAsia="zh-CN" w:bidi="hi-IN"/>
     </w:rPr>
   </w:style>
 </w:styles>
